--- a/docs/resumenes/Normas_ElPeruano_20260930.docx
+++ b/docs/resumenes/Normas_ElPeruano_20260930.docx
@@ -4,69 +4,148 @@
   <w:body>
     <w:p>
       <w:pPr>
-        <w:pStyle w:val="Title"/>
+        <w:spacing w:before="0" w:after="40" w:line="276" w:lineRule="auto"/>
         <w:jc w:val="center"/>
       </w:pPr>
       <w:r>
-        <w:t>Resumen de Normas Legales – Diario Oficial El Peruano</w:t>
+        <w:rPr>
+          <w:rFonts w:ascii="Arial" w:hAnsi="Arial" w:eastAsia="Arial"/>
+          <w:b/>
+          <w:i w:val="0"/>
+          <w:color w:val="0A2F5C"/>
+          <w:sz w:val="36"/>
+        </w:rPr>
+        <w:t>RESUMEN DE NORMAS LEGALES</w:t>
       </w:r>
     </w:p>
     <w:p>
       <w:pPr>
+        <w:spacing w:before="0" w:after="40" w:line="276" w:lineRule="auto"/>
         <w:jc w:val="center"/>
       </w:pPr>
       <w:r>
         <w:rPr>
-          <w:b/>
+          <w:rFonts w:ascii="Arial" w:hAnsi="Arial" w:eastAsia="Arial"/>
+          <w:b w:val="0"/>
+          <w:i w:val="0"/>
+          <w:color w:val="5B6880"/>
+          <w:sz w:val="21"/>
         </w:rPr>
-        <w:t>Periodo revisado: 30/09/2026</w:t>
-        <w:br/>
-      </w:r>
-      <w:r>
-        <w:t>Generado: 26/10/2026 10:12  ·  Fuente: diariooficial.elperuano.pe</w:t>
+        <w:t>Diario Oficial El Peruano · Miércoles 30 de septiembre de 2026</w:t>
       </w:r>
     </w:p>
     <w:p>
       <w:pPr>
-        <w:pStyle w:val="Heading1"/>
+        <w:spacing w:before="0" w:after="200" w:line="276" w:lineRule="auto"/>
+        <w:pBdr>
+          <w:bottom w:val="single" w:sz="18" w:space="1" w:color="0A2F5C"/>
+        </w:pBdr>
       </w:pPr>
-      <w:r>
-        <w:t>1. Resumen ejecutivo</w:t>
-      </w:r>
-    </w:p>
-    <w:p>
-      <w:r>
-        <w:t>Se revisaron 118 normas publicadas en el periodo. 13 resultan de interés para la ATU por tratar sobre la entidad, la normatividad presupuestal o las inversiones.</w:t>
-      </w:r>
     </w:p>
     <w:tbl>
       <w:tblPr>
-        <w:tblStyle w:val="LightGrid-Accent1"/>
         <w:tblW w:type="auto" w:w="0"/>
         <w:tblLook w:firstColumn="1" w:firstRow="1" w:lastColumn="0" w:lastRow="0" w:noHBand="0" w:noVBand="1" w:val="04A0"/>
+        <w:tblBorders>
+          <w:top w:val="single" w:sz="4" w:space="0" w:color="C9D2DF"/>
+          <w:left w:val="single" w:sz="4" w:space="0" w:color="C9D2DF"/>
+          <w:bottom w:val="single" w:sz="4" w:space="0" w:color="C9D2DF"/>
+          <w:right w:val="single" w:sz="4" w:space="0" w:color="C9D2DF"/>
+          <w:insideH w:val="single" w:sz="4" w:space="0" w:color="C9D2DF"/>
+          <w:insideV w:val="single" w:sz="4" w:space="0" w:color="C9D2DF"/>
+        </w:tblBorders>
+        <w:tblLayout w:type="fixed"/>
+        <w:tblCellMar>
+          <w:top w:w="50" w:type="dxa"/>
+          <w:bottom w:w="50" w:type="dxa"/>
+          <w:left w:w="100" w:type="dxa"/>
+          <w:right w:w="100" w:type="dxa"/>
+        </w:tblCellMar>
       </w:tblPr>
       <w:tblGrid>
-        <w:gridCol w:w="4986"/>
-        <w:gridCol w:w="4986"/>
+        <w:gridCol w:w="2353"/>
+        <w:gridCol w:w="2353"/>
+        <w:gridCol w:w="2353"/>
+        <w:gridCol w:w="2353"/>
       </w:tblGrid>
       <w:tr>
         <w:tc>
           <w:tcPr>
-            <w:tcW w:type="dxa" w:w="4986"/>
+            <w:tcW w:type="dxa" w:w="2041"/>
+            <w:shd w:val="clear" w:color="auto" w:fill="F2F5FA"/>
           </w:tcPr>
           <w:p>
+            <w:pPr>
+              <w:spacing w:before="20" w:after="20" w:line="264" w:lineRule="auto"/>
+            </w:pPr>
             <w:r>
-              <w:t>Tema</w:t>
+              <w:rPr>
+                <w:rFonts w:ascii="Arial" w:hAnsi="Arial" w:eastAsia="Arial"/>
+                <w:b/>
+                <w:i w:val="0"/>
+                <w:color w:val="0A2F5C"/>
+                <w:sz w:val="17"/>
+              </w:rPr>
+              <w:t>Periodo revisado</w:t>
             </w:r>
           </w:p>
         </w:tc>
         <w:tc>
           <w:tcPr>
-            <w:tcW w:type="dxa" w:w="4986"/>
+            <w:tcW w:type="dxa" w:w="2665"/>
           </w:tcPr>
           <w:p>
+            <w:pPr>
+              <w:spacing w:before="20" w:after="20" w:line="264" w:lineRule="auto"/>
+            </w:pPr>
             <w:r>
-              <w:t>N.° de normas</w:t>
+              <w:rPr>
+                <w:rFonts w:ascii="Arial" w:hAnsi="Arial" w:eastAsia="Arial"/>
+                <w:b w:val="0"/>
+                <w:i w:val="0"/>
+                <w:sz w:val="19"/>
+              </w:rPr>
+              <w:t>30/09/2026</w:t>
+            </w:r>
+          </w:p>
+        </w:tc>
+        <w:tc>
+          <w:tcPr>
+            <w:tcW w:type="dxa" w:w="2041"/>
+            <w:shd w:val="clear" w:color="auto" w:fill="F2F5FA"/>
+          </w:tcPr>
+          <w:p>
+            <w:pPr>
+              <w:spacing w:before="20" w:after="20" w:line="264" w:lineRule="auto"/>
+            </w:pPr>
+            <w:r>
+              <w:rPr>
+                <w:rFonts w:ascii="Arial" w:hAnsi="Arial" w:eastAsia="Arial"/>
+                <w:b/>
+                <w:i w:val="0"/>
+                <w:color w:val="0A2F5C"/>
+                <w:sz w:val="17"/>
+              </w:rPr>
+              <w:t>Fecha de elaboración</w:t>
+            </w:r>
+          </w:p>
+        </w:tc>
+        <w:tc>
+          <w:tcPr>
+            <w:tcW w:type="dxa" w:w="2665"/>
+          </w:tcPr>
+          <w:p>
+            <w:pPr>
+              <w:spacing w:before="20" w:after="20" w:line="264" w:lineRule="auto"/>
+            </w:pPr>
+            <w:r>
+              <w:rPr>
+                <w:rFonts w:ascii="Arial" w:hAnsi="Arial" w:eastAsia="Arial"/>
+                <w:b w:val="0"/>
+                <w:i w:val="0"/>
+                <w:sz w:val="19"/>
+              </w:rPr>
+              <w:t>26/10/2026 17:03</w:t>
             </w:r>
           </w:p>
         </w:tc>
@@ -74,65 +153,82 @@
       <w:tr>
         <w:tc>
           <w:tcPr>
-            <w:tcW w:type="dxa" w:w="4986"/>
+            <w:tcW w:type="dxa" w:w="2041"/>
+            <w:shd w:val="clear" w:color="auto" w:fill="F2F5FA"/>
           </w:tcPr>
           <w:p>
+            <w:pPr>
+              <w:spacing w:before="20" w:after="20" w:line="264" w:lineRule="auto"/>
+            </w:pPr>
             <w:r>
-              <w:t>ATU y transporte urbano</w:t>
+              <w:rPr>
+                <w:rFonts w:ascii="Arial" w:hAnsi="Arial" w:eastAsia="Arial"/>
+                <w:b/>
+                <w:i w:val="0"/>
+                <w:color w:val="0A2F5C"/>
+                <w:sz w:val="17"/>
+              </w:rPr>
+              <w:t>Normas publicadas</w:t>
             </w:r>
           </w:p>
         </w:tc>
         <w:tc>
           <w:tcPr>
-            <w:tcW w:type="dxa" w:w="4986"/>
+            <w:tcW w:type="dxa" w:w="2665"/>
           </w:tcPr>
           <w:p>
+            <w:pPr>
+              <w:spacing w:before="20" w:after="20" w:line="264" w:lineRule="auto"/>
+            </w:pPr>
             <w:r>
-              <w:t>0</w:t>
-            </w:r>
-          </w:p>
-        </w:tc>
-      </w:tr>
-      <w:tr>
-        <w:tc>
-          <w:tcPr>
-            <w:tcW w:type="dxa" w:w="4986"/>
-          </w:tcPr>
-          <w:p>
-            <w:r>
-              <w:t>Normatividad presupuestal</w:t>
+              <w:rPr>
+                <w:rFonts w:ascii="Arial" w:hAnsi="Arial" w:eastAsia="Arial"/>
+                <w:b w:val="0"/>
+                <w:i w:val="0"/>
+                <w:sz w:val="19"/>
+              </w:rPr>
+              <w:t>118</w:t>
             </w:r>
           </w:p>
         </w:tc>
         <w:tc>
           <w:tcPr>
-            <w:tcW w:type="dxa" w:w="4986"/>
+            <w:tcW w:type="dxa" w:w="2041"/>
+            <w:shd w:val="clear" w:color="auto" w:fill="F2F5FA"/>
           </w:tcPr>
           <w:p>
+            <w:pPr>
+              <w:spacing w:before="20" w:after="20" w:line="264" w:lineRule="auto"/>
+            </w:pPr>
             <w:r>
-              <w:t>9</w:t>
-            </w:r>
-          </w:p>
-        </w:tc>
-      </w:tr>
-      <w:tr>
-        <w:tc>
-          <w:tcPr>
-            <w:tcW w:type="dxa" w:w="4986"/>
-          </w:tcPr>
-          <w:p>
-            <w:r>
-              <w:t>Inversiones</w:t>
+              <w:rPr>
+                <w:rFonts w:ascii="Arial" w:hAnsi="Arial" w:eastAsia="Arial"/>
+                <w:b/>
+                <w:i w:val="0"/>
+                <w:color w:val="0A2F5C"/>
+                <w:sz w:val="17"/>
+              </w:rPr>
+              <w:t>Normas de interés</w:t>
             </w:r>
           </w:p>
         </w:tc>
         <w:tc>
           <w:tcPr>
-            <w:tcW w:type="dxa" w:w="4986"/>
+            <w:tcW w:type="dxa" w:w="2665"/>
           </w:tcPr>
           <w:p>
+            <w:pPr>
+              <w:spacing w:before="20" w:after="20" w:line="264" w:lineRule="auto"/>
+            </w:pPr>
             <w:r>
-              <w:t>4</w:t>
+              <w:rPr>
+                <w:rFonts w:ascii="Arial" w:hAnsi="Arial" w:eastAsia="Arial"/>
+                <w:b/>
+                <w:i w:val="0"/>
+                <w:color w:val="0A2F5C"/>
+                <w:sz w:val="19"/>
+              </w:rPr>
+              <w:t>13</w:t>
             </w:r>
           </w:p>
         </w:tc>
@@ -140,112 +236,261 @@
     </w:tbl>
     <w:p>
       <w:pPr>
-        <w:pStyle w:val="Heading1"/>
+        <w:spacing w:before="280" w:after="120" w:line="276" w:lineRule="auto"/>
+        <w:keepNext/>
+        <w:pBdr>
+          <w:bottom w:val="single" w:sz="6" w:space="2" w:color="C9D2DF"/>
+        </w:pBdr>
       </w:pPr>
       <w:r>
-        <w:t>2. Normatividad presupuestal (9)</w:t>
+        <w:rPr>
+          <w:rFonts w:ascii="Arial" w:hAnsi="Arial" w:eastAsia="Arial"/>
+          <w:b/>
+          <w:i w:val="0"/>
+          <w:color w:val="0A2F5C"/>
+          <w:sz w:val="22"/>
+        </w:rPr>
+        <w:t>1. RESUMEN EJECUTIVO</w:t>
+      </w:r>
+    </w:p>
+    <w:p>
+      <w:pPr>
+        <w:spacing w:before="0" w:after="160" w:line="276" w:lineRule="auto"/>
+        <w:jc w:val="both"/>
+      </w:pPr>
+      <w:r>
+        <w:rPr>
+          <w:rFonts w:ascii="Arial" w:hAnsi="Arial" w:eastAsia="Arial"/>
+          <w:b w:val="0"/>
+          <w:i w:val="0"/>
+          <w:sz w:val="20"/>
+        </w:rPr>
+        <w:t>De las 118 normas publicadas en el periodo, 13 resultan de interés institucional: 9 de normatividad presupuestal y 4 de inversiones. No se identificaron normas que involucren a la ATU. El Cuadro 1 presenta la relación completa y la sección 2, el detalle de cada norma.</w:t>
+      </w:r>
+    </w:p>
+    <w:p>
+      <w:pPr>
+        <w:keepNext/>
+        <w:spacing w:before="80" w:after="60" w:line="276" w:lineRule="auto"/>
+      </w:pPr>
+      <w:r>
+        <w:rPr>
+          <w:rFonts w:ascii="Arial" w:hAnsi="Arial" w:eastAsia="Arial"/>
+          <w:b/>
+          <w:i w:val="0"/>
+          <w:color w:val="0A2F5C"/>
+          <w:sz w:val="18"/>
+        </w:rPr>
+        <w:t>Cuadro 1. Normas de interés identificadas</w:t>
       </w:r>
     </w:p>
     <w:tbl>
       <w:tblPr>
-        <w:tblStyle w:val="TableGrid"/>
         <w:tblW w:type="auto" w:w="0"/>
         <w:tblLook w:firstColumn="1" w:firstRow="1" w:lastColumn="0" w:lastRow="0" w:noHBand="0" w:noVBand="1" w:val="04A0"/>
+        <w:tblBorders>
+          <w:top w:val="single" w:sz="4" w:space="0" w:color="C9D2DF"/>
+          <w:left w:val="single" w:sz="4" w:space="0" w:color="C9D2DF"/>
+          <w:bottom w:val="single" w:sz="4" w:space="0" w:color="C9D2DF"/>
+          <w:right w:val="single" w:sz="4" w:space="0" w:color="C9D2DF"/>
+          <w:insideH w:val="single" w:sz="4" w:space="0" w:color="C9D2DF"/>
+          <w:insideV w:val="single" w:sz="4" w:space="0" w:color="C9D2DF"/>
+        </w:tblBorders>
+        <w:tblLayout w:type="fixed"/>
+        <w:tblCellMar>
+          <w:top w:w="50" w:type="dxa"/>
+          <w:bottom w:w="50" w:type="dxa"/>
+          <w:left w:w="100" w:type="dxa"/>
+          <w:right w:w="100" w:type="dxa"/>
+        </w:tblCellMar>
       </w:tblPr>
       <w:tblGrid>
-        <w:gridCol w:w="2493"/>
-        <w:gridCol w:w="2493"/>
-        <w:gridCol w:w="2493"/>
-        <w:gridCol w:w="2493"/>
+        <w:gridCol w:w="2353"/>
+        <w:gridCol w:w="2353"/>
+        <w:gridCol w:w="2353"/>
+        <w:gridCol w:w="2353"/>
       </w:tblGrid>
       <w:tr>
+        <w:trPr>
+          <w:cantSplit/>
+          <w:tblHeader/>
+        </w:trPr>
         <w:tc>
           <w:tcPr>
-            <w:tcW w:type="dxa" w:w="1247"/>
-            <w:shd w:val="clear" w:color="auto" w:fill="1F4E79"/>
+            <w:tcW w:type="dxa" w:w="567"/>
+            <w:shd w:val="clear" w:color="auto" w:fill="0A2F5C"/>
           </w:tcPr>
           <w:p>
+            <w:pPr>
+              <w:spacing w:before="20" w:after="20" w:line="264" w:lineRule="auto"/>
+              <w:jc w:val="center"/>
+            </w:pPr>
             <w:r>
               <w:rPr>
+                <w:rFonts w:ascii="Arial" w:hAnsi="Arial" w:eastAsia="Arial"/>
                 <w:b/>
+                <w:i w:val="0"/>
                 <w:color w:val="FFFFFF"/>
-                <w:sz w:val="18"/>
+                <w:sz w:val="17"/>
               </w:rPr>
-              <w:t>Fecha</w:t>
+              <w:t>N.°</w:t>
             </w:r>
           </w:p>
         </w:tc>
         <w:tc>
           <w:tcPr>
-            <w:tcW w:type="dxa" w:w="1984"/>
-            <w:shd w:val="clear" w:color="auto" w:fill="1F4E79"/>
+            <w:tcW w:type="dxa" w:w="2835"/>
+            <w:shd w:val="clear" w:color="auto" w:fill="0A2F5C"/>
           </w:tcPr>
           <w:p>
+            <w:pPr>
+              <w:spacing w:before="20" w:after="20" w:line="264" w:lineRule="auto"/>
+              <w:jc w:val="center"/>
+            </w:pPr>
             <w:r>
               <w:rPr>
+                <w:rFonts w:ascii="Arial" w:hAnsi="Arial" w:eastAsia="Arial"/>
                 <w:b/>
+                <w:i w:val="0"/>
                 <w:color w:val="FFFFFF"/>
-                <w:sz w:val="18"/>
+                <w:sz w:val="17"/>
               </w:rPr>
-              <w:t>Entidad</w:t>
+              <w:t>Norma y entidad emisora</w:t>
             </w:r>
           </w:p>
         </w:tc>
         <w:tc>
           <w:tcPr>
-            <w:tcW w:type="dxa" w:w="2268"/>
-            <w:shd w:val="clear" w:color="auto" w:fill="1F4E79"/>
+            <w:tcW w:type="dxa" w:w="4762"/>
+            <w:shd w:val="clear" w:color="auto" w:fill="0A2F5C"/>
           </w:tcPr>
           <w:p>
+            <w:pPr>
+              <w:spacing w:before="20" w:after="20" w:line="264" w:lineRule="auto"/>
+              <w:jc w:val="center"/>
+            </w:pPr>
             <w:r>
               <w:rPr>
+                <w:rFonts w:ascii="Arial" w:hAnsi="Arial" w:eastAsia="Arial"/>
                 <w:b/>
+                <w:i w:val="0"/>
                 <w:color w:val="FFFFFF"/>
-                <w:sz w:val="18"/>
+                <w:sz w:val="17"/>
               </w:rPr>
-              <w:t>Norma</w:t>
+              <w:t>Sumilla</w:t>
             </w:r>
           </w:p>
         </w:tc>
         <w:tc>
           <w:tcPr>
-            <w:tcW w:type="dxa" w:w="4139"/>
-            <w:shd w:val="clear" w:color="auto" w:fill="1F4E79"/>
+            <w:tcW w:type="dxa" w:w="1247"/>
+            <w:shd w:val="clear" w:color="auto" w:fill="0A2F5C"/>
           </w:tcPr>
           <w:p>
+            <w:pPr>
+              <w:spacing w:before="20" w:after="20" w:line="264" w:lineRule="auto"/>
+              <w:jc w:val="center"/>
+            </w:pPr>
             <w:r>
               <w:rPr>
+                <w:rFonts w:ascii="Arial" w:hAnsi="Arial" w:eastAsia="Arial"/>
                 <w:b/>
+                <w:i w:val="0"/>
                 <w:color w:val="FFFFFF"/>
-                <w:sz w:val="18"/>
+                <w:sz w:val="17"/>
               </w:rPr>
-              <w:t>Sumilla</w:t>
+              <w:t>Publicación</w:t>
             </w:r>
           </w:p>
         </w:tc>
       </w:tr>
       <w:tr>
+        <w:trPr>
+          <w:cantSplit/>
+        </w:trPr>
         <w:tc>
           <w:tcPr>
             <w:tcW w:type="dxa" w:w="1247"/>
+            <w:gridSpan w:val="4"/>
+            <w:shd w:val="clear" w:color="auto" w:fill="F2F5FA"/>
+            <w:tcBorders>
+              <w:left w:val="single" w:sz="30" w:space="0" w:color="EB6834"/>
+            </w:tcBorders>
           </w:tcPr>
           <w:p>
+            <w:pPr>
+              <w:spacing w:before="20" w:after="20" w:line="264" w:lineRule="auto"/>
+            </w:pPr>
             <w:r>
               <w:rPr>
+                <w:rFonts w:ascii="Arial" w:hAnsi="Arial" w:eastAsia="Arial"/>
+                <w:b/>
+                <w:i w:val="0"/>
+                <w:color w:val="0A2F5C"/>
+                <w:sz w:val="17"/>
+              </w:rPr>
+              <w:t>NORMATIVIDAD PRESUPUESTAL  (9)</w:t>
+            </w:r>
+          </w:p>
+        </w:tc>
+      </w:tr>
+      <w:tr>
+        <w:trPr>
+          <w:cantSplit/>
+        </w:trPr>
+        <w:tc>
+          <w:tcPr>
+            <w:tcW w:type="dxa" w:w="567"/>
+          </w:tcPr>
+          <w:p>
+            <w:pPr>
+              <w:spacing w:before="20" w:after="20" w:line="264" w:lineRule="auto"/>
+              <w:jc w:val="center"/>
+            </w:pPr>
+            <w:r>
+              <w:rPr>
+                <w:rFonts w:ascii="Arial" w:hAnsi="Arial" w:eastAsia="Arial"/>
+                <w:b/>
+                <w:i w:val="0"/>
+                <w:color w:val="0A2F5C"/>
                 <w:sz w:val="18"/>
               </w:rPr>
-              <w:t>30/09/2026</w:t>
+              <w:t>1</w:t>
             </w:r>
           </w:p>
         </w:tc>
         <w:tc>
           <w:tcPr>
-            <w:tcW w:type="dxa" w:w="1984"/>
+            <w:tcW w:type="dxa" w:w="2835"/>
           </w:tcPr>
           <w:p>
+            <w:pPr>
+              <w:spacing w:before="20" w:after="20" w:line="264" w:lineRule="auto"/>
+            </w:pPr>
+            <w:hyperlink r:id="rId11">
+              <w:r>
+                <w:rPr>
+                  <w:rFonts w:ascii="Arial" w:hAnsi="Arial" w:eastAsia="Arial" w:cs="Arial"/>
+                  <w:b/>
+                  <w:color w:val="0B5CAD"/>
+                  <w:sz w:val="17"/>
+                  <w:u w:val="single"/>
+                </w:rPr>
+                <w:t xml:space="preserve">RESOLUCIÓN  N° 000166-2026-PROMPERU/PE</w:t>
+              </w:r>
+            </w:hyperlink>
+          </w:p>
+          <w:p>
+            <w:pPr>
+              <w:spacing w:before="0" w:after="20" w:line="252" w:lineRule="auto"/>
+            </w:pPr>
             <w:r>
               <w:rPr>
-                <w:sz w:val="18"/>
+                <w:rFonts w:ascii="Arial" w:hAnsi="Arial" w:eastAsia="Arial"/>
+                <w:b w:val="0"/>
+                <w:i w:val="0"/>
+                <w:color w:val="5B6880"/>
+                <w:sz w:val="15"/>
               </w:rPr>
               <w:t>COMISIÓN DE PROMOCIÓN DEL PERÚ PARA LA EXPORTACIÓN Y EL TURISMO</w:t>
             </w:r>
@@ -253,32 +498,1641 @@
         </w:tc>
         <w:tc>
           <w:tcPr>
-            <w:tcW w:type="dxa" w:w="2268"/>
+            <w:tcW w:type="dxa" w:w="4762"/>
           </w:tcPr>
           <w:p>
+            <w:pPr>
+              <w:spacing w:before="20" w:after="20" w:line="264" w:lineRule="auto"/>
+            </w:pPr>
             <w:r>
               <w:rPr>
-                <w:sz w:val="18"/>
+                <w:rFonts w:ascii="Arial" w:hAnsi="Arial" w:eastAsia="Arial"/>
+                <w:b w:val="0"/>
+                <w:i w:val="0"/>
+                <w:sz w:val="17"/>
               </w:rPr>
+              <w:t>Autorizan transferencia financiera a favor del Ministerio de Vivienda Construcción y Saneamiento para financiar gastos de operación y mantenimiento del uso de instalaciones del Centro de Convenciones de Lima</w:t>
             </w:r>
-            <w:hyperlink r:id="rId9">
-              <w:r>
-                <w:rPr>
-                  <w:color w:val="0563C1"/>
-                  <w:u w:val="single"/>
-                </w:rPr>
-                <w:t>RESOLUCIÓN  N° 000166-2026-PROMPERU/PE</w:t>
-              </w:r>
-            </w:hyperlink>
           </w:p>
         </w:tc>
         <w:tc>
           <w:tcPr>
-            <w:tcW w:type="dxa" w:w="4139"/>
+            <w:tcW w:type="dxa" w:w="1247"/>
           </w:tcPr>
           <w:p>
+            <w:pPr>
+              <w:spacing w:before="20" w:after="20" w:line="264" w:lineRule="auto"/>
+              <w:jc w:val="center"/>
+            </w:pPr>
             <w:r>
               <w:rPr>
+                <w:rFonts w:ascii="Arial" w:hAnsi="Arial" w:eastAsia="Arial"/>
+                <w:b w:val="0"/>
+                <w:i w:val="0"/>
+                <w:sz w:val="17"/>
+              </w:rPr>
+              <w:t>30/09/2026</w:t>
+            </w:r>
+          </w:p>
+        </w:tc>
+      </w:tr>
+      <w:tr>
+        <w:trPr>
+          <w:cantSplit/>
+        </w:trPr>
+        <w:tc>
+          <w:tcPr>
+            <w:tcW w:type="dxa" w:w="567"/>
+          </w:tcPr>
+          <w:p>
+            <w:pPr>
+              <w:spacing w:before="20" w:after="20" w:line="264" w:lineRule="auto"/>
+              <w:jc w:val="center"/>
+            </w:pPr>
+            <w:r>
+              <w:rPr>
+                <w:rFonts w:ascii="Arial" w:hAnsi="Arial" w:eastAsia="Arial"/>
+                <w:b/>
+                <w:i w:val="0"/>
+                <w:color w:val="0A2F5C"/>
+                <w:sz w:val="18"/>
+              </w:rPr>
+              <w:t>2</w:t>
+            </w:r>
+          </w:p>
+        </w:tc>
+        <w:tc>
+          <w:tcPr>
+            <w:tcW w:type="dxa" w:w="2835"/>
+          </w:tcPr>
+          <w:p>
+            <w:pPr>
+              <w:spacing w:before="20" w:after="20" w:line="264" w:lineRule="auto"/>
+            </w:pPr>
+            <w:hyperlink r:id="rId12">
+              <w:r>
+                <w:rPr>
+                  <w:rFonts w:ascii="Arial" w:hAnsi="Arial" w:eastAsia="Arial" w:cs="Arial"/>
+                  <w:b/>
+                  <w:color w:val="0B5CAD"/>
+                  <w:sz w:val="17"/>
+                  <w:u w:val="single"/>
+                </w:rPr>
+                <w:t xml:space="preserve">RESOLUCIÓN N° 000213-2026-DV-PE</w:t>
+              </w:r>
+            </w:hyperlink>
+          </w:p>
+          <w:p>
+            <w:pPr>
+              <w:spacing w:before="0" w:after="20" w:line="252" w:lineRule="auto"/>
+            </w:pPr>
+            <w:r>
+              <w:rPr>
+                <w:rFonts w:ascii="Arial" w:hAnsi="Arial" w:eastAsia="Arial"/>
+                <w:b w:val="0"/>
+                <w:i w:val="0"/>
+                <w:color w:val="5B6880"/>
+                <w:sz w:val="15"/>
+              </w:rPr>
+              <w:t>COMISIÓN NACIONAL PARA EL DESARROLLO Y VIDA SIN DROGAS</w:t>
+            </w:r>
+          </w:p>
+        </w:tc>
+        <w:tc>
+          <w:tcPr>
+            <w:tcW w:type="dxa" w:w="4762"/>
+          </w:tcPr>
+          <w:p>
+            <w:pPr>
+              <w:spacing w:before="20" w:after="20" w:line="264" w:lineRule="auto"/>
+            </w:pPr>
+            <w:r>
+              <w:rPr>
+                <w:rFonts w:ascii="Arial" w:hAnsi="Arial" w:eastAsia="Arial"/>
+                <w:b w:val="0"/>
+                <w:i w:val="0"/>
+                <w:sz w:val="17"/>
+              </w:rPr>
+              <w:t>Autorizan transferencia financiera para financiar actividad a favor del Ejército del Perú</w:t>
+            </w:r>
+          </w:p>
+        </w:tc>
+        <w:tc>
+          <w:tcPr>
+            <w:tcW w:type="dxa" w:w="1247"/>
+          </w:tcPr>
+          <w:p>
+            <w:pPr>
+              <w:spacing w:before="20" w:after="20" w:line="264" w:lineRule="auto"/>
+              <w:jc w:val="center"/>
+            </w:pPr>
+            <w:r>
+              <w:rPr>
+                <w:rFonts w:ascii="Arial" w:hAnsi="Arial" w:eastAsia="Arial"/>
+                <w:b w:val="0"/>
+                <w:i w:val="0"/>
+                <w:sz w:val="17"/>
+              </w:rPr>
+              <w:t>30/09/2026</w:t>
+            </w:r>
+          </w:p>
+          <w:p>
+            <w:pPr>
+              <w:spacing w:before="0" w:after="0" w:line="240" w:lineRule="auto"/>
+              <w:jc w:val="center"/>
+            </w:pPr>
+            <w:r>
+              <w:rPr>
+                <w:rFonts w:ascii="Arial" w:hAnsi="Arial" w:eastAsia="Arial"/>
+                <w:b w:val="0"/>
+                <w:i w:val="0"/>
+                <w:color w:val="B42318"/>
+                <w:sz w:val="14"/>
+              </w:rPr>
+              <w:t>Edición extraordinaria</w:t>
+            </w:r>
+          </w:p>
+        </w:tc>
+      </w:tr>
+      <w:tr>
+        <w:trPr>
+          <w:cantSplit/>
+        </w:trPr>
+        <w:tc>
+          <w:tcPr>
+            <w:tcW w:type="dxa" w:w="567"/>
+          </w:tcPr>
+          <w:p>
+            <w:pPr>
+              <w:spacing w:before="20" w:after="20" w:line="264" w:lineRule="auto"/>
+              <w:jc w:val="center"/>
+            </w:pPr>
+            <w:r>
+              <w:rPr>
+                <w:rFonts w:ascii="Arial" w:hAnsi="Arial" w:eastAsia="Arial"/>
+                <w:b/>
+                <w:i w:val="0"/>
+                <w:color w:val="0A2F5C"/>
+                <w:sz w:val="18"/>
+              </w:rPr>
+              <w:t>3</w:t>
+            </w:r>
+          </w:p>
+        </w:tc>
+        <w:tc>
+          <w:tcPr>
+            <w:tcW w:type="dxa" w:w="2835"/>
+          </w:tcPr>
+          <w:p>
+            <w:pPr>
+              <w:spacing w:before="20" w:after="20" w:line="264" w:lineRule="auto"/>
+            </w:pPr>
+            <w:hyperlink r:id="rId13">
+              <w:r>
+                <w:rPr>
+                  <w:rFonts w:ascii="Arial" w:hAnsi="Arial" w:eastAsia="Arial" w:cs="Arial"/>
+                  <w:b/>
+                  <w:color w:val="0B5CAD"/>
+                  <w:sz w:val="17"/>
+                  <w:u w:val="single"/>
+                </w:rPr>
+                <w:t xml:space="preserve">RESOLUCIÓN N° 000212-2026-DV-PE</w:t>
+              </w:r>
+            </w:hyperlink>
+          </w:p>
+          <w:p>
+            <w:pPr>
+              <w:spacing w:before="0" w:after="20" w:line="252" w:lineRule="auto"/>
+            </w:pPr>
+            <w:r>
+              <w:rPr>
+                <w:rFonts w:ascii="Arial" w:hAnsi="Arial" w:eastAsia="Arial"/>
+                <w:b w:val="0"/>
+                <w:i w:val="0"/>
+                <w:color w:val="5B6880"/>
+                <w:sz w:val="15"/>
+              </w:rPr>
+              <w:t>COMISIÓN NACIONAL PARA EL DESARROLLO Y VIDA SIN DROGAS</w:t>
+            </w:r>
+          </w:p>
+        </w:tc>
+        <w:tc>
+          <w:tcPr>
+            <w:tcW w:type="dxa" w:w="4762"/>
+          </w:tcPr>
+          <w:p>
+            <w:pPr>
+              <w:spacing w:before="20" w:after="20" w:line="264" w:lineRule="auto"/>
+            </w:pPr>
+            <w:r>
+              <w:rPr>
+                <w:rFonts w:ascii="Arial" w:hAnsi="Arial" w:eastAsia="Arial"/>
+                <w:b w:val="0"/>
+                <w:i w:val="0"/>
+                <w:sz w:val="17"/>
+              </w:rPr>
+              <w:t>Autorizan transferencia financiera para financiar actividad a favor de la Comisión Nacional de Investigación y Desarrollo Aeroespacial - CONIDA</w:t>
+            </w:r>
+          </w:p>
+        </w:tc>
+        <w:tc>
+          <w:tcPr>
+            <w:tcW w:type="dxa" w:w="1247"/>
+          </w:tcPr>
+          <w:p>
+            <w:pPr>
+              <w:spacing w:before="20" w:after="20" w:line="264" w:lineRule="auto"/>
+              <w:jc w:val="center"/>
+            </w:pPr>
+            <w:r>
+              <w:rPr>
+                <w:rFonts w:ascii="Arial" w:hAnsi="Arial" w:eastAsia="Arial"/>
+                <w:b w:val="0"/>
+                <w:i w:val="0"/>
+                <w:sz w:val="17"/>
+              </w:rPr>
+              <w:t>30/09/2026</w:t>
+            </w:r>
+          </w:p>
+          <w:p>
+            <w:pPr>
+              <w:spacing w:before="0" w:after="0" w:line="240" w:lineRule="auto"/>
+              <w:jc w:val="center"/>
+            </w:pPr>
+            <w:r>
+              <w:rPr>
+                <w:rFonts w:ascii="Arial" w:hAnsi="Arial" w:eastAsia="Arial"/>
+                <w:b w:val="0"/>
+                <w:i w:val="0"/>
+                <w:color w:val="B42318"/>
+                <w:sz w:val="14"/>
+              </w:rPr>
+              <w:t>Edición extraordinaria</w:t>
+            </w:r>
+          </w:p>
+        </w:tc>
+      </w:tr>
+      <w:tr>
+        <w:trPr>
+          <w:cantSplit/>
+        </w:trPr>
+        <w:tc>
+          <w:tcPr>
+            <w:tcW w:type="dxa" w:w="567"/>
+          </w:tcPr>
+          <w:p>
+            <w:pPr>
+              <w:spacing w:before="20" w:after="20" w:line="264" w:lineRule="auto"/>
+              <w:jc w:val="center"/>
+            </w:pPr>
+            <w:r>
+              <w:rPr>
+                <w:rFonts w:ascii="Arial" w:hAnsi="Arial" w:eastAsia="Arial"/>
+                <w:b/>
+                <w:i w:val="0"/>
+                <w:color w:val="0A2F5C"/>
+                <w:sz w:val="18"/>
+              </w:rPr>
+              <w:t>4</w:t>
+            </w:r>
+          </w:p>
+        </w:tc>
+        <w:tc>
+          <w:tcPr>
+            <w:tcW w:type="dxa" w:w="2835"/>
+          </w:tcPr>
+          <w:p>
+            <w:pPr>
+              <w:spacing w:before="20" w:after="20" w:line="264" w:lineRule="auto"/>
+            </w:pPr>
+            <w:hyperlink r:id="rId14">
+              <w:r>
+                <w:rPr>
+                  <w:rFonts w:ascii="Arial" w:hAnsi="Arial" w:eastAsia="Arial" w:cs="Arial"/>
+                  <w:b/>
+                  <w:color w:val="0B5CAD"/>
+                  <w:sz w:val="17"/>
+                  <w:u w:val="single"/>
+                </w:rPr>
+                <w:t xml:space="preserve">RESOLUCIÓN  N° 000211-2026-DV-PE</w:t>
+              </w:r>
+            </w:hyperlink>
+          </w:p>
+          <w:p>
+            <w:pPr>
+              <w:spacing w:before="0" w:after="20" w:line="252" w:lineRule="auto"/>
+            </w:pPr>
+            <w:r>
+              <w:rPr>
+                <w:rFonts w:ascii="Arial" w:hAnsi="Arial" w:eastAsia="Arial"/>
+                <w:b w:val="0"/>
+                <w:i w:val="0"/>
+                <w:color w:val="5B6880"/>
+                <w:sz w:val="15"/>
+              </w:rPr>
+              <w:t>COMISIÓN NACIONAL PARA EL DESARROLLO Y VIDA SIN DROGAS</w:t>
+            </w:r>
+          </w:p>
+        </w:tc>
+        <w:tc>
+          <w:tcPr>
+            <w:tcW w:type="dxa" w:w="4762"/>
+          </w:tcPr>
+          <w:p>
+            <w:pPr>
+              <w:spacing w:before="20" w:after="20" w:line="264" w:lineRule="auto"/>
+            </w:pPr>
+            <w:r>
+              <w:rPr>
+                <w:rFonts w:ascii="Arial" w:hAnsi="Arial" w:eastAsia="Arial"/>
+                <w:b w:val="0"/>
+                <w:i w:val="0"/>
+                <w:sz w:val="17"/>
+              </w:rPr>
+              <w:t>Autorizan transferencia financiera para financiar actividad a favor de la Marina de Guerra del Perú</w:t>
+            </w:r>
+          </w:p>
+        </w:tc>
+        <w:tc>
+          <w:tcPr>
+            <w:tcW w:type="dxa" w:w="1247"/>
+          </w:tcPr>
+          <w:p>
+            <w:pPr>
+              <w:spacing w:before="20" w:after="20" w:line="264" w:lineRule="auto"/>
+              <w:jc w:val="center"/>
+            </w:pPr>
+            <w:r>
+              <w:rPr>
+                <w:rFonts w:ascii="Arial" w:hAnsi="Arial" w:eastAsia="Arial"/>
+                <w:b w:val="0"/>
+                <w:i w:val="0"/>
+                <w:sz w:val="17"/>
+              </w:rPr>
+              <w:t>30/09/2026</w:t>
+            </w:r>
+          </w:p>
+        </w:tc>
+      </w:tr>
+      <w:tr>
+        <w:trPr>
+          <w:cantSplit/>
+        </w:trPr>
+        <w:tc>
+          <w:tcPr>
+            <w:tcW w:type="dxa" w:w="567"/>
+          </w:tcPr>
+          <w:p>
+            <w:pPr>
+              <w:spacing w:before="20" w:after="20" w:line="264" w:lineRule="auto"/>
+              <w:jc w:val="center"/>
+            </w:pPr>
+            <w:r>
+              <w:rPr>
+                <w:rFonts w:ascii="Arial" w:hAnsi="Arial" w:eastAsia="Arial"/>
+                <w:b/>
+                <w:i w:val="0"/>
+                <w:color w:val="0A2F5C"/>
+                <w:sz w:val="18"/>
+              </w:rPr>
+              <w:t>5</w:t>
+            </w:r>
+          </w:p>
+        </w:tc>
+        <w:tc>
+          <w:tcPr>
+            <w:tcW w:type="dxa" w:w="2835"/>
+          </w:tcPr>
+          <w:p>
+            <w:pPr>
+              <w:spacing w:before="20" w:after="20" w:line="264" w:lineRule="auto"/>
+            </w:pPr>
+            <w:hyperlink r:id="rId15">
+              <w:r>
+                <w:rPr>
+                  <w:rFonts w:ascii="Arial" w:hAnsi="Arial" w:eastAsia="Arial" w:cs="Arial"/>
+                  <w:b/>
+                  <w:color w:val="0B5CAD"/>
+                  <w:sz w:val="17"/>
+                  <w:u w:val="single"/>
+                </w:rPr>
+                <w:t xml:space="preserve">DECRETO SUPREMO  N° 206-2026-EF</w:t>
+              </w:r>
+            </w:hyperlink>
+          </w:p>
+          <w:p>
+            <w:pPr>
+              <w:spacing w:before="0" w:after="20" w:line="252" w:lineRule="auto"/>
+            </w:pPr>
+            <w:r>
+              <w:rPr>
+                <w:rFonts w:ascii="Arial" w:hAnsi="Arial" w:eastAsia="Arial"/>
+                <w:b w:val="0"/>
+                <w:i w:val="0"/>
+                <w:color w:val="5B6880"/>
+                <w:sz w:val="15"/>
+              </w:rPr>
+              <w:t>ECONOMÍA Y FINANZAS</w:t>
+            </w:r>
+          </w:p>
+        </w:tc>
+        <w:tc>
+          <w:tcPr>
+            <w:tcW w:type="dxa" w:w="4762"/>
+          </w:tcPr>
+          <w:p>
+            <w:pPr>
+              <w:spacing w:before="20" w:after="20" w:line="264" w:lineRule="auto"/>
+            </w:pPr>
+            <w:r>
+              <w:rPr>
+                <w:rFonts w:ascii="Arial" w:hAnsi="Arial" w:eastAsia="Arial"/>
+                <w:b w:val="0"/>
+                <w:i w:val="0"/>
+                <w:sz w:val="17"/>
+              </w:rPr>
+              <w:t>Decreto Supremo que autoriza Transferencia de Partidas en el Presupuesto del Sector Público para el Año Fiscal 2026 a favor de diversos Gobiernos Regionales</w:t>
+            </w:r>
+          </w:p>
+        </w:tc>
+        <w:tc>
+          <w:tcPr>
+            <w:tcW w:type="dxa" w:w="1247"/>
+          </w:tcPr>
+          <w:p>
+            <w:pPr>
+              <w:spacing w:before="20" w:after="20" w:line="264" w:lineRule="auto"/>
+              <w:jc w:val="center"/>
+            </w:pPr>
+            <w:r>
+              <w:rPr>
+                <w:rFonts w:ascii="Arial" w:hAnsi="Arial" w:eastAsia="Arial"/>
+                <w:b w:val="0"/>
+                <w:i w:val="0"/>
+                <w:sz w:val="17"/>
+              </w:rPr>
+              <w:t>30/09/2026</w:t>
+            </w:r>
+          </w:p>
+        </w:tc>
+      </w:tr>
+      <w:tr>
+        <w:trPr>
+          <w:cantSplit/>
+        </w:trPr>
+        <w:tc>
+          <w:tcPr>
+            <w:tcW w:type="dxa" w:w="567"/>
+          </w:tcPr>
+          <w:p>
+            <w:pPr>
+              <w:spacing w:before="20" w:after="20" w:line="264" w:lineRule="auto"/>
+              <w:jc w:val="center"/>
+            </w:pPr>
+            <w:r>
+              <w:rPr>
+                <w:rFonts w:ascii="Arial" w:hAnsi="Arial" w:eastAsia="Arial"/>
+                <w:b/>
+                <w:i w:val="0"/>
+                <w:color w:val="0A2F5C"/>
+                <w:sz w:val="18"/>
+              </w:rPr>
+              <w:t>6</w:t>
+            </w:r>
+          </w:p>
+        </w:tc>
+        <w:tc>
+          <w:tcPr>
+            <w:tcW w:type="dxa" w:w="2835"/>
+          </w:tcPr>
+          <w:p>
+            <w:pPr>
+              <w:spacing w:before="20" w:after="20" w:line="264" w:lineRule="auto"/>
+            </w:pPr>
+            <w:hyperlink r:id="rId16">
+              <w:r>
+                <w:rPr>
+                  <w:rFonts w:ascii="Arial" w:hAnsi="Arial" w:eastAsia="Arial" w:cs="Arial"/>
+                  <w:b/>
+                  <w:color w:val="0B5CAD"/>
+                  <w:sz w:val="17"/>
+                  <w:u w:val="single"/>
+                </w:rPr>
+                <w:t xml:space="preserve">DECRETO SUPREMO  N° 207-2026-EF</w:t>
+              </w:r>
+            </w:hyperlink>
+          </w:p>
+          <w:p>
+            <w:pPr>
+              <w:spacing w:before="0" w:after="20" w:line="252" w:lineRule="auto"/>
+            </w:pPr>
+            <w:r>
+              <w:rPr>
+                <w:rFonts w:ascii="Arial" w:hAnsi="Arial" w:eastAsia="Arial"/>
+                <w:b w:val="0"/>
+                <w:i w:val="0"/>
+                <w:color w:val="5B6880"/>
+                <w:sz w:val="15"/>
+              </w:rPr>
+              <w:t>ECONOMÍA Y FINANZAS</w:t>
+            </w:r>
+          </w:p>
+        </w:tc>
+        <w:tc>
+          <w:tcPr>
+            <w:tcW w:type="dxa" w:w="4762"/>
+          </w:tcPr>
+          <w:p>
+            <w:pPr>
+              <w:spacing w:before="20" w:after="20" w:line="264" w:lineRule="auto"/>
+            </w:pPr>
+            <w:r>
+              <w:rPr>
+                <w:rFonts w:ascii="Arial" w:hAnsi="Arial" w:eastAsia="Arial"/>
+                <w:b w:val="0"/>
+                <w:i w:val="0"/>
+                <w:sz w:val="17"/>
+              </w:rPr>
+              <w:t>Decreto Supremo que autoriza Transferencia de Partidas en el Presupuesto del Sector Público para el Año Fiscal 2026 a favor de la Municipalidad Provincial de Carabaya</w:t>
+            </w:r>
+          </w:p>
+        </w:tc>
+        <w:tc>
+          <w:tcPr>
+            <w:tcW w:type="dxa" w:w="1247"/>
+          </w:tcPr>
+          <w:p>
+            <w:pPr>
+              <w:spacing w:before="20" w:after="20" w:line="264" w:lineRule="auto"/>
+              <w:jc w:val="center"/>
+            </w:pPr>
+            <w:r>
+              <w:rPr>
+                <w:rFonts w:ascii="Arial" w:hAnsi="Arial" w:eastAsia="Arial"/>
+                <w:b w:val="0"/>
+                <w:i w:val="0"/>
+                <w:sz w:val="17"/>
+              </w:rPr>
+              <w:t>30/09/2026</w:t>
+            </w:r>
+          </w:p>
+        </w:tc>
+      </w:tr>
+      <w:tr>
+        <w:trPr>
+          <w:cantSplit/>
+        </w:trPr>
+        <w:tc>
+          <w:tcPr>
+            <w:tcW w:type="dxa" w:w="567"/>
+          </w:tcPr>
+          <w:p>
+            <w:pPr>
+              <w:spacing w:before="20" w:after="20" w:line="264" w:lineRule="auto"/>
+              <w:jc w:val="center"/>
+            </w:pPr>
+            <w:r>
+              <w:rPr>
+                <w:rFonts w:ascii="Arial" w:hAnsi="Arial" w:eastAsia="Arial"/>
+                <w:b/>
+                <w:i w:val="0"/>
+                <w:color w:val="0A2F5C"/>
+                <w:sz w:val="18"/>
+              </w:rPr>
+              <w:t>7</w:t>
+            </w:r>
+          </w:p>
+        </w:tc>
+        <w:tc>
+          <w:tcPr>
+            <w:tcW w:type="dxa" w:w="2835"/>
+          </w:tcPr>
+          <w:p>
+            <w:pPr>
+              <w:spacing w:before="20" w:after="20" w:line="264" w:lineRule="auto"/>
+            </w:pPr>
+            <w:hyperlink r:id="rId17">
+              <w:r>
+                <w:rPr>
+                  <w:rFonts w:ascii="Arial" w:hAnsi="Arial" w:eastAsia="Arial" w:cs="Arial"/>
+                  <w:b/>
+                  <w:color w:val="0B5CAD"/>
+                  <w:sz w:val="17"/>
+                  <w:u w:val="single"/>
+                </w:rPr>
+                <w:t xml:space="preserve">DECRETO SUPREMO  N° 208-2026-EF</w:t>
+              </w:r>
+            </w:hyperlink>
+          </w:p>
+          <w:p>
+            <w:pPr>
+              <w:spacing w:before="0" w:after="20" w:line="252" w:lineRule="auto"/>
+            </w:pPr>
+            <w:r>
+              <w:rPr>
+                <w:rFonts w:ascii="Arial" w:hAnsi="Arial" w:eastAsia="Arial"/>
+                <w:b w:val="0"/>
+                <w:i w:val="0"/>
+                <w:color w:val="5B6880"/>
+                <w:sz w:val="15"/>
+              </w:rPr>
+              <w:t>ECONOMÍA Y FINANZAS</w:t>
+            </w:r>
+          </w:p>
+        </w:tc>
+        <w:tc>
+          <w:tcPr>
+            <w:tcW w:type="dxa" w:w="4762"/>
+          </w:tcPr>
+          <w:p>
+            <w:pPr>
+              <w:spacing w:before="20" w:after="20" w:line="264" w:lineRule="auto"/>
+            </w:pPr>
+            <w:r>
+              <w:rPr>
+                <w:rFonts w:ascii="Arial" w:hAnsi="Arial" w:eastAsia="Arial"/>
+                <w:b w:val="0"/>
+                <w:i w:val="0"/>
+                <w:sz w:val="17"/>
+              </w:rPr>
+              <w:t>Decreto Supremo que aprueba la formalización de los Créditos Suplementarios del Segundo Trimestre del Año Fiscal 2026 en el Presupuesto Consolidado de las empresas y organismos públicos de los gobiernos regionales y gobiernos locales</w:t>
+            </w:r>
+          </w:p>
+        </w:tc>
+        <w:tc>
+          <w:tcPr>
+            <w:tcW w:type="dxa" w:w="1247"/>
+          </w:tcPr>
+          <w:p>
+            <w:pPr>
+              <w:spacing w:before="20" w:after="20" w:line="264" w:lineRule="auto"/>
+              <w:jc w:val="center"/>
+            </w:pPr>
+            <w:r>
+              <w:rPr>
+                <w:rFonts w:ascii="Arial" w:hAnsi="Arial" w:eastAsia="Arial"/>
+                <w:b w:val="0"/>
+                <w:i w:val="0"/>
+                <w:sz w:val="17"/>
+              </w:rPr>
+              <w:t>30/09/2026</w:t>
+            </w:r>
+          </w:p>
+        </w:tc>
+      </w:tr>
+      <w:tr>
+        <w:trPr>
+          <w:cantSplit/>
+        </w:trPr>
+        <w:tc>
+          <w:tcPr>
+            <w:tcW w:type="dxa" w:w="567"/>
+          </w:tcPr>
+          <w:p>
+            <w:pPr>
+              <w:spacing w:before="20" w:after="20" w:line="264" w:lineRule="auto"/>
+              <w:jc w:val="center"/>
+            </w:pPr>
+            <w:r>
+              <w:rPr>
+                <w:rFonts w:ascii="Arial" w:hAnsi="Arial" w:eastAsia="Arial"/>
+                <w:b/>
+                <w:i w:val="0"/>
+                <w:color w:val="0A2F5C"/>
+                <w:sz w:val="18"/>
+              </w:rPr>
+              <w:t>8</w:t>
+            </w:r>
+          </w:p>
+        </w:tc>
+        <w:tc>
+          <w:tcPr>
+            <w:tcW w:type="dxa" w:w="2835"/>
+          </w:tcPr>
+          <w:p>
+            <w:pPr>
+              <w:spacing w:before="20" w:after="20" w:line="264" w:lineRule="auto"/>
+            </w:pPr>
+            <w:hyperlink r:id="rId18">
+              <w:r>
+                <w:rPr>
+                  <w:rFonts w:ascii="Arial" w:hAnsi="Arial" w:eastAsia="Arial" w:cs="Arial"/>
+                  <w:b/>
+                  <w:color w:val="0B5CAD"/>
+                  <w:sz w:val="17"/>
+                  <w:u w:val="single"/>
+                </w:rPr>
+                <w:t xml:space="preserve">DECRETO SUPREMO  N° 209-2026-EF</w:t>
+              </w:r>
+            </w:hyperlink>
+          </w:p>
+          <w:p>
+            <w:pPr>
+              <w:spacing w:before="0" w:after="20" w:line="252" w:lineRule="auto"/>
+            </w:pPr>
+            <w:r>
+              <w:rPr>
+                <w:rFonts w:ascii="Arial" w:hAnsi="Arial" w:eastAsia="Arial"/>
+                <w:b w:val="0"/>
+                <w:i w:val="0"/>
+                <w:color w:val="5B6880"/>
+                <w:sz w:val="15"/>
+              </w:rPr>
+              <w:t>ECONOMÍA Y FINANZAS</w:t>
+            </w:r>
+          </w:p>
+        </w:tc>
+        <w:tc>
+          <w:tcPr>
+            <w:tcW w:type="dxa" w:w="4762"/>
+          </w:tcPr>
+          <w:p>
+            <w:pPr>
+              <w:spacing w:before="20" w:after="20" w:line="264" w:lineRule="auto"/>
+            </w:pPr>
+            <w:r>
+              <w:rPr>
+                <w:rFonts w:ascii="Arial" w:hAnsi="Arial" w:eastAsia="Arial"/>
+                <w:b w:val="0"/>
+                <w:i w:val="0"/>
+                <w:sz w:val="17"/>
+              </w:rPr>
+              <w:t>Decreto Supremo que autoriza Transferencia de Partidas en el Presupuesto del Sector Público para el Año Fiscal 2026 a favor de la Defensoría del Pueblo</w:t>
+            </w:r>
+          </w:p>
+        </w:tc>
+        <w:tc>
+          <w:tcPr>
+            <w:tcW w:type="dxa" w:w="1247"/>
+          </w:tcPr>
+          <w:p>
+            <w:pPr>
+              <w:spacing w:before="20" w:after="20" w:line="264" w:lineRule="auto"/>
+              <w:jc w:val="center"/>
+            </w:pPr>
+            <w:r>
+              <w:rPr>
+                <w:rFonts w:ascii="Arial" w:hAnsi="Arial" w:eastAsia="Arial"/>
+                <w:b w:val="0"/>
+                <w:i w:val="0"/>
+                <w:sz w:val="17"/>
+              </w:rPr>
+              <w:t>30/09/2026</w:t>
+            </w:r>
+          </w:p>
+        </w:tc>
+      </w:tr>
+      <w:tr>
+        <w:trPr>
+          <w:cantSplit/>
+        </w:trPr>
+        <w:tc>
+          <w:tcPr>
+            <w:tcW w:type="dxa" w:w="567"/>
+          </w:tcPr>
+          <w:p>
+            <w:pPr>
+              <w:spacing w:before="20" w:after="20" w:line="264" w:lineRule="auto"/>
+              <w:jc w:val="center"/>
+            </w:pPr>
+            <w:r>
+              <w:rPr>
+                <w:rFonts w:ascii="Arial" w:hAnsi="Arial" w:eastAsia="Arial"/>
+                <w:b/>
+                <w:i w:val="0"/>
+                <w:color w:val="0A2F5C"/>
+                <w:sz w:val="18"/>
+              </w:rPr>
+              <w:t>9</w:t>
+            </w:r>
+          </w:p>
+        </w:tc>
+        <w:tc>
+          <w:tcPr>
+            <w:tcW w:type="dxa" w:w="2835"/>
+          </w:tcPr>
+          <w:p>
+            <w:pPr>
+              <w:spacing w:before="20" w:after="20" w:line="264" w:lineRule="auto"/>
+            </w:pPr>
+            <w:hyperlink r:id="rId19">
+              <w:r>
+                <w:rPr>
+                  <w:rFonts w:ascii="Arial" w:hAnsi="Arial" w:eastAsia="Arial" w:cs="Arial"/>
+                  <w:b/>
+                  <w:color w:val="0B5CAD"/>
+                  <w:sz w:val="17"/>
+                  <w:u w:val="single"/>
+                </w:rPr>
+                <w:t xml:space="preserve">ACUERDO  N° 000271-2026-GRP/CR</w:t>
+              </w:r>
+            </w:hyperlink>
+          </w:p>
+          <w:p>
+            <w:pPr>
+              <w:spacing w:before="0" w:after="20" w:line="252" w:lineRule="auto"/>
+            </w:pPr>
+            <w:r>
+              <w:rPr>
+                <w:rFonts w:ascii="Arial" w:hAnsi="Arial" w:eastAsia="Arial"/>
+                <w:b w:val="0"/>
+                <w:i w:val="0"/>
+                <w:color w:val="5B6880"/>
+                <w:sz w:val="15"/>
+              </w:rPr>
+              <w:t>GOBIERNO REGIONAL DE PUNO</w:t>
+            </w:r>
+          </w:p>
+        </w:tc>
+        <w:tc>
+          <w:tcPr>
+            <w:tcW w:type="dxa" w:w="4762"/>
+          </w:tcPr>
+          <w:p>
+            <w:pPr>
+              <w:spacing w:before="20" w:after="20" w:line="264" w:lineRule="auto"/>
+            </w:pPr>
+            <w:r>
+              <w:rPr>
+                <w:rFonts w:ascii="Arial" w:hAnsi="Arial" w:eastAsia="Arial"/>
+                <w:b w:val="0"/>
+                <w:i w:val="0"/>
+                <w:sz w:val="17"/>
+              </w:rPr>
+              <w:t>Autorizan transferencia financiera a favor de la Municipalidad Provincial de Melgar</w:t>
+            </w:r>
+          </w:p>
+        </w:tc>
+        <w:tc>
+          <w:tcPr>
+            <w:tcW w:type="dxa" w:w="1247"/>
+          </w:tcPr>
+          <w:p>
+            <w:pPr>
+              <w:spacing w:before="20" w:after="20" w:line="264" w:lineRule="auto"/>
+              <w:jc w:val="center"/>
+            </w:pPr>
+            <w:r>
+              <w:rPr>
+                <w:rFonts w:ascii="Arial" w:hAnsi="Arial" w:eastAsia="Arial"/>
+                <w:b w:val="0"/>
+                <w:i w:val="0"/>
+                <w:sz w:val="17"/>
+              </w:rPr>
+              <w:t>30/09/2026</w:t>
+            </w:r>
+          </w:p>
+        </w:tc>
+      </w:tr>
+      <w:tr>
+        <w:trPr>
+          <w:cantSplit/>
+        </w:trPr>
+        <w:tc>
+          <w:tcPr>
+            <w:tcW w:type="dxa" w:w="1247"/>
+            <w:gridSpan w:val="4"/>
+            <w:shd w:val="clear" w:color="auto" w:fill="F2F5FA"/>
+            <w:tcBorders>
+              <w:left w:val="single" w:sz="30" w:space="0" w:color="1BAF7A"/>
+            </w:tcBorders>
+          </w:tcPr>
+          <w:p>
+            <w:pPr>
+              <w:spacing w:before="20" w:after="20" w:line="264" w:lineRule="auto"/>
+            </w:pPr>
+            <w:r>
+              <w:rPr>
+                <w:rFonts w:ascii="Arial" w:hAnsi="Arial" w:eastAsia="Arial"/>
+                <w:b/>
+                <w:i w:val="0"/>
+                <w:color w:val="0A2F5C"/>
+                <w:sz w:val="17"/>
+              </w:rPr>
+              <w:t>INVERSIONES  (4)</w:t>
+            </w:r>
+          </w:p>
+        </w:tc>
+      </w:tr>
+      <w:tr>
+        <w:trPr>
+          <w:cantSplit/>
+        </w:trPr>
+        <w:tc>
+          <w:tcPr>
+            <w:tcW w:type="dxa" w:w="567"/>
+          </w:tcPr>
+          <w:p>
+            <w:pPr>
+              <w:spacing w:before="20" w:after="20" w:line="264" w:lineRule="auto"/>
+              <w:jc w:val="center"/>
+            </w:pPr>
+            <w:r>
+              <w:rPr>
+                <w:rFonts w:ascii="Arial" w:hAnsi="Arial" w:eastAsia="Arial"/>
+                <w:b/>
+                <w:i w:val="0"/>
+                <w:color w:val="0A2F5C"/>
+                <w:sz w:val="18"/>
+              </w:rPr>
+              <w:t>10</w:t>
+            </w:r>
+          </w:p>
+        </w:tc>
+        <w:tc>
+          <w:tcPr>
+            <w:tcW w:type="dxa" w:w="2835"/>
+          </w:tcPr>
+          <w:p>
+            <w:pPr>
+              <w:spacing w:before="20" w:after="20" w:line="264" w:lineRule="auto"/>
+            </w:pPr>
+            <w:hyperlink r:id="rId20">
+              <w:r>
+                <w:rPr>
+                  <w:rFonts w:ascii="Arial" w:hAnsi="Arial" w:eastAsia="Arial" w:cs="Arial"/>
+                  <w:b/>
+                  <w:color w:val="0B5CAD"/>
+                  <w:sz w:val="17"/>
+                  <w:u w:val="single"/>
+                </w:rPr>
+                <w:t xml:space="preserve">RESOLUCIÓN MINISTERIAL N° D000400-2026-MIDAGRI-DM</w:t>
+              </w:r>
+            </w:hyperlink>
+          </w:p>
+          <w:p>
+            <w:pPr>
+              <w:spacing w:before="0" w:after="20" w:line="252" w:lineRule="auto"/>
+            </w:pPr>
+            <w:r>
+              <w:rPr>
+                <w:rFonts w:ascii="Arial" w:hAnsi="Arial" w:eastAsia="Arial"/>
+                <w:b w:val="0"/>
+                <w:i w:val="0"/>
+                <w:color w:val="5B6880"/>
+                <w:sz w:val="15"/>
+              </w:rPr>
+              <w:t>DESARROLLO AGRARIO Y RIEGO</w:t>
+            </w:r>
+          </w:p>
+        </w:tc>
+        <w:tc>
+          <w:tcPr>
+            <w:tcW w:type="dxa" w:w="4762"/>
+          </w:tcPr>
+          <w:p>
+            <w:pPr>
+              <w:spacing w:before="20" w:after="20" w:line="264" w:lineRule="auto"/>
+            </w:pPr>
+            <w:r>
+              <w:rPr>
+                <w:rFonts w:ascii="Arial" w:hAnsi="Arial" w:eastAsia="Arial"/>
+                <w:b w:val="0"/>
+                <w:i w:val="0"/>
+                <w:sz w:val="17"/>
+              </w:rPr>
+              <w:t>Aprueban incorporación de tres (3) Inversiones No Programadas en la Cartera de Inversiones del Programa Multianual de Inversiones del Sector Agrario y de Riego 2026-2028</w:t>
+            </w:r>
+          </w:p>
+        </w:tc>
+        <w:tc>
+          <w:tcPr>
+            <w:tcW w:type="dxa" w:w="1247"/>
+          </w:tcPr>
+          <w:p>
+            <w:pPr>
+              <w:spacing w:before="20" w:after="20" w:line="264" w:lineRule="auto"/>
+              <w:jc w:val="center"/>
+            </w:pPr>
+            <w:r>
+              <w:rPr>
+                <w:rFonts w:ascii="Arial" w:hAnsi="Arial" w:eastAsia="Arial"/>
+                <w:b w:val="0"/>
+                <w:i w:val="0"/>
+                <w:sz w:val="17"/>
+              </w:rPr>
+              <w:t>30/09/2026</w:t>
+            </w:r>
+          </w:p>
+          <w:p>
+            <w:pPr>
+              <w:spacing w:before="0" w:after="0" w:line="240" w:lineRule="auto"/>
+              <w:jc w:val="center"/>
+            </w:pPr>
+            <w:r>
+              <w:rPr>
+                <w:rFonts w:ascii="Arial" w:hAnsi="Arial" w:eastAsia="Arial"/>
+                <w:b w:val="0"/>
+                <w:i w:val="0"/>
+                <w:color w:val="B42318"/>
+                <w:sz w:val="14"/>
+              </w:rPr>
+              <w:t>Edición extraordinaria</w:t>
+            </w:r>
+          </w:p>
+        </w:tc>
+      </w:tr>
+      <w:tr>
+        <w:trPr>
+          <w:cantSplit/>
+        </w:trPr>
+        <w:tc>
+          <w:tcPr>
+            <w:tcW w:type="dxa" w:w="567"/>
+          </w:tcPr>
+          <w:p>
+            <w:pPr>
+              <w:spacing w:before="20" w:after="20" w:line="264" w:lineRule="auto"/>
+              <w:jc w:val="center"/>
+            </w:pPr>
+            <w:r>
+              <w:rPr>
+                <w:rFonts w:ascii="Arial" w:hAnsi="Arial" w:eastAsia="Arial"/>
+                <w:b/>
+                <w:i w:val="0"/>
+                <w:color w:val="0A2F5C"/>
+                <w:sz w:val="18"/>
+              </w:rPr>
+              <w:t>11</w:t>
+            </w:r>
+          </w:p>
+        </w:tc>
+        <w:tc>
+          <w:tcPr>
+            <w:tcW w:type="dxa" w:w="2835"/>
+          </w:tcPr>
+          <w:p>
+            <w:pPr>
+              <w:spacing w:before="20" w:after="20" w:line="264" w:lineRule="auto"/>
+            </w:pPr>
+            <w:hyperlink r:id="rId21">
+              <w:r>
+                <w:rPr>
+                  <w:rFonts w:ascii="Arial" w:hAnsi="Arial" w:eastAsia="Arial" w:cs="Arial"/>
+                  <w:b/>
+                  <w:color w:val="0B5CAD"/>
+                  <w:sz w:val="17"/>
+                  <w:u w:val="single"/>
+                </w:rPr>
+                <w:t xml:space="preserve">RESOLUCIÓN MINISTERIAL N° D000401-2026-MIDAGRI-DM</w:t>
+              </w:r>
+            </w:hyperlink>
+          </w:p>
+          <w:p>
+            <w:pPr>
+              <w:spacing w:before="0" w:after="20" w:line="252" w:lineRule="auto"/>
+            </w:pPr>
+            <w:r>
+              <w:rPr>
+                <w:rFonts w:ascii="Arial" w:hAnsi="Arial" w:eastAsia="Arial"/>
+                <w:b w:val="0"/>
+                <w:i w:val="0"/>
+                <w:color w:val="5B6880"/>
+                <w:sz w:val="15"/>
+              </w:rPr>
+              <w:t>DESARROLLO AGRARIO Y RIEGO</w:t>
+            </w:r>
+          </w:p>
+        </w:tc>
+        <w:tc>
+          <w:tcPr>
+            <w:tcW w:type="dxa" w:w="4762"/>
+          </w:tcPr>
+          <w:p>
+            <w:pPr>
+              <w:spacing w:before="20" w:after="20" w:line="264" w:lineRule="auto"/>
+            </w:pPr>
+            <w:r>
+              <w:rPr>
+                <w:rFonts w:ascii="Arial" w:hAnsi="Arial" w:eastAsia="Arial"/>
+                <w:b w:val="0"/>
+                <w:i w:val="0"/>
+                <w:sz w:val="17"/>
+              </w:rPr>
+              <w:t>Aprueban incorporación de una (1) Inversión No Programada en la Cartera de Inversiones del Programa Multianual de Inversiones del Sector Agrario y de Riego 2026-2028</w:t>
+            </w:r>
+          </w:p>
+        </w:tc>
+        <w:tc>
+          <w:tcPr>
+            <w:tcW w:type="dxa" w:w="1247"/>
+          </w:tcPr>
+          <w:p>
+            <w:pPr>
+              <w:spacing w:before="20" w:after="20" w:line="264" w:lineRule="auto"/>
+              <w:jc w:val="center"/>
+            </w:pPr>
+            <w:r>
+              <w:rPr>
+                <w:rFonts w:ascii="Arial" w:hAnsi="Arial" w:eastAsia="Arial"/>
+                <w:b w:val="0"/>
+                <w:i w:val="0"/>
+                <w:sz w:val="17"/>
+              </w:rPr>
+              <w:t>30/09/2026</w:t>
+            </w:r>
+          </w:p>
+          <w:p>
+            <w:pPr>
+              <w:spacing w:before="0" w:after="0" w:line="240" w:lineRule="auto"/>
+              <w:jc w:val="center"/>
+            </w:pPr>
+            <w:r>
+              <w:rPr>
+                <w:rFonts w:ascii="Arial" w:hAnsi="Arial" w:eastAsia="Arial"/>
+                <w:b w:val="0"/>
+                <w:i w:val="0"/>
+                <w:color w:val="B42318"/>
+                <w:sz w:val="14"/>
+              </w:rPr>
+              <w:t>Edición extraordinaria</w:t>
+            </w:r>
+          </w:p>
+        </w:tc>
+      </w:tr>
+      <w:tr>
+        <w:trPr>
+          <w:cantSplit/>
+        </w:trPr>
+        <w:tc>
+          <w:tcPr>
+            <w:tcW w:type="dxa" w:w="567"/>
+          </w:tcPr>
+          <w:p>
+            <w:pPr>
+              <w:spacing w:before="20" w:after="20" w:line="264" w:lineRule="auto"/>
+              <w:jc w:val="center"/>
+            </w:pPr>
+            <w:r>
+              <w:rPr>
+                <w:rFonts w:ascii="Arial" w:hAnsi="Arial" w:eastAsia="Arial"/>
+                <w:b/>
+                <w:i w:val="0"/>
+                <w:color w:val="0A2F5C"/>
+                <w:sz w:val="18"/>
+              </w:rPr>
+              <w:t>12</w:t>
+            </w:r>
+          </w:p>
+        </w:tc>
+        <w:tc>
+          <w:tcPr>
+            <w:tcW w:type="dxa" w:w="2835"/>
+          </w:tcPr>
+          <w:p>
+            <w:pPr>
+              <w:spacing w:before="20" w:after="20" w:line="264" w:lineRule="auto"/>
+            </w:pPr>
+            <w:hyperlink r:id="rId22">
+              <w:r>
+                <w:rPr>
+                  <w:rFonts w:ascii="Arial" w:hAnsi="Arial" w:eastAsia="Arial" w:cs="Arial"/>
+                  <w:b/>
+                  <w:color w:val="0B5CAD"/>
+                  <w:sz w:val="17"/>
+                  <w:u w:val="single"/>
+                </w:rPr>
+                <w:t xml:space="preserve">RESOLUCIÓN MINISTERIAL N° 594-2026-MINEDU</w:t>
+              </w:r>
+            </w:hyperlink>
+          </w:p>
+          <w:p>
+            <w:pPr>
+              <w:spacing w:before="0" w:after="20" w:line="252" w:lineRule="auto"/>
+            </w:pPr>
+            <w:r>
+              <w:rPr>
+                <w:rFonts w:ascii="Arial" w:hAnsi="Arial" w:eastAsia="Arial"/>
+                <w:b w:val="0"/>
+                <w:i w:val="0"/>
+                <w:color w:val="5B6880"/>
+                <w:sz w:val="15"/>
+              </w:rPr>
+              <w:t>EDUCACIÓN</w:t>
+            </w:r>
+          </w:p>
+        </w:tc>
+        <w:tc>
+          <w:tcPr>
+            <w:tcW w:type="dxa" w:w="4762"/>
+          </w:tcPr>
+          <w:p>
+            <w:pPr>
+              <w:spacing w:before="20" w:after="20" w:line="264" w:lineRule="auto"/>
+            </w:pPr>
+            <w:r>
+              <w:rPr>
+                <w:rFonts w:ascii="Arial" w:hAnsi="Arial" w:eastAsia="Arial"/>
+                <w:b w:val="0"/>
+                <w:i w:val="0"/>
+                <w:sz w:val="17"/>
+              </w:rPr>
+              <w:t>Dejan sin efecto la R.M. N° 409-2026-MINEDU y aprueban la incorporación de seis (6) inversiones no programadas en la Cartera de Inversiones del Programa Multianual de Inversiones (PMI) del Sector Educación 2026-2028</w:t>
+            </w:r>
+          </w:p>
+        </w:tc>
+        <w:tc>
+          <w:tcPr>
+            <w:tcW w:type="dxa" w:w="1247"/>
+          </w:tcPr>
+          <w:p>
+            <w:pPr>
+              <w:spacing w:before="20" w:after="20" w:line="264" w:lineRule="auto"/>
+              <w:jc w:val="center"/>
+            </w:pPr>
+            <w:r>
+              <w:rPr>
+                <w:rFonts w:ascii="Arial" w:hAnsi="Arial" w:eastAsia="Arial"/>
+                <w:b w:val="0"/>
+                <w:i w:val="0"/>
+                <w:sz w:val="17"/>
+              </w:rPr>
+              <w:t>30/09/2026</w:t>
+            </w:r>
+          </w:p>
+          <w:p>
+            <w:pPr>
+              <w:spacing w:before="0" w:after="0" w:line="240" w:lineRule="auto"/>
+              <w:jc w:val="center"/>
+            </w:pPr>
+            <w:r>
+              <w:rPr>
+                <w:rFonts w:ascii="Arial" w:hAnsi="Arial" w:eastAsia="Arial"/>
+                <w:b w:val="0"/>
+                <w:i w:val="0"/>
+                <w:color w:val="B42318"/>
+                <w:sz w:val="14"/>
+              </w:rPr>
+              <w:t>Edición extraordinaria</w:t>
+            </w:r>
+          </w:p>
+        </w:tc>
+      </w:tr>
+      <w:tr>
+        <w:trPr>
+          <w:cantSplit/>
+        </w:trPr>
+        <w:tc>
+          <w:tcPr>
+            <w:tcW w:type="dxa" w:w="567"/>
+          </w:tcPr>
+          <w:p>
+            <w:pPr>
+              <w:spacing w:before="20" w:after="20" w:line="264" w:lineRule="auto"/>
+              <w:jc w:val="center"/>
+            </w:pPr>
+            <w:r>
+              <w:rPr>
+                <w:rFonts w:ascii="Arial" w:hAnsi="Arial" w:eastAsia="Arial"/>
+                <w:b/>
+                <w:i w:val="0"/>
+                <w:color w:val="0A2F5C"/>
+                <w:sz w:val="18"/>
+              </w:rPr>
+              <w:t>13</w:t>
+            </w:r>
+          </w:p>
+        </w:tc>
+        <w:tc>
+          <w:tcPr>
+            <w:tcW w:type="dxa" w:w="2835"/>
+          </w:tcPr>
+          <w:p>
+            <w:pPr>
+              <w:spacing w:before="20" w:after="20" w:line="264" w:lineRule="auto"/>
+            </w:pPr>
+            <w:hyperlink r:id="rId23">
+              <w:r>
+                <w:rPr>
+                  <w:rFonts w:ascii="Arial" w:hAnsi="Arial" w:eastAsia="Arial" w:cs="Arial"/>
+                  <w:b/>
+                  <w:color w:val="0B5CAD"/>
+                  <w:sz w:val="17"/>
+                  <w:u w:val="single"/>
+                </w:rPr>
+                <w:t xml:space="preserve">RESOLUCIÓN MINISTERIAL  N° 337-2026-PCM</w:t>
+              </w:r>
+            </w:hyperlink>
+          </w:p>
+          <w:p>
+            <w:pPr>
+              <w:spacing w:before="0" w:after="20" w:line="252" w:lineRule="auto"/>
+            </w:pPr>
+            <w:r>
+              <w:rPr>
+                <w:rFonts w:ascii="Arial" w:hAnsi="Arial" w:eastAsia="Arial"/>
+                <w:b w:val="0"/>
+                <w:i w:val="0"/>
+                <w:color w:val="5B6880"/>
+                <w:sz w:val="15"/>
+              </w:rPr>
+              <w:t>PRESIDENCIA DEL CONSEJO DE MINISTROS</w:t>
+            </w:r>
+          </w:p>
+        </w:tc>
+        <w:tc>
+          <w:tcPr>
+            <w:tcW w:type="dxa" w:w="4762"/>
+          </w:tcPr>
+          <w:p>
+            <w:pPr>
+              <w:spacing w:before="20" w:after="20" w:line="264" w:lineRule="auto"/>
+            </w:pPr>
+            <w:r>
+              <w:rPr>
+                <w:rFonts w:ascii="Arial" w:hAnsi="Arial" w:eastAsia="Arial"/>
+                <w:b w:val="0"/>
+                <w:i w:val="0"/>
+                <w:sz w:val="17"/>
+              </w:rPr>
+              <w:t>Delegan facultades y atribuciones en materia de contrataciones públicas en el Jefe de la Oficina General de Administración de la Presidencia del Consejo de Ministros</w:t>
+            </w:r>
+          </w:p>
+        </w:tc>
+        <w:tc>
+          <w:tcPr>
+            <w:tcW w:type="dxa" w:w="1247"/>
+          </w:tcPr>
+          <w:p>
+            <w:pPr>
+              <w:spacing w:before="20" w:after="20" w:line="264" w:lineRule="auto"/>
+              <w:jc w:val="center"/>
+            </w:pPr>
+            <w:r>
+              <w:rPr>
+                <w:rFonts w:ascii="Arial" w:hAnsi="Arial" w:eastAsia="Arial"/>
+                <w:b w:val="0"/>
+                <w:i w:val="0"/>
+                <w:sz w:val="17"/>
+              </w:rPr>
+              <w:t>30/09/2026</w:t>
+            </w:r>
+          </w:p>
+        </w:tc>
+      </w:tr>
+    </w:tbl>
+    <w:p>
+      <w:pPr>
+        <w:spacing w:before="280" w:after="120" w:line="276" w:lineRule="auto"/>
+        <w:keepNext/>
+        <w:pBdr>
+          <w:bottom w:val="single" w:sz="6" w:space="2" w:color="C9D2DF"/>
+        </w:pBdr>
+      </w:pPr>
+      <w:r>
+        <w:rPr>
+          <w:rFonts w:ascii="Arial" w:hAnsi="Arial" w:eastAsia="Arial"/>
+          <w:b/>
+          <w:i w:val="0"/>
+          <w:color w:val="0A2F5C"/>
+          <w:sz w:val="22"/>
+        </w:rPr>
+        <w:t>2. DETALLE DE LAS NORMAS</w:t>
+      </w:r>
+    </w:p>
+    <w:p>
+      <w:pPr>
+        <w:keepNext/>
+        <w:spacing w:before="160" w:after="80" w:line="276" w:lineRule="auto"/>
+      </w:pPr>
+      <w:r>
+        <w:rPr>
+          <w:rFonts w:ascii="Arial" w:hAnsi="Arial" w:eastAsia="Arial"/>
+          <w:b/>
+          <w:i w:val="0"/>
+          <w:color w:val="0B5CAD"/>
+          <w:sz w:val="21"/>
+        </w:rPr>
+        <w:t>2.1  Normatividad presupuestal</w:t>
+      </w:r>
+    </w:p>
+    <w:tbl>
+      <w:tblPr>
+        <w:tblW w:type="auto" w:w="0"/>
+        <w:tblLook w:firstColumn="1" w:firstRow="1" w:lastColumn="0" w:lastRow="0" w:noHBand="0" w:noVBand="1" w:val="04A0"/>
+        <w:tblBorders>
+          <w:top w:val="single" w:sz="4" w:space="0" w:color="C9D2DF"/>
+          <w:left w:val="single" w:sz="4" w:space="0" w:color="C9D2DF"/>
+          <w:bottom w:val="single" w:sz="4" w:space="0" w:color="C9D2DF"/>
+          <w:right w:val="single" w:sz="4" w:space="0" w:color="C9D2DF"/>
+          <w:insideH w:val="single" w:sz="4" w:space="0" w:color="C9D2DF"/>
+          <w:insideV w:val="single" w:sz="4" w:space="0" w:color="C9D2DF"/>
+        </w:tblBorders>
+        <w:tblLayout w:type="fixed"/>
+        <w:tblCellMar>
+          <w:top w:w="50" w:type="dxa"/>
+          <w:bottom w:w="50" w:type="dxa"/>
+          <w:left w:w="100" w:type="dxa"/>
+          <w:right w:w="100" w:type="dxa"/>
+        </w:tblCellMar>
+      </w:tblPr>
+      <w:tblGrid>
+        <w:gridCol w:w="4706"/>
+        <w:gridCol w:w="4706"/>
+      </w:tblGrid>
+      <w:tr>
+        <w:trPr>
+          <w:cantSplit/>
+        </w:trPr>
+        <w:tc>
+          <w:tcPr>
+            <w:tcW w:type="dxa" w:w="7370"/>
+            <w:gridSpan w:val="2"/>
+            <w:shd w:val="clear" w:color="auto" w:fill="E8F0FA"/>
+            <w:tcBorders>
+              <w:left w:val="single" w:sz="30" w:space="0" w:color="EB6834"/>
+            </w:tcBorders>
+          </w:tcPr>
+          <w:p>
+            <w:pPr>
+              <w:spacing w:before="20" w:after="20" w:line="264" w:lineRule="auto"/>
+            </w:pPr>
+            <w:r>
+              <w:rPr>
+                <w:rFonts w:ascii="Arial" w:hAnsi="Arial" w:eastAsia="Arial"/>
+                <w:b/>
+                <w:i w:val="0"/>
+                <w:color w:val="0A2F5C"/>
+                <w:sz w:val="19"/>
+              </w:rPr>
+              <w:t>1.  RESOLUCIÓN  N° 000166-2026-PROMPERU/PE</w:t>
+            </w:r>
+          </w:p>
+        </w:tc>
+      </w:tr>
+      <w:tr>
+        <w:trPr>
+          <w:cantSplit/>
+        </w:trPr>
+        <w:tc>
+          <w:tcPr>
+            <w:tcW w:type="dxa" w:w="2041"/>
+            <w:shd w:val="clear" w:color="auto" w:fill="F2F5FA"/>
+          </w:tcPr>
+          <w:p>
+            <w:pPr>
+              <w:spacing w:before="20" w:after="20" w:line="264" w:lineRule="auto"/>
+            </w:pPr>
+            <w:r>
+              <w:rPr>
+                <w:rFonts w:ascii="Arial" w:hAnsi="Arial" w:eastAsia="Arial"/>
+                <w:b/>
+                <w:i w:val="0"/>
+                <w:color w:val="0A2F5C"/>
+                <w:sz w:val="17"/>
+              </w:rPr>
+              <w:t>Entidad emisora</w:t>
+            </w:r>
+          </w:p>
+        </w:tc>
+        <w:tc>
+          <w:tcPr>
+            <w:tcW w:type="dxa" w:w="7370"/>
+          </w:tcPr>
+          <w:p>
+            <w:pPr>
+              <w:spacing w:before="20" w:after="20" w:line="264" w:lineRule="auto"/>
+            </w:pPr>
+            <w:r>
+              <w:rPr>
+                <w:rFonts w:ascii="Arial" w:hAnsi="Arial" w:eastAsia="Arial"/>
+                <w:b w:val="0"/>
+                <w:i w:val="0"/>
+                <w:sz w:val="18"/>
+              </w:rPr>
+              <w:t>COMISIÓN DE PROMOCIÓN DEL PERÚ PARA LA EXPORTACIÓN Y EL TURISMO</w:t>
+            </w:r>
+          </w:p>
+        </w:tc>
+      </w:tr>
+      <w:tr>
+        <w:trPr>
+          <w:cantSplit/>
+        </w:trPr>
+        <w:tc>
+          <w:tcPr>
+            <w:tcW w:type="dxa" w:w="2041"/>
+            <w:shd w:val="clear" w:color="auto" w:fill="F2F5FA"/>
+          </w:tcPr>
+          <w:p>
+            <w:pPr>
+              <w:spacing w:before="20" w:after="20" w:line="264" w:lineRule="auto"/>
+            </w:pPr>
+            <w:r>
+              <w:rPr>
+                <w:rFonts w:ascii="Arial" w:hAnsi="Arial" w:eastAsia="Arial"/>
+                <w:b/>
+                <w:i w:val="0"/>
+                <w:color w:val="0A2F5C"/>
+                <w:sz w:val="17"/>
+              </w:rPr>
+              <w:t>Publicación</w:t>
+            </w:r>
+          </w:p>
+        </w:tc>
+        <w:tc>
+          <w:tcPr>
+            <w:tcW w:type="dxa" w:w="7370"/>
+          </w:tcPr>
+          <w:p>
+            <w:pPr>
+              <w:spacing w:before="20" w:after="20" w:line="264" w:lineRule="auto"/>
+            </w:pPr>
+            <w:r>
+              <w:rPr>
+                <w:rFonts w:ascii="Arial" w:hAnsi="Arial" w:eastAsia="Arial"/>
+                <w:b w:val="0"/>
+                <w:i w:val="0"/>
+                <w:sz w:val="18"/>
+              </w:rPr>
+              <w:t>30/09/2026 · Edición ordinaria</w:t>
+            </w:r>
+          </w:p>
+        </w:tc>
+      </w:tr>
+      <w:tr>
+        <w:trPr>
+          <w:cantSplit/>
+        </w:trPr>
+        <w:tc>
+          <w:tcPr>
+            <w:tcW w:type="dxa" w:w="2041"/>
+            <w:shd w:val="clear" w:color="auto" w:fill="F2F5FA"/>
+          </w:tcPr>
+          <w:p>
+            <w:pPr>
+              <w:spacing w:before="20" w:after="20" w:line="264" w:lineRule="auto"/>
+            </w:pPr>
+            <w:r>
+              <w:rPr>
+                <w:rFonts w:ascii="Arial" w:hAnsi="Arial" w:eastAsia="Arial"/>
+                <w:b/>
+                <w:i w:val="0"/>
+                <w:color w:val="0A2F5C"/>
+                <w:sz w:val="17"/>
+              </w:rPr>
+              <w:t>Temas</w:t>
+            </w:r>
+          </w:p>
+        </w:tc>
+        <w:tc>
+          <w:tcPr>
+            <w:tcW w:type="dxa" w:w="7370"/>
+          </w:tcPr>
+          <w:p>
+            <w:pPr>
+              <w:spacing w:before="20" w:after="20" w:line="264" w:lineRule="auto"/>
+            </w:pPr>
+            <w:r>
+              <w:rPr>
+                <w:rFonts w:ascii="Arial" w:hAnsi="Arial" w:eastAsia="Arial"/>
+                <w:b w:val="0"/>
+                <w:i w:val="0"/>
+                <w:sz w:val="18"/>
+              </w:rPr>
+              <w:t>Normatividad presupuestal</w:t>
+            </w:r>
+          </w:p>
+        </w:tc>
+      </w:tr>
+      <w:tr>
+        <w:trPr>
+          <w:cantSplit/>
+        </w:trPr>
+        <w:tc>
+          <w:tcPr>
+            <w:tcW w:type="dxa" w:w="2041"/>
+            <w:shd w:val="clear" w:color="auto" w:fill="F2F5FA"/>
+          </w:tcPr>
+          <w:p>
+            <w:pPr>
+              <w:spacing w:before="20" w:after="20" w:line="264" w:lineRule="auto"/>
+            </w:pPr>
+            <w:r>
+              <w:rPr>
+                <w:rFonts w:ascii="Arial" w:hAnsi="Arial" w:eastAsia="Arial"/>
+                <w:b/>
+                <w:i w:val="0"/>
+                <w:color w:val="0A2F5C"/>
+                <w:sz w:val="17"/>
+              </w:rPr>
+              <w:t>Sumilla</w:t>
+            </w:r>
+          </w:p>
+        </w:tc>
+        <w:tc>
+          <w:tcPr>
+            <w:tcW w:type="dxa" w:w="7370"/>
+          </w:tcPr>
+          <w:p>
+            <w:pPr>
+              <w:spacing w:before="20" w:after="20" w:line="264" w:lineRule="auto"/>
+            </w:pPr>
+            <w:r>
+              <w:rPr>
+                <w:rFonts w:ascii="Arial" w:hAnsi="Arial" w:eastAsia="Arial"/>
+                <w:b w:val="0"/>
+                <w:i w:val="0"/>
                 <w:sz w:val="18"/>
               </w:rPr>
               <w:t>Autorizan transferencia financiera a favor del Ministerio de Vivienda Construcción y Saneamiento para financiar gastos de operación y mantenimiento del uso de instalaciones del Centro de Convenciones de Lima</w:t>
@@ -287,60 +2141,417 @@
         </w:tc>
       </w:tr>
       <w:tr>
+        <w:trPr>
+          <w:cantSplit/>
+        </w:trPr>
         <w:tc>
           <w:tcPr>
-            <w:tcW w:type="dxa" w:w="1247"/>
+            <w:tcW w:type="dxa" w:w="2041"/>
+            <w:shd w:val="clear" w:color="auto" w:fill="F2F5FA"/>
           </w:tcPr>
           <w:p>
+            <w:pPr>
+              <w:spacing w:before="20" w:after="20" w:line="264" w:lineRule="auto"/>
+            </w:pPr>
             <w:r>
               <w:rPr>
-                <w:sz w:val="18"/>
+                <w:rFonts w:ascii="Arial" w:hAnsi="Arial" w:eastAsia="Arial"/>
+                <w:b/>
+                <w:i w:val="0"/>
+                <w:color w:val="0A2F5C"/>
+                <w:sz w:val="17"/>
               </w:rPr>
-              <w:t>30/09/2026 (Ext.)</w:t>
+              <w:t>Disposición principal</w:t>
             </w:r>
           </w:p>
         </w:tc>
         <w:tc>
           <w:tcPr>
-            <w:tcW w:type="dxa" w:w="1984"/>
+            <w:tcW w:type="dxa" w:w="7370"/>
           </w:tcPr>
           <w:p>
+            <w:pPr>
+              <w:spacing w:before="20" w:after="20" w:line="264" w:lineRule="auto"/>
+            </w:pPr>
             <w:r>
               <w:rPr>
+                <w:rFonts w:ascii="Arial" w:hAnsi="Arial" w:eastAsia="Arial"/>
+                <w:b w:val="0"/>
+                <w:i w:val="0"/>
+                <w:sz w:val="18"/>
+              </w:rPr>
+              <w:t>Artículo 1.- Autorizar la transferencia financiera a favor del Pliego 037: Ministerio de Vivienda, Construcción y Saneamiento para financiar los gastos de operación y mantenimiento del uso de las instalaciones del Centro de Convenciones de Lima - LCC, por el importe de S/ 104,733.11 (Ciento Cuatro Mil Setecientos Treinta y Tres con 11/100 Soles), para los fines expuestos en la parte considerativa de la presente Resolución. Artículo 2.- El egreso que demande el cumplimiento de la presente Resolución de Presidencia Ejecutiva, se afectará al presupuesto de la Unidad Ejecutora 0011: Comisión de Promoción del Perú para la Exportación y el Turismo – PROMPERÚ del Pliego 008: Comisión de Promoción…</w:t>
+            </w:r>
+          </w:p>
+        </w:tc>
+      </w:tr>
+      <w:tr>
+        <w:trPr>
+          <w:cantSplit/>
+        </w:trPr>
+        <w:tc>
+          <w:tcPr>
+            <w:tcW w:type="dxa" w:w="2041"/>
+            <w:shd w:val="clear" w:color="auto" w:fill="F2F5FA"/>
+          </w:tcPr>
+          <w:p>
+            <w:pPr>
+              <w:spacing w:before="20" w:after="20" w:line="264" w:lineRule="auto"/>
+            </w:pPr>
+            <w:r>
+              <w:rPr>
+                <w:rFonts w:ascii="Arial" w:hAnsi="Arial" w:eastAsia="Arial"/>
+                <w:b/>
+                <w:i w:val="0"/>
+                <w:color w:val="0A2F5C"/>
+                <w:sz w:val="17"/>
+              </w:rPr>
+              <w:t>Montos citados</w:t>
+            </w:r>
+          </w:p>
+        </w:tc>
+        <w:tc>
+          <w:tcPr>
+            <w:tcW w:type="dxa" w:w="7370"/>
+          </w:tcPr>
+          <w:p>
+            <w:pPr>
+              <w:spacing w:before="20" w:after="20" w:line="264" w:lineRule="auto"/>
+            </w:pPr>
+            <w:r>
+              <w:rPr>
+                <w:rFonts w:ascii="Arial" w:hAnsi="Arial" w:eastAsia="Arial"/>
+                <w:b w:val="0"/>
+                <w:i w:val="0"/>
+                <w:sz w:val="18"/>
+              </w:rPr>
+              <w:t>S/ 104,733.11</w:t>
+            </w:r>
+          </w:p>
+        </w:tc>
+      </w:tr>
+      <w:tr>
+        <w:trPr>
+          <w:cantSplit/>
+        </w:trPr>
+        <w:tc>
+          <w:tcPr>
+            <w:tcW w:type="dxa" w:w="2041"/>
+            <w:shd w:val="clear" w:color="auto" w:fill="F2F5FA"/>
+          </w:tcPr>
+          <w:p>
+            <w:pPr>
+              <w:spacing w:before="20" w:after="20" w:line="264" w:lineRule="auto"/>
+            </w:pPr>
+            <w:r>
+              <w:rPr>
+                <w:rFonts w:ascii="Arial" w:hAnsi="Arial" w:eastAsia="Arial"/>
+                <w:b/>
+                <w:i w:val="0"/>
+                <w:color w:val="0A2F5C"/>
+                <w:sz w:val="17"/>
+              </w:rPr>
+              <w:t>Enlaces</w:t>
+            </w:r>
+          </w:p>
+        </w:tc>
+        <w:tc>
+          <w:tcPr>
+            <w:tcW w:type="dxa" w:w="7370"/>
+          </w:tcPr>
+          <w:p>
+            <w:pPr>
+              <w:spacing w:before="20" w:after="20" w:line="264" w:lineRule="auto"/>
+            </w:pPr>
+            <w:hyperlink r:id="rId11">
+              <w:r>
+                <w:rPr>
+                  <w:rFonts w:ascii="Arial" w:hAnsi="Arial" w:eastAsia="Arial" w:cs="Arial"/>
+                  <w:color w:val="0B5CAD"/>
+                  <w:sz w:val="17"/>
+                  <w:u w:val="single"/>
+                </w:rPr>
+                <w:t xml:space="preserve">Texto completo</w:t>
+              </w:r>
+            </w:hyperlink>
+            <w:r>
+              <w:rPr>
+                <w:rFonts w:ascii="Arial" w:hAnsi="Arial" w:eastAsia="Arial"/>
+                <w:b w:val="0"/>
+                <w:i w:val="0"/>
+                <w:color w:val="5B6880"/>
+                <w:sz w:val="17"/>
+              </w:rPr>
+              <w:t xml:space="preserve">   ·   </w:t>
+            </w:r>
+            <w:hyperlink r:id="rId24">
+              <w:r>
+                <w:rPr>
+                  <w:rFonts w:ascii="Arial" w:hAnsi="Arial" w:eastAsia="Arial" w:cs="Arial"/>
+                  <w:color w:val="0B5CAD"/>
+                  <w:sz w:val="17"/>
+                  <w:u w:val="single"/>
+                </w:rPr>
+                <w:t xml:space="preserve">El Peruano</w:t>
+              </w:r>
+            </w:hyperlink>
+            <w:r>
+              <w:rPr>
+                <w:rFonts w:ascii="Arial" w:hAnsi="Arial" w:eastAsia="Arial"/>
+                <w:b w:val="0"/>
+                <w:i w:val="0"/>
+                <w:color w:val="5B6880"/>
+                <w:sz w:val="17"/>
+              </w:rPr>
+              <w:t xml:space="preserve">   ·   </w:t>
+            </w:r>
+            <w:hyperlink r:id="rId25">
+              <w:r>
+                <w:rPr>
+                  <w:rFonts w:ascii="Arial" w:hAnsi="Arial" w:eastAsia="Arial" w:cs="Arial"/>
+                  <w:color w:val="0B5CAD"/>
+                  <w:sz w:val="17"/>
+                  <w:u w:val="single"/>
+                </w:rPr>
+                <w:t xml:space="preserve">PDF</w:t>
+              </w:r>
+            </w:hyperlink>
+          </w:p>
+        </w:tc>
+      </w:tr>
+    </w:tbl>
+    <w:p>
+      <w:pPr>
+        <w:spacing w:before="0" w:after="120" w:line="276" w:lineRule="auto"/>
+      </w:pPr>
+    </w:p>
+    <w:tbl>
+      <w:tblPr>
+        <w:tblW w:type="auto" w:w="0"/>
+        <w:tblLook w:firstColumn="1" w:firstRow="1" w:lastColumn="0" w:lastRow="0" w:noHBand="0" w:noVBand="1" w:val="04A0"/>
+        <w:tblBorders>
+          <w:top w:val="single" w:sz="4" w:space="0" w:color="C9D2DF"/>
+          <w:left w:val="single" w:sz="4" w:space="0" w:color="C9D2DF"/>
+          <w:bottom w:val="single" w:sz="4" w:space="0" w:color="C9D2DF"/>
+          <w:right w:val="single" w:sz="4" w:space="0" w:color="C9D2DF"/>
+          <w:insideH w:val="single" w:sz="4" w:space="0" w:color="C9D2DF"/>
+          <w:insideV w:val="single" w:sz="4" w:space="0" w:color="C9D2DF"/>
+        </w:tblBorders>
+        <w:tblLayout w:type="fixed"/>
+        <w:tblCellMar>
+          <w:top w:w="50" w:type="dxa"/>
+          <w:bottom w:w="50" w:type="dxa"/>
+          <w:left w:w="100" w:type="dxa"/>
+          <w:right w:w="100" w:type="dxa"/>
+        </w:tblCellMar>
+      </w:tblPr>
+      <w:tblGrid>
+        <w:gridCol w:w="4706"/>
+        <w:gridCol w:w="4706"/>
+      </w:tblGrid>
+      <w:tr>
+        <w:trPr>
+          <w:cantSplit/>
+        </w:trPr>
+        <w:tc>
+          <w:tcPr>
+            <w:tcW w:type="dxa" w:w="7370"/>
+            <w:gridSpan w:val="2"/>
+            <w:shd w:val="clear" w:color="auto" w:fill="E8F0FA"/>
+            <w:tcBorders>
+              <w:left w:val="single" w:sz="30" w:space="0" w:color="EB6834"/>
+            </w:tcBorders>
+          </w:tcPr>
+          <w:p>
+            <w:pPr>
+              <w:spacing w:before="20" w:after="20" w:line="264" w:lineRule="auto"/>
+            </w:pPr>
+            <w:r>
+              <w:rPr>
+                <w:rFonts w:ascii="Arial" w:hAnsi="Arial" w:eastAsia="Arial"/>
+                <w:b/>
+                <w:i w:val="0"/>
+                <w:color w:val="0A2F5C"/>
+                <w:sz w:val="19"/>
+              </w:rPr>
+              <w:t>2.  RESOLUCIÓN N° 000213-2026-DV-PE</w:t>
+            </w:r>
+          </w:p>
+        </w:tc>
+      </w:tr>
+      <w:tr>
+        <w:trPr>
+          <w:cantSplit/>
+        </w:trPr>
+        <w:tc>
+          <w:tcPr>
+            <w:tcW w:type="dxa" w:w="2041"/>
+            <w:shd w:val="clear" w:color="auto" w:fill="F2F5FA"/>
+          </w:tcPr>
+          <w:p>
+            <w:pPr>
+              <w:spacing w:before="20" w:after="20" w:line="264" w:lineRule="auto"/>
+            </w:pPr>
+            <w:r>
+              <w:rPr>
+                <w:rFonts w:ascii="Arial" w:hAnsi="Arial" w:eastAsia="Arial"/>
+                <w:b/>
+                <w:i w:val="0"/>
+                <w:color w:val="0A2F5C"/>
+                <w:sz w:val="17"/>
+              </w:rPr>
+              <w:t>Entidad emisora</w:t>
+            </w:r>
+          </w:p>
+        </w:tc>
+        <w:tc>
+          <w:tcPr>
+            <w:tcW w:type="dxa" w:w="7370"/>
+          </w:tcPr>
+          <w:p>
+            <w:pPr>
+              <w:spacing w:before="20" w:after="20" w:line="264" w:lineRule="auto"/>
+            </w:pPr>
+            <w:r>
+              <w:rPr>
+                <w:rFonts w:ascii="Arial" w:hAnsi="Arial" w:eastAsia="Arial"/>
+                <w:b w:val="0"/>
+                <w:i w:val="0"/>
                 <w:sz w:val="18"/>
               </w:rPr>
               <w:t>COMISIÓN NACIONAL PARA EL DESARROLLO Y VIDA SIN DROGAS</w:t>
             </w:r>
           </w:p>
         </w:tc>
+      </w:tr>
+      <w:tr>
+        <w:trPr>
+          <w:cantSplit/>
+        </w:trPr>
         <w:tc>
           <w:tcPr>
-            <w:tcW w:type="dxa" w:w="2268"/>
+            <w:tcW w:type="dxa" w:w="2041"/>
+            <w:shd w:val="clear" w:color="auto" w:fill="F2F5FA"/>
           </w:tcPr>
           <w:p>
+            <w:pPr>
+              <w:spacing w:before="20" w:after="20" w:line="264" w:lineRule="auto"/>
+            </w:pPr>
             <w:r>
               <w:rPr>
-                <w:sz w:val="18"/>
+                <w:rFonts w:ascii="Arial" w:hAnsi="Arial" w:eastAsia="Arial"/>
+                <w:b/>
+                <w:i w:val="0"/>
+                <w:color w:val="0A2F5C"/>
+                <w:sz w:val="17"/>
               </w:rPr>
+              <w:t>Publicación</w:t>
             </w:r>
-            <w:hyperlink r:id="rId10">
-              <w:r>
-                <w:rPr>
-                  <w:color w:val="0563C1"/>
-                  <w:u w:val="single"/>
-                </w:rPr>
-                <w:t>RESOLUCIÓN N° 000213-2026-DV-PE</w:t>
-              </w:r>
-            </w:hyperlink>
           </w:p>
         </w:tc>
         <w:tc>
           <w:tcPr>
-            <w:tcW w:type="dxa" w:w="4139"/>
+            <w:tcW w:type="dxa" w:w="7370"/>
           </w:tcPr>
           <w:p>
+            <w:pPr>
+              <w:spacing w:before="20" w:after="20" w:line="264" w:lineRule="auto"/>
+            </w:pPr>
             <w:r>
               <w:rPr>
+                <w:rFonts w:ascii="Arial" w:hAnsi="Arial" w:eastAsia="Arial"/>
+                <w:b w:val="0"/>
+                <w:i w:val="0"/>
+                <w:sz w:val="18"/>
+              </w:rPr>
+              <w:t>30/09/2026 · Edición extraordinaria</w:t>
+            </w:r>
+          </w:p>
+        </w:tc>
+      </w:tr>
+      <w:tr>
+        <w:trPr>
+          <w:cantSplit/>
+        </w:trPr>
+        <w:tc>
+          <w:tcPr>
+            <w:tcW w:type="dxa" w:w="2041"/>
+            <w:shd w:val="clear" w:color="auto" w:fill="F2F5FA"/>
+          </w:tcPr>
+          <w:p>
+            <w:pPr>
+              <w:spacing w:before="20" w:after="20" w:line="264" w:lineRule="auto"/>
+            </w:pPr>
+            <w:r>
+              <w:rPr>
+                <w:rFonts w:ascii="Arial" w:hAnsi="Arial" w:eastAsia="Arial"/>
+                <w:b/>
+                <w:i w:val="0"/>
+                <w:color w:val="0A2F5C"/>
+                <w:sz w:val="17"/>
+              </w:rPr>
+              <w:t>Temas</w:t>
+            </w:r>
+          </w:p>
+        </w:tc>
+        <w:tc>
+          <w:tcPr>
+            <w:tcW w:type="dxa" w:w="7370"/>
+          </w:tcPr>
+          <w:p>
+            <w:pPr>
+              <w:spacing w:before="20" w:after="20" w:line="264" w:lineRule="auto"/>
+            </w:pPr>
+            <w:r>
+              <w:rPr>
+                <w:rFonts w:ascii="Arial" w:hAnsi="Arial" w:eastAsia="Arial"/>
+                <w:b w:val="0"/>
+                <w:i w:val="0"/>
+                <w:sz w:val="18"/>
+              </w:rPr>
+              <w:t>Normatividad presupuestal</w:t>
+            </w:r>
+          </w:p>
+        </w:tc>
+      </w:tr>
+      <w:tr>
+        <w:trPr>
+          <w:cantSplit/>
+        </w:trPr>
+        <w:tc>
+          <w:tcPr>
+            <w:tcW w:type="dxa" w:w="2041"/>
+            <w:shd w:val="clear" w:color="auto" w:fill="F2F5FA"/>
+          </w:tcPr>
+          <w:p>
+            <w:pPr>
+              <w:spacing w:before="20" w:after="20" w:line="264" w:lineRule="auto"/>
+            </w:pPr>
+            <w:r>
+              <w:rPr>
+                <w:rFonts w:ascii="Arial" w:hAnsi="Arial" w:eastAsia="Arial"/>
+                <w:b/>
+                <w:i w:val="0"/>
+                <w:color w:val="0A2F5C"/>
+                <w:sz w:val="17"/>
+              </w:rPr>
+              <w:t>Sumilla</w:t>
+            </w:r>
+          </w:p>
+        </w:tc>
+        <w:tc>
+          <w:tcPr>
+            <w:tcW w:type="dxa" w:w="7370"/>
+          </w:tcPr>
+          <w:p>
+            <w:pPr>
+              <w:spacing w:before="20" w:after="20" w:line="264" w:lineRule="auto"/>
+            </w:pPr>
+            <w:r>
+              <w:rPr>
+                <w:rFonts w:ascii="Arial" w:hAnsi="Arial" w:eastAsia="Arial"/>
+                <w:b w:val="0"/>
+                <w:i w:val="0"/>
                 <w:sz w:val="18"/>
               </w:rPr>
               <w:t>Autorizan transferencia financiera para financiar actividad a favor del Ejército del Perú</w:t>
@@ -349,60 +2560,417 @@
         </w:tc>
       </w:tr>
       <w:tr>
+        <w:trPr>
+          <w:cantSplit/>
+        </w:trPr>
         <w:tc>
           <w:tcPr>
-            <w:tcW w:type="dxa" w:w="1247"/>
+            <w:tcW w:type="dxa" w:w="2041"/>
+            <w:shd w:val="clear" w:color="auto" w:fill="F2F5FA"/>
           </w:tcPr>
           <w:p>
+            <w:pPr>
+              <w:spacing w:before="20" w:after="20" w:line="264" w:lineRule="auto"/>
+            </w:pPr>
             <w:r>
               <w:rPr>
-                <w:sz w:val="18"/>
+                <w:rFonts w:ascii="Arial" w:hAnsi="Arial" w:eastAsia="Arial"/>
+                <w:b/>
+                <w:i w:val="0"/>
+                <w:color w:val="0A2F5C"/>
+                <w:sz w:val="17"/>
               </w:rPr>
-              <w:t>30/09/2026 (Ext.)</w:t>
+              <w:t>Disposición principal</w:t>
             </w:r>
           </w:p>
         </w:tc>
         <w:tc>
           <w:tcPr>
-            <w:tcW w:type="dxa" w:w="1984"/>
+            <w:tcW w:type="dxa" w:w="7370"/>
           </w:tcPr>
           <w:p>
+            <w:pPr>
+              <w:spacing w:before="20" w:after="20" w:line="264" w:lineRule="auto"/>
+            </w:pPr>
             <w:r>
               <w:rPr>
+                <w:rFonts w:ascii="Arial" w:hAnsi="Arial" w:eastAsia="Arial"/>
+                <w:b w:val="0"/>
+                <w:i w:val="0"/>
+                <w:sz w:val="18"/>
+              </w:rPr>
+              <w:t>Artículo Primero.- AUTORIZAR la transferencia financiera hasta por la suma total de UN MILLÓN CINCUENTA Y NUEVE MIL Y 00/100 SOLES (S/ 1’059,000.00), para financiar la Actividad a favor de la entidad ejecutora que se detalla en el Anexo Nº 1, que forma parte integrante de la presente resolución. Artículo Segundo.- DISPONER que la transferencia financiera autorizada por el Artículo Primero, se realice con cargo al presupuesto del año fiscal 2026 del Pliego 012: Comisión Nacional para el Desarrollo y Vida sin Drogas, correspondiente a la fuente de financiamiento “Recursos Ordinarios”. Artículo Tercero.- RATIFICAR que la entidad ejecutora, bajo responsabilidad, sólo destinará los recursos…</w:t>
+            </w:r>
+          </w:p>
+        </w:tc>
+      </w:tr>
+      <w:tr>
+        <w:trPr>
+          <w:cantSplit/>
+        </w:trPr>
+        <w:tc>
+          <w:tcPr>
+            <w:tcW w:type="dxa" w:w="2041"/>
+            <w:shd w:val="clear" w:color="auto" w:fill="F2F5FA"/>
+          </w:tcPr>
+          <w:p>
+            <w:pPr>
+              <w:spacing w:before="20" w:after="20" w:line="264" w:lineRule="auto"/>
+            </w:pPr>
+            <w:r>
+              <w:rPr>
+                <w:rFonts w:ascii="Arial" w:hAnsi="Arial" w:eastAsia="Arial"/>
+                <w:b/>
+                <w:i w:val="0"/>
+                <w:color w:val="0A2F5C"/>
+                <w:sz w:val="17"/>
+              </w:rPr>
+              <w:t>Montos citados</w:t>
+            </w:r>
+          </w:p>
+        </w:tc>
+        <w:tc>
+          <w:tcPr>
+            <w:tcW w:type="dxa" w:w="7370"/>
+          </w:tcPr>
+          <w:p>
+            <w:pPr>
+              <w:spacing w:before="20" w:after="20" w:line="264" w:lineRule="auto"/>
+            </w:pPr>
+            <w:r>
+              <w:rPr>
+                <w:rFonts w:ascii="Arial" w:hAnsi="Arial" w:eastAsia="Arial"/>
+                <w:b w:val="0"/>
+                <w:i w:val="0"/>
+                <w:sz w:val="18"/>
+              </w:rPr>
+              <w:t>S/ 1’059,000.00</w:t>
+            </w:r>
+          </w:p>
+        </w:tc>
+      </w:tr>
+      <w:tr>
+        <w:trPr>
+          <w:cantSplit/>
+        </w:trPr>
+        <w:tc>
+          <w:tcPr>
+            <w:tcW w:type="dxa" w:w="2041"/>
+            <w:shd w:val="clear" w:color="auto" w:fill="F2F5FA"/>
+          </w:tcPr>
+          <w:p>
+            <w:pPr>
+              <w:spacing w:before="20" w:after="20" w:line="264" w:lineRule="auto"/>
+            </w:pPr>
+            <w:r>
+              <w:rPr>
+                <w:rFonts w:ascii="Arial" w:hAnsi="Arial" w:eastAsia="Arial"/>
+                <w:b/>
+                <w:i w:val="0"/>
+                <w:color w:val="0A2F5C"/>
+                <w:sz w:val="17"/>
+              </w:rPr>
+              <w:t>Enlaces</w:t>
+            </w:r>
+          </w:p>
+        </w:tc>
+        <w:tc>
+          <w:tcPr>
+            <w:tcW w:type="dxa" w:w="7370"/>
+          </w:tcPr>
+          <w:p>
+            <w:pPr>
+              <w:spacing w:before="20" w:after="20" w:line="264" w:lineRule="auto"/>
+            </w:pPr>
+            <w:hyperlink r:id="rId12">
+              <w:r>
+                <w:rPr>
+                  <w:rFonts w:ascii="Arial" w:hAnsi="Arial" w:eastAsia="Arial" w:cs="Arial"/>
+                  <w:color w:val="0B5CAD"/>
+                  <w:sz w:val="17"/>
+                  <w:u w:val="single"/>
+                </w:rPr>
+                <w:t xml:space="preserve">Texto completo</w:t>
+              </w:r>
+            </w:hyperlink>
+            <w:r>
+              <w:rPr>
+                <w:rFonts w:ascii="Arial" w:hAnsi="Arial" w:eastAsia="Arial"/>
+                <w:b w:val="0"/>
+                <w:i w:val="0"/>
+                <w:color w:val="5B6880"/>
+                <w:sz w:val="17"/>
+              </w:rPr>
+              <w:t xml:space="preserve">   ·   </w:t>
+            </w:r>
+            <w:hyperlink r:id="rId26">
+              <w:r>
+                <w:rPr>
+                  <w:rFonts w:ascii="Arial" w:hAnsi="Arial" w:eastAsia="Arial" w:cs="Arial"/>
+                  <w:color w:val="0B5CAD"/>
+                  <w:sz w:val="17"/>
+                  <w:u w:val="single"/>
+                </w:rPr>
+                <w:t xml:space="preserve">El Peruano</w:t>
+              </w:r>
+            </w:hyperlink>
+            <w:r>
+              <w:rPr>
+                <w:rFonts w:ascii="Arial" w:hAnsi="Arial" w:eastAsia="Arial"/>
+                <w:b w:val="0"/>
+                <w:i w:val="0"/>
+                <w:color w:val="5B6880"/>
+                <w:sz w:val="17"/>
+              </w:rPr>
+              <w:t xml:space="preserve">   ·   </w:t>
+            </w:r>
+            <w:hyperlink r:id="rId27">
+              <w:r>
+                <w:rPr>
+                  <w:rFonts w:ascii="Arial" w:hAnsi="Arial" w:eastAsia="Arial" w:cs="Arial"/>
+                  <w:color w:val="0B5CAD"/>
+                  <w:sz w:val="17"/>
+                  <w:u w:val="single"/>
+                </w:rPr>
+                <w:t xml:space="preserve">PDF</w:t>
+              </w:r>
+            </w:hyperlink>
+          </w:p>
+        </w:tc>
+      </w:tr>
+    </w:tbl>
+    <w:p>
+      <w:pPr>
+        <w:spacing w:before="0" w:after="120" w:line="276" w:lineRule="auto"/>
+      </w:pPr>
+    </w:p>
+    <w:tbl>
+      <w:tblPr>
+        <w:tblW w:type="auto" w:w="0"/>
+        <w:tblLook w:firstColumn="1" w:firstRow="1" w:lastColumn="0" w:lastRow="0" w:noHBand="0" w:noVBand="1" w:val="04A0"/>
+        <w:tblBorders>
+          <w:top w:val="single" w:sz="4" w:space="0" w:color="C9D2DF"/>
+          <w:left w:val="single" w:sz="4" w:space="0" w:color="C9D2DF"/>
+          <w:bottom w:val="single" w:sz="4" w:space="0" w:color="C9D2DF"/>
+          <w:right w:val="single" w:sz="4" w:space="0" w:color="C9D2DF"/>
+          <w:insideH w:val="single" w:sz="4" w:space="0" w:color="C9D2DF"/>
+          <w:insideV w:val="single" w:sz="4" w:space="0" w:color="C9D2DF"/>
+        </w:tblBorders>
+        <w:tblLayout w:type="fixed"/>
+        <w:tblCellMar>
+          <w:top w:w="50" w:type="dxa"/>
+          <w:bottom w:w="50" w:type="dxa"/>
+          <w:left w:w="100" w:type="dxa"/>
+          <w:right w:w="100" w:type="dxa"/>
+        </w:tblCellMar>
+      </w:tblPr>
+      <w:tblGrid>
+        <w:gridCol w:w="4706"/>
+        <w:gridCol w:w="4706"/>
+      </w:tblGrid>
+      <w:tr>
+        <w:trPr>
+          <w:cantSplit/>
+        </w:trPr>
+        <w:tc>
+          <w:tcPr>
+            <w:tcW w:type="dxa" w:w="7370"/>
+            <w:gridSpan w:val="2"/>
+            <w:shd w:val="clear" w:color="auto" w:fill="E8F0FA"/>
+            <w:tcBorders>
+              <w:left w:val="single" w:sz="30" w:space="0" w:color="EB6834"/>
+            </w:tcBorders>
+          </w:tcPr>
+          <w:p>
+            <w:pPr>
+              <w:spacing w:before="20" w:after="20" w:line="264" w:lineRule="auto"/>
+            </w:pPr>
+            <w:r>
+              <w:rPr>
+                <w:rFonts w:ascii="Arial" w:hAnsi="Arial" w:eastAsia="Arial"/>
+                <w:b/>
+                <w:i w:val="0"/>
+                <w:color w:val="0A2F5C"/>
+                <w:sz w:val="19"/>
+              </w:rPr>
+              <w:t>3.  RESOLUCIÓN N° 000212-2026-DV-PE</w:t>
+            </w:r>
+          </w:p>
+        </w:tc>
+      </w:tr>
+      <w:tr>
+        <w:trPr>
+          <w:cantSplit/>
+        </w:trPr>
+        <w:tc>
+          <w:tcPr>
+            <w:tcW w:type="dxa" w:w="2041"/>
+            <w:shd w:val="clear" w:color="auto" w:fill="F2F5FA"/>
+          </w:tcPr>
+          <w:p>
+            <w:pPr>
+              <w:spacing w:before="20" w:after="20" w:line="264" w:lineRule="auto"/>
+            </w:pPr>
+            <w:r>
+              <w:rPr>
+                <w:rFonts w:ascii="Arial" w:hAnsi="Arial" w:eastAsia="Arial"/>
+                <w:b/>
+                <w:i w:val="0"/>
+                <w:color w:val="0A2F5C"/>
+                <w:sz w:val="17"/>
+              </w:rPr>
+              <w:t>Entidad emisora</w:t>
+            </w:r>
+          </w:p>
+        </w:tc>
+        <w:tc>
+          <w:tcPr>
+            <w:tcW w:type="dxa" w:w="7370"/>
+          </w:tcPr>
+          <w:p>
+            <w:pPr>
+              <w:spacing w:before="20" w:after="20" w:line="264" w:lineRule="auto"/>
+            </w:pPr>
+            <w:r>
+              <w:rPr>
+                <w:rFonts w:ascii="Arial" w:hAnsi="Arial" w:eastAsia="Arial"/>
+                <w:b w:val="0"/>
+                <w:i w:val="0"/>
                 <w:sz w:val="18"/>
               </w:rPr>
               <w:t>COMISIÓN NACIONAL PARA EL DESARROLLO Y VIDA SIN DROGAS</w:t>
             </w:r>
           </w:p>
         </w:tc>
+      </w:tr>
+      <w:tr>
+        <w:trPr>
+          <w:cantSplit/>
+        </w:trPr>
         <w:tc>
           <w:tcPr>
-            <w:tcW w:type="dxa" w:w="2268"/>
+            <w:tcW w:type="dxa" w:w="2041"/>
+            <w:shd w:val="clear" w:color="auto" w:fill="F2F5FA"/>
           </w:tcPr>
           <w:p>
+            <w:pPr>
+              <w:spacing w:before="20" w:after="20" w:line="264" w:lineRule="auto"/>
+            </w:pPr>
             <w:r>
               <w:rPr>
-                <w:sz w:val="18"/>
+                <w:rFonts w:ascii="Arial" w:hAnsi="Arial" w:eastAsia="Arial"/>
+                <w:b/>
+                <w:i w:val="0"/>
+                <w:color w:val="0A2F5C"/>
+                <w:sz w:val="17"/>
               </w:rPr>
+              <w:t>Publicación</w:t>
             </w:r>
-            <w:hyperlink r:id="rId11">
-              <w:r>
-                <w:rPr>
-                  <w:color w:val="0563C1"/>
-                  <w:u w:val="single"/>
-                </w:rPr>
-                <w:t>RESOLUCIÓN N° 000212-2026-DV-PE</w:t>
-              </w:r>
-            </w:hyperlink>
           </w:p>
         </w:tc>
         <w:tc>
           <w:tcPr>
-            <w:tcW w:type="dxa" w:w="4139"/>
+            <w:tcW w:type="dxa" w:w="7370"/>
           </w:tcPr>
           <w:p>
+            <w:pPr>
+              <w:spacing w:before="20" w:after="20" w:line="264" w:lineRule="auto"/>
+            </w:pPr>
             <w:r>
               <w:rPr>
+                <w:rFonts w:ascii="Arial" w:hAnsi="Arial" w:eastAsia="Arial"/>
+                <w:b w:val="0"/>
+                <w:i w:val="0"/>
+                <w:sz w:val="18"/>
+              </w:rPr>
+              <w:t>30/09/2026 · Edición extraordinaria</w:t>
+            </w:r>
+          </w:p>
+        </w:tc>
+      </w:tr>
+      <w:tr>
+        <w:trPr>
+          <w:cantSplit/>
+        </w:trPr>
+        <w:tc>
+          <w:tcPr>
+            <w:tcW w:type="dxa" w:w="2041"/>
+            <w:shd w:val="clear" w:color="auto" w:fill="F2F5FA"/>
+          </w:tcPr>
+          <w:p>
+            <w:pPr>
+              <w:spacing w:before="20" w:after="20" w:line="264" w:lineRule="auto"/>
+            </w:pPr>
+            <w:r>
+              <w:rPr>
+                <w:rFonts w:ascii="Arial" w:hAnsi="Arial" w:eastAsia="Arial"/>
+                <w:b/>
+                <w:i w:val="0"/>
+                <w:color w:val="0A2F5C"/>
+                <w:sz w:val="17"/>
+              </w:rPr>
+              <w:t>Temas</w:t>
+            </w:r>
+          </w:p>
+        </w:tc>
+        <w:tc>
+          <w:tcPr>
+            <w:tcW w:type="dxa" w:w="7370"/>
+          </w:tcPr>
+          <w:p>
+            <w:pPr>
+              <w:spacing w:before="20" w:after="20" w:line="264" w:lineRule="auto"/>
+            </w:pPr>
+            <w:r>
+              <w:rPr>
+                <w:rFonts w:ascii="Arial" w:hAnsi="Arial" w:eastAsia="Arial"/>
+                <w:b w:val="0"/>
+                <w:i w:val="0"/>
+                <w:sz w:val="18"/>
+              </w:rPr>
+              <w:t>Normatividad presupuestal</w:t>
+            </w:r>
+          </w:p>
+        </w:tc>
+      </w:tr>
+      <w:tr>
+        <w:trPr>
+          <w:cantSplit/>
+        </w:trPr>
+        <w:tc>
+          <w:tcPr>
+            <w:tcW w:type="dxa" w:w="2041"/>
+            <w:shd w:val="clear" w:color="auto" w:fill="F2F5FA"/>
+          </w:tcPr>
+          <w:p>
+            <w:pPr>
+              <w:spacing w:before="20" w:after="20" w:line="264" w:lineRule="auto"/>
+            </w:pPr>
+            <w:r>
+              <w:rPr>
+                <w:rFonts w:ascii="Arial" w:hAnsi="Arial" w:eastAsia="Arial"/>
+                <w:b/>
+                <w:i w:val="0"/>
+                <w:color w:val="0A2F5C"/>
+                <w:sz w:val="17"/>
+              </w:rPr>
+              <w:t>Sumilla</w:t>
+            </w:r>
+          </w:p>
+        </w:tc>
+        <w:tc>
+          <w:tcPr>
+            <w:tcW w:type="dxa" w:w="7370"/>
+          </w:tcPr>
+          <w:p>
+            <w:pPr>
+              <w:spacing w:before="20" w:after="20" w:line="264" w:lineRule="auto"/>
+            </w:pPr>
+            <w:r>
+              <w:rPr>
+                <w:rFonts w:ascii="Arial" w:hAnsi="Arial" w:eastAsia="Arial"/>
+                <w:b w:val="0"/>
+                <w:i w:val="0"/>
                 <w:sz w:val="18"/>
               </w:rPr>
               <w:t>Autorizan transferencia financiera para financiar actividad a favor de la Comisión Nacional de Investigación y Desarrollo Aeroespacial - CONIDA</w:t>
@@ -411,60 +2979,417 @@
         </w:tc>
       </w:tr>
       <w:tr>
+        <w:trPr>
+          <w:cantSplit/>
+        </w:trPr>
         <w:tc>
           <w:tcPr>
-            <w:tcW w:type="dxa" w:w="1247"/>
+            <w:tcW w:type="dxa" w:w="2041"/>
+            <w:shd w:val="clear" w:color="auto" w:fill="F2F5FA"/>
           </w:tcPr>
           <w:p>
+            <w:pPr>
+              <w:spacing w:before="20" w:after="20" w:line="264" w:lineRule="auto"/>
+            </w:pPr>
             <w:r>
               <w:rPr>
-                <w:sz w:val="18"/>
+                <w:rFonts w:ascii="Arial" w:hAnsi="Arial" w:eastAsia="Arial"/>
+                <w:b/>
+                <w:i w:val="0"/>
+                <w:color w:val="0A2F5C"/>
+                <w:sz w:val="17"/>
               </w:rPr>
-              <w:t>30/09/2026</w:t>
+              <w:t>Disposición principal</w:t>
             </w:r>
           </w:p>
         </w:tc>
         <w:tc>
           <w:tcPr>
-            <w:tcW w:type="dxa" w:w="1984"/>
+            <w:tcW w:type="dxa" w:w="7370"/>
           </w:tcPr>
           <w:p>
+            <w:pPr>
+              <w:spacing w:before="20" w:after="20" w:line="264" w:lineRule="auto"/>
+            </w:pPr>
             <w:r>
               <w:rPr>
+                <w:rFonts w:ascii="Arial" w:hAnsi="Arial" w:eastAsia="Arial"/>
+                <w:b w:val="0"/>
+                <w:i w:val="0"/>
+                <w:sz w:val="18"/>
+              </w:rPr>
+              <w:t>Artículo Primero.- AUTORIZAR la transferencia financiera hasta por la suma total de CUATROCIENTOS OCHENTA Y OCHO MIL Y 00/100 SOLES (S/ 488,000.00), para financiar la Actividad a favor de la entidad ejecutora que se detalla en el Anexo N° 1, que forma parte integrante de la presente resolución. Artículo Segundo.- DISPONER que la transferencia financiera autorizada por el Artículo Primero, se realice con cargo al presupuesto del año fiscal 2026 del Pliego 012: Comisión Nacional para el Desarrollo y Vida sin Drogas, correspondiente a la fuente de financiamiento “Recursos Ordinarios”. Artículo Tercero.- RATIFICAR que la entidad ejecutora, bajo responsabilidad, sólo destinará los recursos…</w:t>
+            </w:r>
+          </w:p>
+        </w:tc>
+      </w:tr>
+      <w:tr>
+        <w:trPr>
+          <w:cantSplit/>
+        </w:trPr>
+        <w:tc>
+          <w:tcPr>
+            <w:tcW w:type="dxa" w:w="2041"/>
+            <w:shd w:val="clear" w:color="auto" w:fill="F2F5FA"/>
+          </w:tcPr>
+          <w:p>
+            <w:pPr>
+              <w:spacing w:before="20" w:after="20" w:line="264" w:lineRule="auto"/>
+            </w:pPr>
+            <w:r>
+              <w:rPr>
+                <w:rFonts w:ascii="Arial" w:hAnsi="Arial" w:eastAsia="Arial"/>
+                <w:b/>
+                <w:i w:val="0"/>
+                <w:color w:val="0A2F5C"/>
+                <w:sz w:val="17"/>
+              </w:rPr>
+              <w:t>Montos citados</w:t>
+            </w:r>
+          </w:p>
+        </w:tc>
+        <w:tc>
+          <w:tcPr>
+            <w:tcW w:type="dxa" w:w="7370"/>
+          </w:tcPr>
+          <w:p>
+            <w:pPr>
+              <w:spacing w:before="20" w:after="20" w:line="264" w:lineRule="auto"/>
+            </w:pPr>
+            <w:r>
+              <w:rPr>
+                <w:rFonts w:ascii="Arial" w:hAnsi="Arial" w:eastAsia="Arial"/>
+                <w:b w:val="0"/>
+                <w:i w:val="0"/>
+                <w:sz w:val="18"/>
+              </w:rPr>
+              <w:t>S/ 488,000.00</w:t>
+            </w:r>
+          </w:p>
+        </w:tc>
+      </w:tr>
+      <w:tr>
+        <w:trPr>
+          <w:cantSplit/>
+        </w:trPr>
+        <w:tc>
+          <w:tcPr>
+            <w:tcW w:type="dxa" w:w="2041"/>
+            <w:shd w:val="clear" w:color="auto" w:fill="F2F5FA"/>
+          </w:tcPr>
+          <w:p>
+            <w:pPr>
+              <w:spacing w:before="20" w:after="20" w:line="264" w:lineRule="auto"/>
+            </w:pPr>
+            <w:r>
+              <w:rPr>
+                <w:rFonts w:ascii="Arial" w:hAnsi="Arial" w:eastAsia="Arial"/>
+                <w:b/>
+                <w:i w:val="0"/>
+                <w:color w:val="0A2F5C"/>
+                <w:sz w:val="17"/>
+              </w:rPr>
+              <w:t>Enlaces</w:t>
+            </w:r>
+          </w:p>
+        </w:tc>
+        <w:tc>
+          <w:tcPr>
+            <w:tcW w:type="dxa" w:w="7370"/>
+          </w:tcPr>
+          <w:p>
+            <w:pPr>
+              <w:spacing w:before="20" w:after="20" w:line="264" w:lineRule="auto"/>
+            </w:pPr>
+            <w:hyperlink r:id="rId13">
+              <w:r>
+                <w:rPr>
+                  <w:rFonts w:ascii="Arial" w:hAnsi="Arial" w:eastAsia="Arial" w:cs="Arial"/>
+                  <w:color w:val="0B5CAD"/>
+                  <w:sz w:val="17"/>
+                  <w:u w:val="single"/>
+                </w:rPr>
+                <w:t xml:space="preserve">Texto completo</w:t>
+              </w:r>
+            </w:hyperlink>
+            <w:r>
+              <w:rPr>
+                <w:rFonts w:ascii="Arial" w:hAnsi="Arial" w:eastAsia="Arial"/>
+                <w:b w:val="0"/>
+                <w:i w:val="0"/>
+                <w:color w:val="5B6880"/>
+                <w:sz w:val="17"/>
+              </w:rPr>
+              <w:t xml:space="preserve">   ·   </w:t>
+            </w:r>
+            <w:hyperlink r:id="rId28">
+              <w:r>
+                <w:rPr>
+                  <w:rFonts w:ascii="Arial" w:hAnsi="Arial" w:eastAsia="Arial" w:cs="Arial"/>
+                  <w:color w:val="0B5CAD"/>
+                  <w:sz w:val="17"/>
+                  <w:u w:val="single"/>
+                </w:rPr>
+                <w:t xml:space="preserve">El Peruano</w:t>
+              </w:r>
+            </w:hyperlink>
+            <w:r>
+              <w:rPr>
+                <w:rFonts w:ascii="Arial" w:hAnsi="Arial" w:eastAsia="Arial"/>
+                <w:b w:val="0"/>
+                <w:i w:val="0"/>
+                <w:color w:val="5B6880"/>
+                <w:sz w:val="17"/>
+              </w:rPr>
+              <w:t xml:space="preserve">   ·   </w:t>
+            </w:r>
+            <w:hyperlink r:id="rId29">
+              <w:r>
+                <w:rPr>
+                  <w:rFonts w:ascii="Arial" w:hAnsi="Arial" w:eastAsia="Arial" w:cs="Arial"/>
+                  <w:color w:val="0B5CAD"/>
+                  <w:sz w:val="17"/>
+                  <w:u w:val="single"/>
+                </w:rPr>
+                <w:t xml:space="preserve">PDF</w:t>
+              </w:r>
+            </w:hyperlink>
+          </w:p>
+        </w:tc>
+      </w:tr>
+    </w:tbl>
+    <w:p>
+      <w:pPr>
+        <w:spacing w:before="0" w:after="120" w:line="276" w:lineRule="auto"/>
+      </w:pPr>
+    </w:p>
+    <w:tbl>
+      <w:tblPr>
+        <w:tblW w:type="auto" w:w="0"/>
+        <w:tblLook w:firstColumn="1" w:firstRow="1" w:lastColumn="0" w:lastRow="0" w:noHBand="0" w:noVBand="1" w:val="04A0"/>
+        <w:tblBorders>
+          <w:top w:val="single" w:sz="4" w:space="0" w:color="C9D2DF"/>
+          <w:left w:val="single" w:sz="4" w:space="0" w:color="C9D2DF"/>
+          <w:bottom w:val="single" w:sz="4" w:space="0" w:color="C9D2DF"/>
+          <w:right w:val="single" w:sz="4" w:space="0" w:color="C9D2DF"/>
+          <w:insideH w:val="single" w:sz="4" w:space="0" w:color="C9D2DF"/>
+          <w:insideV w:val="single" w:sz="4" w:space="0" w:color="C9D2DF"/>
+        </w:tblBorders>
+        <w:tblLayout w:type="fixed"/>
+        <w:tblCellMar>
+          <w:top w:w="50" w:type="dxa"/>
+          <w:bottom w:w="50" w:type="dxa"/>
+          <w:left w:w="100" w:type="dxa"/>
+          <w:right w:w="100" w:type="dxa"/>
+        </w:tblCellMar>
+      </w:tblPr>
+      <w:tblGrid>
+        <w:gridCol w:w="4706"/>
+        <w:gridCol w:w="4706"/>
+      </w:tblGrid>
+      <w:tr>
+        <w:trPr>
+          <w:cantSplit/>
+        </w:trPr>
+        <w:tc>
+          <w:tcPr>
+            <w:tcW w:type="dxa" w:w="7370"/>
+            <w:gridSpan w:val="2"/>
+            <w:shd w:val="clear" w:color="auto" w:fill="E8F0FA"/>
+            <w:tcBorders>
+              <w:left w:val="single" w:sz="30" w:space="0" w:color="EB6834"/>
+            </w:tcBorders>
+          </w:tcPr>
+          <w:p>
+            <w:pPr>
+              <w:spacing w:before="20" w:after="20" w:line="264" w:lineRule="auto"/>
+            </w:pPr>
+            <w:r>
+              <w:rPr>
+                <w:rFonts w:ascii="Arial" w:hAnsi="Arial" w:eastAsia="Arial"/>
+                <w:b/>
+                <w:i w:val="0"/>
+                <w:color w:val="0A2F5C"/>
+                <w:sz w:val="19"/>
+              </w:rPr>
+              <w:t>4.  RESOLUCIÓN  N° 000211-2026-DV-PE</w:t>
+            </w:r>
+          </w:p>
+        </w:tc>
+      </w:tr>
+      <w:tr>
+        <w:trPr>
+          <w:cantSplit/>
+        </w:trPr>
+        <w:tc>
+          <w:tcPr>
+            <w:tcW w:type="dxa" w:w="2041"/>
+            <w:shd w:val="clear" w:color="auto" w:fill="F2F5FA"/>
+          </w:tcPr>
+          <w:p>
+            <w:pPr>
+              <w:spacing w:before="20" w:after="20" w:line="264" w:lineRule="auto"/>
+            </w:pPr>
+            <w:r>
+              <w:rPr>
+                <w:rFonts w:ascii="Arial" w:hAnsi="Arial" w:eastAsia="Arial"/>
+                <w:b/>
+                <w:i w:val="0"/>
+                <w:color w:val="0A2F5C"/>
+                <w:sz w:val="17"/>
+              </w:rPr>
+              <w:t>Entidad emisora</w:t>
+            </w:r>
+          </w:p>
+        </w:tc>
+        <w:tc>
+          <w:tcPr>
+            <w:tcW w:type="dxa" w:w="7370"/>
+          </w:tcPr>
+          <w:p>
+            <w:pPr>
+              <w:spacing w:before="20" w:after="20" w:line="264" w:lineRule="auto"/>
+            </w:pPr>
+            <w:r>
+              <w:rPr>
+                <w:rFonts w:ascii="Arial" w:hAnsi="Arial" w:eastAsia="Arial"/>
+                <w:b w:val="0"/>
+                <w:i w:val="0"/>
                 <w:sz w:val="18"/>
               </w:rPr>
               <w:t>COMISIÓN NACIONAL PARA EL DESARROLLO Y VIDA SIN DROGAS</w:t>
             </w:r>
           </w:p>
         </w:tc>
+      </w:tr>
+      <w:tr>
+        <w:trPr>
+          <w:cantSplit/>
+        </w:trPr>
         <w:tc>
           <w:tcPr>
-            <w:tcW w:type="dxa" w:w="2268"/>
+            <w:tcW w:type="dxa" w:w="2041"/>
+            <w:shd w:val="clear" w:color="auto" w:fill="F2F5FA"/>
           </w:tcPr>
           <w:p>
+            <w:pPr>
+              <w:spacing w:before="20" w:after="20" w:line="264" w:lineRule="auto"/>
+            </w:pPr>
             <w:r>
               <w:rPr>
-                <w:sz w:val="18"/>
+                <w:rFonts w:ascii="Arial" w:hAnsi="Arial" w:eastAsia="Arial"/>
+                <w:b/>
+                <w:i w:val="0"/>
+                <w:color w:val="0A2F5C"/>
+                <w:sz w:val="17"/>
               </w:rPr>
+              <w:t>Publicación</w:t>
             </w:r>
-            <w:hyperlink r:id="rId12">
-              <w:r>
-                <w:rPr>
-                  <w:color w:val="0563C1"/>
-                  <w:u w:val="single"/>
-                </w:rPr>
-                <w:t>RESOLUCIÓN  N° 000211-2026-DV-PE</w:t>
-              </w:r>
-            </w:hyperlink>
           </w:p>
         </w:tc>
         <w:tc>
           <w:tcPr>
-            <w:tcW w:type="dxa" w:w="4139"/>
+            <w:tcW w:type="dxa" w:w="7370"/>
           </w:tcPr>
           <w:p>
+            <w:pPr>
+              <w:spacing w:before="20" w:after="20" w:line="264" w:lineRule="auto"/>
+            </w:pPr>
             <w:r>
               <w:rPr>
+                <w:rFonts w:ascii="Arial" w:hAnsi="Arial" w:eastAsia="Arial"/>
+                <w:b w:val="0"/>
+                <w:i w:val="0"/>
+                <w:sz w:val="18"/>
+              </w:rPr>
+              <w:t>30/09/2026 · Edición ordinaria</w:t>
+            </w:r>
+          </w:p>
+        </w:tc>
+      </w:tr>
+      <w:tr>
+        <w:trPr>
+          <w:cantSplit/>
+        </w:trPr>
+        <w:tc>
+          <w:tcPr>
+            <w:tcW w:type="dxa" w:w="2041"/>
+            <w:shd w:val="clear" w:color="auto" w:fill="F2F5FA"/>
+          </w:tcPr>
+          <w:p>
+            <w:pPr>
+              <w:spacing w:before="20" w:after="20" w:line="264" w:lineRule="auto"/>
+            </w:pPr>
+            <w:r>
+              <w:rPr>
+                <w:rFonts w:ascii="Arial" w:hAnsi="Arial" w:eastAsia="Arial"/>
+                <w:b/>
+                <w:i w:val="0"/>
+                <w:color w:val="0A2F5C"/>
+                <w:sz w:val="17"/>
+              </w:rPr>
+              <w:t>Temas</w:t>
+            </w:r>
+          </w:p>
+        </w:tc>
+        <w:tc>
+          <w:tcPr>
+            <w:tcW w:type="dxa" w:w="7370"/>
+          </w:tcPr>
+          <w:p>
+            <w:pPr>
+              <w:spacing w:before="20" w:after="20" w:line="264" w:lineRule="auto"/>
+            </w:pPr>
+            <w:r>
+              <w:rPr>
+                <w:rFonts w:ascii="Arial" w:hAnsi="Arial" w:eastAsia="Arial"/>
+                <w:b w:val="0"/>
+                <w:i w:val="0"/>
+                <w:sz w:val="18"/>
+              </w:rPr>
+              <w:t>Normatividad presupuestal</w:t>
+            </w:r>
+          </w:p>
+        </w:tc>
+      </w:tr>
+      <w:tr>
+        <w:trPr>
+          <w:cantSplit/>
+        </w:trPr>
+        <w:tc>
+          <w:tcPr>
+            <w:tcW w:type="dxa" w:w="2041"/>
+            <w:shd w:val="clear" w:color="auto" w:fill="F2F5FA"/>
+          </w:tcPr>
+          <w:p>
+            <w:pPr>
+              <w:spacing w:before="20" w:after="20" w:line="264" w:lineRule="auto"/>
+            </w:pPr>
+            <w:r>
+              <w:rPr>
+                <w:rFonts w:ascii="Arial" w:hAnsi="Arial" w:eastAsia="Arial"/>
+                <w:b/>
+                <w:i w:val="0"/>
+                <w:color w:val="0A2F5C"/>
+                <w:sz w:val="17"/>
+              </w:rPr>
+              <w:t>Sumilla</w:t>
+            </w:r>
+          </w:p>
+        </w:tc>
+        <w:tc>
+          <w:tcPr>
+            <w:tcW w:type="dxa" w:w="7370"/>
+          </w:tcPr>
+          <w:p>
+            <w:pPr>
+              <w:spacing w:before="20" w:after="20" w:line="264" w:lineRule="auto"/>
+            </w:pPr>
+            <w:r>
+              <w:rPr>
+                <w:rFonts w:ascii="Arial" w:hAnsi="Arial" w:eastAsia="Arial"/>
+                <w:b w:val="0"/>
+                <w:i w:val="0"/>
                 <w:sz w:val="18"/>
               </w:rPr>
               <w:t>Autorizan transferencia financiera para financiar actividad a favor de la Marina de Guerra del Perú</w:t>
@@ -473,60 +3398,417 @@
         </w:tc>
       </w:tr>
       <w:tr>
+        <w:trPr>
+          <w:cantSplit/>
+        </w:trPr>
         <w:tc>
           <w:tcPr>
-            <w:tcW w:type="dxa" w:w="1247"/>
+            <w:tcW w:type="dxa" w:w="2041"/>
+            <w:shd w:val="clear" w:color="auto" w:fill="F2F5FA"/>
           </w:tcPr>
           <w:p>
+            <w:pPr>
+              <w:spacing w:before="20" w:after="20" w:line="264" w:lineRule="auto"/>
+            </w:pPr>
             <w:r>
               <w:rPr>
-                <w:sz w:val="18"/>
+                <w:rFonts w:ascii="Arial" w:hAnsi="Arial" w:eastAsia="Arial"/>
+                <w:b/>
+                <w:i w:val="0"/>
+                <w:color w:val="0A2F5C"/>
+                <w:sz w:val="17"/>
               </w:rPr>
-              <w:t>30/09/2026</w:t>
+              <w:t>Disposición principal</w:t>
             </w:r>
           </w:p>
         </w:tc>
         <w:tc>
           <w:tcPr>
-            <w:tcW w:type="dxa" w:w="1984"/>
+            <w:tcW w:type="dxa" w:w="7370"/>
           </w:tcPr>
           <w:p>
+            <w:pPr>
+              <w:spacing w:before="20" w:after="20" w:line="264" w:lineRule="auto"/>
+            </w:pPr>
             <w:r>
               <w:rPr>
+                <w:rFonts w:ascii="Arial" w:hAnsi="Arial" w:eastAsia="Arial"/>
+                <w:b w:val="0"/>
+                <w:i w:val="0"/>
+                <w:sz w:val="18"/>
+              </w:rPr>
+              <w:t>Artículo Primero.- AUTORIZAR la transferencia financiera hasta por la suma total de SEISCIENTOS MIL CON 00/100 SOLES (S/ 600,000.00), para financiar la Actividad a favor de la entidad ejecutora que se detalla en el Anexo N° 1, que forma parte integrante de la presente resolución. Artículo Segundo.- DISPONER que la transferencia financiera autorizada por el Artículo Primero, se realice con cargo al presupuesto del año fiscal 2026 del Pliego 012: Comisión Nacional para el Desarrollo y Vida sin Drogas, correspondiente a la fuente de financiamiento “Recursos Ordinarios”. Artículo Tercero.- RATIFICAR que la entidad ejecutora, bajo responsabilidad, sólo destinará los recursos públicos que se…</w:t>
+            </w:r>
+          </w:p>
+        </w:tc>
+      </w:tr>
+      <w:tr>
+        <w:trPr>
+          <w:cantSplit/>
+        </w:trPr>
+        <w:tc>
+          <w:tcPr>
+            <w:tcW w:type="dxa" w:w="2041"/>
+            <w:shd w:val="clear" w:color="auto" w:fill="F2F5FA"/>
+          </w:tcPr>
+          <w:p>
+            <w:pPr>
+              <w:spacing w:before="20" w:after="20" w:line="264" w:lineRule="auto"/>
+            </w:pPr>
+            <w:r>
+              <w:rPr>
+                <w:rFonts w:ascii="Arial" w:hAnsi="Arial" w:eastAsia="Arial"/>
+                <w:b/>
+                <w:i w:val="0"/>
+                <w:color w:val="0A2F5C"/>
+                <w:sz w:val="17"/>
+              </w:rPr>
+              <w:t>Montos citados</w:t>
+            </w:r>
+          </w:p>
+        </w:tc>
+        <w:tc>
+          <w:tcPr>
+            <w:tcW w:type="dxa" w:w="7370"/>
+          </w:tcPr>
+          <w:p>
+            <w:pPr>
+              <w:spacing w:before="20" w:after="20" w:line="264" w:lineRule="auto"/>
+            </w:pPr>
+            <w:r>
+              <w:rPr>
+                <w:rFonts w:ascii="Arial" w:hAnsi="Arial" w:eastAsia="Arial"/>
+                <w:b w:val="0"/>
+                <w:i w:val="0"/>
+                <w:sz w:val="18"/>
+              </w:rPr>
+              <w:t>S/ 600,000.00</w:t>
+            </w:r>
+          </w:p>
+        </w:tc>
+      </w:tr>
+      <w:tr>
+        <w:trPr>
+          <w:cantSplit/>
+        </w:trPr>
+        <w:tc>
+          <w:tcPr>
+            <w:tcW w:type="dxa" w:w="2041"/>
+            <w:shd w:val="clear" w:color="auto" w:fill="F2F5FA"/>
+          </w:tcPr>
+          <w:p>
+            <w:pPr>
+              <w:spacing w:before="20" w:after="20" w:line="264" w:lineRule="auto"/>
+            </w:pPr>
+            <w:r>
+              <w:rPr>
+                <w:rFonts w:ascii="Arial" w:hAnsi="Arial" w:eastAsia="Arial"/>
+                <w:b/>
+                <w:i w:val="0"/>
+                <w:color w:val="0A2F5C"/>
+                <w:sz w:val="17"/>
+              </w:rPr>
+              <w:t>Enlaces</w:t>
+            </w:r>
+          </w:p>
+        </w:tc>
+        <w:tc>
+          <w:tcPr>
+            <w:tcW w:type="dxa" w:w="7370"/>
+          </w:tcPr>
+          <w:p>
+            <w:pPr>
+              <w:spacing w:before="20" w:after="20" w:line="264" w:lineRule="auto"/>
+            </w:pPr>
+            <w:hyperlink r:id="rId14">
+              <w:r>
+                <w:rPr>
+                  <w:rFonts w:ascii="Arial" w:hAnsi="Arial" w:eastAsia="Arial" w:cs="Arial"/>
+                  <w:color w:val="0B5CAD"/>
+                  <w:sz w:val="17"/>
+                  <w:u w:val="single"/>
+                </w:rPr>
+                <w:t xml:space="preserve">Texto completo</w:t>
+              </w:r>
+            </w:hyperlink>
+            <w:r>
+              <w:rPr>
+                <w:rFonts w:ascii="Arial" w:hAnsi="Arial" w:eastAsia="Arial"/>
+                <w:b w:val="0"/>
+                <w:i w:val="0"/>
+                <w:color w:val="5B6880"/>
+                <w:sz w:val="17"/>
+              </w:rPr>
+              <w:t xml:space="preserve">   ·   </w:t>
+            </w:r>
+            <w:hyperlink r:id="rId30">
+              <w:r>
+                <w:rPr>
+                  <w:rFonts w:ascii="Arial" w:hAnsi="Arial" w:eastAsia="Arial" w:cs="Arial"/>
+                  <w:color w:val="0B5CAD"/>
+                  <w:sz w:val="17"/>
+                  <w:u w:val="single"/>
+                </w:rPr>
+                <w:t xml:space="preserve">El Peruano</w:t>
+              </w:r>
+            </w:hyperlink>
+            <w:r>
+              <w:rPr>
+                <w:rFonts w:ascii="Arial" w:hAnsi="Arial" w:eastAsia="Arial"/>
+                <w:b w:val="0"/>
+                <w:i w:val="0"/>
+                <w:color w:val="5B6880"/>
+                <w:sz w:val="17"/>
+              </w:rPr>
+              <w:t xml:space="preserve">   ·   </w:t>
+            </w:r>
+            <w:hyperlink r:id="rId31">
+              <w:r>
+                <w:rPr>
+                  <w:rFonts w:ascii="Arial" w:hAnsi="Arial" w:eastAsia="Arial" w:cs="Arial"/>
+                  <w:color w:val="0B5CAD"/>
+                  <w:sz w:val="17"/>
+                  <w:u w:val="single"/>
+                </w:rPr>
+                <w:t xml:space="preserve">PDF</w:t>
+              </w:r>
+            </w:hyperlink>
+          </w:p>
+        </w:tc>
+      </w:tr>
+    </w:tbl>
+    <w:p>
+      <w:pPr>
+        <w:spacing w:before="0" w:after="120" w:line="276" w:lineRule="auto"/>
+      </w:pPr>
+    </w:p>
+    <w:tbl>
+      <w:tblPr>
+        <w:tblW w:type="auto" w:w="0"/>
+        <w:tblLook w:firstColumn="1" w:firstRow="1" w:lastColumn="0" w:lastRow="0" w:noHBand="0" w:noVBand="1" w:val="04A0"/>
+        <w:tblBorders>
+          <w:top w:val="single" w:sz="4" w:space="0" w:color="C9D2DF"/>
+          <w:left w:val="single" w:sz="4" w:space="0" w:color="C9D2DF"/>
+          <w:bottom w:val="single" w:sz="4" w:space="0" w:color="C9D2DF"/>
+          <w:right w:val="single" w:sz="4" w:space="0" w:color="C9D2DF"/>
+          <w:insideH w:val="single" w:sz="4" w:space="0" w:color="C9D2DF"/>
+          <w:insideV w:val="single" w:sz="4" w:space="0" w:color="C9D2DF"/>
+        </w:tblBorders>
+        <w:tblLayout w:type="fixed"/>
+        <w:tblCellMar>
+          <w:top w:w="50" w:type="dxa"/>
+          <w:bottom w:w="50" w:type="dxa"/>
+          <w:left w:w="100" w:type="dxa"/>
+          <w:right w:w="100" w:type="dxa"/>
+        </w:tblCellMar>
+      </w:tblPr>
+      <w:tblGrid>
+        <w:gridCol w:w="4706"/>
+        <w:gridCol w:w="4706"/>
+      </w:tblGrid>
+      <w:tr>
+        <w:trPr>
+          <w:cantSplit/>
+        </w:trPr>
+        <w:tc>
+          <w:tcPr>
+            <w:tcW w:type="dxa" w:w="7370"/>
+            <w:gridSpan w:val="2"/>
+            <w:shd w:val="clear" w:color="auto" w:fill="E8F0FA"/>
+            <w:tcBorders>
+              <w:left w:val="single" w:sz="30" w:space="0" w:color="EB6834"/>
+            </w:tcBorders>
+          </w:tcPr>
+          <w:p>
+            <w:pPr>
+              <w:spacing w:before="20" w:after="20" w:line="264" w:lineRule="auto"/>
+            </w:pPr>
+            <w:r>
+              <w:rPr>
+                <w:rFonts w:ascii="Arial" w:hAnsi="Arial" w:eastAsia="Arial"/>
+                <w:b/>
+                <w:i w:val="0"/>
+                <w:color w:val="0A2F5C"/>
+                <w:sz w:val="19"/>
+              </w:rPr>
+              <w:t>5.  DECRETO SUPREMO  N° 206-2026-EF</w:t>
+            </w:r>
+          </w:p>
+        </w:tc>
+      </w:tr>
+      <w:tr>
+        <w:trPr>
+          <w:cantSplit/>
+        </w:trPr>
+        <w:tc>
+          <w:tcPr>
+            <w:tcW w:type="dxa" w:w="2041"/>
+            <w:shd w:val="clear" w:color="auto" w:fill="F2F5FA"/>
+          </w:tcPr>
+          <w:p>
+            <w:pPr>
+              <w:spacing w:before="20" w:after="20" w:line="264" w:lineRule="auto"/>
+            </w:pPr>
+            <w:r>
+              <w:rPr>
+                <w:rFonts w:ascii="Arial" w:hAnsi="Arial" w:eastAsia="Arial"/>
+                <w:b/>
+                <w:i w:val="0"/>
+                <w:color w:val="0A2F5C"/>
+                <w:sz w:val="17"/>
+              </w:rPr>
+              <w:t>Entidad emisora</w:t>
+            </w:r>
+          </w:p>
+        </w:tc>
+        <w:tc>
+          <w:tcPr>
+            <w:tcW w:type="dxa" w:w="7370"/>
+          </w:tcPr>
+          <w:p>
+            <w:pPr>
+              <w:spacing w:before="20" w:after="20" w:line="264" w:lineRule="auto"/>
+            </w:pPr>
+            <w:r>
+              <w:rPr>
+                <w:rFonts w:ascii="Arial" w:hAnsi="Arial" w:eastAsia="Arial"/>
+                <w:b w:val="0"/>
+                <w:i w:val="0"/>
                 <w:sz w:val="18"/>
               </w:rPr>
               <w:t>ECONOMÍA Y FINANZAS</w:t>
             </w:r>
           </w:p>
         </w:tc>
+      </w:tr>
+      <w:tr>
+        <w:trPr>
+          <w:cantSplit/>
+        </w:trPr>
         <w:tc>
           <w:tcPr>
-            <w:tcW w:type="dxa" w:w="2268"/>
+            <w:tcW w:type="dxa" w:w="2041"/>
+            <w:shd w:val="clear" w:color="auto" w:fill="F2F5FA"/>
           </w:tcPr>
           <w:p>
+            <w:pPr>
+              <w:spacing w:before="20" w:after="20" w:line="264" w:lineRule="auto"/>
+            </w:pPr>
             <w:r>
               <w:rPr>
-                <w:sz w:val="18"/>
+                <w:rFonts w:ascii="Arial" w:hAnsi="Arial" w:eastAsia="Arial"/>
+                <w:b/>
+                <w:i w:val="0"/>
+                <w:color w:val="0A2F5C"/>
+                <w:sz w:val="17"/>
               </w:rPr>
+              <w:t>Publicación</w:t>
             </w:r>
-            <w:hyperlink r:id="rId13">
-              <w:r>
-                <w:rPr>
-                  <w:color w:val="0563C1"/>
-                  <w:u w:val="single"/>
-                </w:rPr>
-                <w:t>DECRETO SUPREMO  N° 206-2026-EF</w:t>
-              </w:r>
-            </w:hyperlink>
           </w:p>
         </w:tc>
         <w:tc>
           <w:tcPr>
-            <w:tcW w:type="dxa" w:w="4139"/>
+            <w:tcW w:type="dxa" w:w="7370"/>
           </w:tcPr>
           <w:p>
+            <w:pPr>
+              <w:spacing w:before="20" w:after="20" w:line="264" w:lineRule="auto"/>
+            </w:pPr>
             <w:r>
               <w:rPr>
+                <w:rFonts w:ascii="Arial" w:hAnsi="Arial" w:eastAsia="Arial"/>
+                <w:b w:val="0"/>
+                <w:i w:val="0"/>
+                <w:sz w:val="18"/>
+              </w:rPr>
+              <w:t>30/09/2026 · Edición ordinaria</w:t>
+            </w:r>
+          </w:p>
+        </w:tc>
+      </w:tr>
+      <w:tr>
+        <w:trPr>
+          <w:cantSplit/>
+        </w:trPr>
+        <w:tc>
+          <w:tcPr>
+            <w:tcW w:type="dxa" w:w="2041"/>
+            <w:shd w:val="clear" w:color="auto" w:fill="F2F5FA"/>
+          </w:tcPr>
+          <w:p>
+            <w:pPr>
+              <w:spacing w:before="20" w:after="20" w:line="264" w:lineRule="auto"/>
+            </w:pPr>
+            <w:r>
+              <w:rPr>
+                <w:rFonts w:ascii="Arial" w:hAnsi="Arial" w:eastAsia="Arial"/>
+                <w:b/>
+                <w:i w:val="0"/>
+                <w:color w:val="0A2F5C"/>
+                <w:sz w:val="17"/>
+              </w:rPr>
+              <w:t>Temas</w:t>
+            </w:r>
+          </w:p>
+        </w:tc>
+        <w:tc>
+          <w:tcPr>
+            <w:tcW w:type="dxa" w:w="7370"/>
+          </w:tcPr>
+          <w:p>
+            <w:pPr>
+              <w:spacing w:before="20" w:after="20" w:line="264" w:lineRule="auto"/>
+            </w:pPr>
+            <w:r>
+              <w:rPr>
+                <w:rFonts w:ascii="Arial" w:hAnsi="Arial" w:eastAsia="Arial"/>
+                <w:b w:val="0"/>
+                <w:i w:val="0"/>
+                <w:sz w:val="18"/>
+              </w:rPr>
+              <w:t>Normatividad presupuestal</w:t>
+            </w:r>
+          </w:p>
+        </w:tc>
+      </w:tr>
+      <w:tr>
+        <w:trPr>
+          <w:cantSplit/>
+        </w:trPr>
+        <w:tc>
+          <w:tcPr>
+            <w:tcW w:type="dxa" w:w="2041"/>
+            <w:shd w:val="clear" w:color="auto" w:fill="F2F5FA"/>
+          </w:tcPr>
+          <w:p>
+            <w:pPr>
+              <w:spacing w:before="20" w:after="20" w:line="264" w:lineRule="auto"/>
+            </w:pPr>
+            <w:r>
+              <w:rPr>
+                <w:rFonts w:ascii="Arial" w:hAnsi="Arial" w:eastAsia="Arial"/>
+                <w:b/>
+                <w:i w:val="0"/>
+                <w:color w:val="0A2F5C"/>
+                <w:sz w:val="17"/>
+              </w:rPr>
+              <w:t>Sumilla</w:t>
+            </w:r>
+          </w:p>
+        </w:tc>
+        <w:tc>
+          <w:tcPr>
+            <w:tcW w:type="dxa" w:w="7370"/>
+          </w:tcPr>
+          <w:p>
+            <w:pPr>
+              <w:spacing w:before="20" w:after="20" w:line="264" w:lineRule="auto"/>
+            </w:pPr>
+            <w:r>
+              <w:rPr>
+                <w:rFonts w:ascii="Arial" w:hAnsi="Arial" w:eastAsia="Arial"/>
+                <w:b w:val="0"/>
+                <w:i w:val="0"/>
                 <w:sz w:val="18"/>
               </w:rPr>
               <w:t>Decreto Supremo que autoriza Transferencia de Partidas en el Presupuesto del Sector Público para el Año Fiscal 2026 a favor de diversos Gobiernos Regionales</w:t>
@@ -535,60 +3817,417 @@
         </w:tc>
       </w:tr>
       <w:tr>
+        <w:trPr>
+          <w:cantSplit/>
+        </w:trPr>
         <w:tc>
           <w:tcPr>
-            <w:tcW w:type="dxa" w:w="1247"/>
+            <w:tcW w:type="dxa" w:w="2041"/>
+            <w:shd w:val="clear" w:color="auto" w:fill="F2F5FA"/>
           </w:tcPr>
           <w:p>
+            <w:pPr>
+              <w:spacing w:before="20" w:after="20" w:line="264" w:lineRule="auto"/>
+            </w:pPr>
             <w:r>
               <w:rPr>
-                <w:sz w:val="18"/>
+                <w:rFonts w:ascii="Arial" w:hAnsi="Arial" w:eastAsia="Arial"/>
+                <w:b/>
+                <w:i w:val="0"/>
+                <w:color w:val="0A2F5C"/>
+                <w:sz w:val="17"/>
               </w:rPr>
-              <w:t>30/09/2026</w:t>
+              <w:t>Disposición principal</w:t>
             </w:r>
           </w:p>
         </w:tc>
         <w:tc>
           <w:tcPr>
-            <w:tcW w:type="dxa" w:w="1984"/>
+            <w:tcW w:type="dxa" w:w="7370"/>
           </w:tcPr>
           <w:p>
+            <w:pPr>
+              <w:spacing w:before="20" w:after="20" w:line="264" w:lineRule="auto"/>
+            </w:pPr>
             <w:r>
               <w:rPr>
+                <w:rFonts w:ascii="Arial" w:hAnsi="Arial" w:eastAsia="Arial"/>
+                <w:b w:val="0"/>
+                <w:i w:val="0"/>
+                <w:sz w:val="18"/>
+              </w:rPr>
+              <w:t>Artículo 1.- Objeto 1.1 Se autoriza una Transferencia de Partidas en el Presupuesto del Sector Público para el Año Fiscal 2026, hasta por la suma de S/ 670 364,00 (SEISCIENTOS SETENTA MIL TRESCIENTOS SESENTA Y CUATRO Y 00/100 SOLES), por la fuente de financiamiento Recursos Ordinarios, a favor de diversos gobiernos regionales, para financiar los gastos de operatividad y funcionamiento institucional, que implican la contratación de sesenta y cuatro (64) especialistas en procedimientos administrativos disciplinarios, por el periodo de noviembre a diciembre de 2026, relacionados con la implementación de la intervención y acción pedagógica denominada “El fortalecimiento de la gestión…</w:t>
+            </w:r>
+          </w:p>
+        </w:tc>
+      </w:tr>
+      <w:tr>
+        <w:trPr>
+          <w:cantSplit/>
+        </w:trPr>
+        <w:tc>
+          <w:tcPr>
+            <w:tcW w:type="dxa" w:w="2041"/>
+            <w:shd w:val="clear" w:color="auto" w:fill="F2F5FA"/>
+          </w:tcPr>
+          <w:p>
+            <w:pPr>
+              <w:spacing w:before="20" w:after="20" w:line="264" w:lineRule="auto"/>
+            </w:pPr>
+            <w:r>
+              <w:rPr>
+                <w:rFonts w:ascii="Arial" w:hAnsi="Arial" w:eastAsia="Arial"/>
+                <w:b/>
+                <w:i w:val="0"/>
+                <w:color w:val="0A2F5C"/>
+                <w:sz w:val="17"/>
+              </w:rPr>
+              <w:t>Montos citados</w:t>
+            </w:r>
+          </w:p>
+        </w:tc>
+        <w:tc>
+          <w:tcPr>
+            <w:tcW w:type="dxa" w:w="7370"/>
+          </w:tcPr>
+          <w:p>
+            <w:pPr>
+              <w:spacing w:before="20" w:after="20" w:line="264" w:lineRule="auto"/>
+            </w:pPr>
+            <w:r>
+              <w:rPr>
+                <w:rFonts w:ascii="Arial" w:hAnsi="Arial" w:eastAsia="Arial"/>
+                <w:b w:val="0"/>
+                <w:i w:val="0"/>
+                <w:sz w:val="18"/>
+              </w:rPr>
+              <w:t>S/ 670 364,00</w:t>
+            </w:r>
+          </w:p>
+        </w:tc>
+      </w:tr>
+      <w:tr>
+        <w:trPr>
+          <w:cantSplit/>
+        </w:trPr>
+        <w:tc>
+          <w:tcPr>
+            <w:tcW w:type="dxa" w:w="2041"/>
+            <w:shd w:val="clear" w:color="auto" w:fill="F2F5FA"/>
+          </w:tcPr>
+          <w:p>
+            <w:pPr>
+              <w:spacing w:before="20" w:after="20" w:line="264" w:lineRule="auto"/>
+            </w:pPr>
+            <w:r>
+              <w:rPr>
+                <w:rFonts w:ascii="Arial" w:hAnsi="Arial" w:eastAsia="Arial"/>
+                <w:b/>
+                <w:i w:val="0"/>
+                <w:color w:val="0A2F5C"/>
+                <w:sz w:val="17"/>
+              </w:rPr>
+              <w:t>Enlaces</w:t>
+            </w:r>
+          </w:p>
+        </w:tc>
+        <w:tc>
+          <w:tcPr>
+            <w:tcW w:type="dxa" w:w="7370"/>
+          </w:tcPr>
+          <w:p>
+            <w:pPr>
+              <w:spacing w:before="20" w:after="20" w:line="264" w:lineRule="auto"/>
+            </w:pPr>
+            <w:hyperlink r:id="rId15">
+              <w:r>
+                <w:rPr>
+                  <w:rFonts w:ascii="Arial" w:hAnsi="Arial" w:eastAsia="Arial" w:cs="Arial"/>
+                  <w:color w:val="0B5CAD"/>
+                  <w:sz w:val="17"/>
+                  <w:u w:val="single"/>
+                </w:rPr>
+                <w:t xml:space="preserve">Texto completo</w:t>
+              </w:r>
+            </w:hyperlink>
+            <w:r>
+              <w:rPr>
+                <w:rFonts w:ascii="Arial" w:hAnsi="Arial" w:eastAsia="Arial"/>
+                <w:b w:val="0"/>
+                <w:i w:val="0"/>
+                <w:color w:val="5B6880"/>
+                <w:sz w:val="17"/>
+              </w:rPr>
+              <w:t xml:space="preserve">   ·   </w:t>
+            </w:r>
+            <w:hyperlink r:id="rId32">
+              <w:r>
+                <w:rPr>
+                  <w:rFonts w:ascii="Arial" w:hAnsi="Arial" w:eastAsia="Arial" w:cs="Arial"/>
+                  <w:color w:val="0B5CAD"/>
+                  <w:sz w:val="17"/>
+                  <w:u w:val="single"/>
+                </w:rPr>
+                <w:t xml:space="preserve">El Peruano</w:t>
+              </w:r>
+            </w:hyperlink>
+            <w:r>
+              <w:rPr>
+                <w:rFonts w:ascii="Arial" w:hAnsi="Arial" w:eastAsia="Arial"/>
+                <w:b w:val="0"/>
+                <w:i w:val="0"/>
+                <w:color w:val="5B6880"/>
+                <w:sz w:val="17"/>
+              </w:rPr>
+              <w:t xml:space="preserve">   ·   </w:t>
+            </w:r>
+            <w:hyperlink r:id="rId33">
+              <w:r>
+                <w:rPr>
+                  <w:rFonts w:ascii="Arial" w:hAnsi="Arial" w:eastAsia="Arial" w:cs="Arial"/>
+                  <w:color w:val="0B5CAD"/>
+                  <w:sz w:val="17"/>
+                  <w:u w:val="single"/>
+                </w:rPr>
+                <w:t xml:space="preserve">PDF</w:t>
+              </w:r>
+            </w:hyperlink>
+          </w:p>
+        </w:tc>
+      </w:tr>
+    </w:tbl>
+    <w:p>
+      <w:pPr>
+        <w:spacing w:before="0" w:after="120" w:line="276" w:lineRule="auto"/>
+      </w:pPr>
+    </w:p>
+    <w:tbl>
+      <w:tblPr>
+        <w:tblW w:type="auto" w:w="0"/>
+        <w:tblLook w:firstColumn="1" w:firstRow="1" w:lastColumn="0" w:lastRow="0" w:noHBand="0" w:noVBand="1" w:val="04A0"/>
+        <w:tblBorders>
+          <w:top w:val="single" w:sz="4" w:space="0" w:color="C9D2DF"/>
+          <w:left w:val="single" w:sz="4" w:space="0" w:color="C9D2DF"/>
+          <w:bottom w:val="single" w:sz="4" w:space="0" w:color="C9D2DF"/>
+          <w:right w:val="single" w:sz="4" w:space="0" w:color="C9D2DF"/>
+          <w:insideH w:val="single" w:sz="4" w:space="0" w:color="C9D2DF"/>
+          <w:insideV w:val="single" w:sz="4" w:space="0" w:color="C9D2DF"/>
+        </w:tblBorders>
+        <w:tblLayout w:type="fixed"/>
+        <w:tblCellMar>
+          <w:top w:w="50" w:type="dxa"/>
+          <w:bottom w:w="50" w:type="dxa"/>
+          <w:left w:w="100" w:type="dxa"/>
+          <w:right w:w="100" w:type="dxa"/>
+        </w:tblCellMar>
+      </w:tblPr>
+      <w:tblGrid>
+        <w:gridCol w:w="4706"/>
+        <w:gridCol w:w="4706"/>
+      </w:tblGrid>
+      <w:tr>
+        <w:trPr>
+          <w:cantSplit/>
+        </w:trPr>
+        <w:tc>
+          <w:tcPr>
+            <w:tcW w:type="dxa" w:w="7370"/>
+            <w:gridSpan w:val="2"/>
+            <w:shd w:val="clear" w:color="auto" w:fill="E8F0FA"/>
+            <w:tcBorders>
+              <w:left w:val="single" w:sz="30" w:space="0" w:color="EB6834"/>
+            </w:tcBorders>
+          </w:tcPr>
+          <w:p>
+            <w:pPr>
+              <w:spacing w:before="20" w:after="20" w:line="264" w:lineRule="auto"/>
+            </w:pPr>
+            <w:r>
+              <w:rPr>
+                <w:rFonts w:ascii="Arial" w:hAnsi="Arial" w:eastAsia="Arial"/>
+                <w:b/>
+                <w:i w:val="0"/>
+                <w:color w:val="0A2F5C"/>
+                <w:sz w:val="19"/>
+              </w:rPr>
+              <w:t>6.  DECRETO SUPREMO  N° 207-2026-EF</w:t>
+            </w:r>
+          </w:p>
+        </w:tc>
+      </w:tr>
+      <w:tr>
+        <w:trPr>
+          <w:cantSplit/>
+        </w:trPr>
+        <w:tc>
+          <w:tcPr>
+            <w:tcW w:type="dxa" w:w="2041"/>
+            <w:shd w:val="clear" w:color="auto" w:fill="F2F5FA"/>
+          </w:tcPr>
+          <w:p>
+            <w:pPr>
+              <w:spacing w:before="20" w:after="20" w:line="264" w:lineRule="auto"/>
+            </w:pPr>
+            <w:r>
+              <w:rPr>
+                <w:rFonts w:ascii="Arial" w:hAnsi="Arial" w:eastAsia="Arial"/>
+                <w:b/>
+                <w:i w:val="0"/>
+                <w:color w:val="0A2F5C"/>
+                <w:sz w:val="17"/>
+              </w:rPr>
+              <w:t>Entidad emisora</w:t>
+            </w:r>
+          </w:p>
+        </w:tc>
+        <w:tc>
+          <w:tcPr>
+            <w:tcW w:type="dxa" w:w="7370"/>
+          </w:tcPr>
+          <w:p>
+            <w:pPr>
+              <w:spacing w:before="20" w:after="20" w:line="264" w:lineRule="auto"/>
+            </w:pPr>
+            <w:r>
+              <w:rPr>
+                <w:rFonts w:ascii="Arial" w:hAnsi="Arial" w:eastAsia="Arial"/>
+                <w:b w:val="0"/>
+                <w:i w:val="0"/>
                 <w:sz w:val="18"/>
               </w:rPr>
               <w:t>ECONOMÍA Y FINANZAS</w:t>
             </w:r>
           </w:p>
         </w:tc>
+      </w:tr>
+      <w:tr>
+        <w:trPr>
+          <w:cantSplit/>
+        </w:trPr>
         <w:tc>
           <w:tcPr>
-            <w:tcW w:type="dxa" w:w="2268"/>
+            <w:tcW w:type="dxa" w:w="2041"/>
+            <w:shd w:val="clear" w:color="auto" w:fill="F2F5FA"/>
           </w:tcPr>
           <w:p>
+            <w:pPr>
+              <w:spacing w:before="20" w:after="20" w:line="264" w:lineRule="auto"/>
+            </w:pPr>
             <w:r>
               <w:rPr>
-                <w:sz w:val="18"/>
+                <w:rFonts w:ascii="Arial" w:hAnsi="Arial" w:eastAsia="Arial"/>
+                <w:b/>
+                <w:i w:val="0"/>
+                <w:color w:val="0A2F5C"/>
+                <w:sz w:val="17"/>
               </w:rPr>
+              <w:t>Publicación</w:t>
             </w:r>
-            <w:hyperlink r:id="rId14">
-              <w:r>
-                <w:rPr>
-                  <w:color w:val="0563C1"/>
-                  <w:u w:val="single"/>
-                </w:rPr>
-                <w:t>DECRETO SUPREMO  N° 207-2026-EF</w:t>
-              </w:r>
-            </w:hyperlink>
           </w:p>
         </w:tc>
         <w:tc>
           <w:tcPr>
-            <w:tcW w:type="dxa" w:w="4139"/>
+            <w:tcW w:type="dxa" w:w="7370"/>
           </w:tcPr>
           <w:p>
+            <w:pPr>
+              <w:spacing w:before="20" w:after="20" w:line="264" w:lineRule="auto"/>
+            </w:pPr>
             <w:r>
               <w:rPr>
+                <w:rFonts w:ascii="Arial" w:hAnsi="Arial" w:eastAsia="Arial"/>
+                <w:b w:val="0"/>
+                <w:i w:val="0"/>
+                <w:sz w:val="18"/>
+              </w:rPr>
+              <w:t>30/09/2026 · Edición ordinaria</w:t>
+            </w:r>
+          </w:p>
+        </w:tc>
+      </w:tr>
+      <w:tr>
+        <w:trPr>
+          <w:cantSplit/>
+        </w:trPr>
+        <w:tc>
+          <w:tcPr>
+            <w:tcW w:type="dxa" w:w="2041"/>
+            <w:shd w:val="clear" w:color="auto" w:fill="F2F5FA"/>
+          </w:tcPr>
+          <w:p>
+            <w:pPr>
+              <w:spacing w:before="20" w:after="20" w:line="264" w:lineRule="auto"/>
+            </w:pPr>
+            <w:r>
+              <w:rPr>
+                <w:rFonts w:ascii="Arial" w:hAnsi="Arial" w:eastAsia="Arial"/>
+                <w:b/>
+                <w:i w:val="0"/>
+                <w:color w:val="0A2F5C"/>
+                <w:sz w:val="17"/>
+              </w:rPr>
+              <w:t>Temas</w:t>
+            </w:r>
+          </w:p>
+        </w:tc>
+        <w:tc>
+          <w:tcPr>
+            <w:tcW w:type="dxa" w:w="7370"/>
+          </w:tcPr>
+          <w:p>
+            <w:pPr>
+              <w:spacing w:before="20" w:after="20" w:line="264" w:lineRule="auto"/>
+            </w:pPr>
+            <w:r>
+              <w:rPr>
+                <w:rFonts w:ascii="Arial" w:hAnsi="Arial" w:eastAsia="Arial"/>
+                <w:b w:val="0"/>
+                <w:i w:val="0"/>
+                <w:sz w:val="18"/>
+              </w:rPr>
+              <w:t>Normatividad presupuestal</w:t>
+            </w:r>
+          </w:p>
+        </w:tc>
+      </w:tr>
+      <w:tr>
+        <w:trPr>
+          <w:cantSplit/>
+        </w:trPr>
+        <w:tc>
+          <w:tcPr>
+            <w:tcW w:type="dxa" w:w="2041"/>
+            <w:shd w:val="clear" w:color="auto" w:fill="F2F5FA"/>
+          </w:tcPr>
+          <w:p>
+            <w:pPr>
+              <w:spacing w:before="20" w:after="20" w:line="264" w:lineRule="auto"/>
+            </w:pPr>
+            <w:r>
+              <w:rPr>
+                <w:rFonts w:ascii="Arial" w:hAnsi="Arial" w:eastAsia="Arial"/>
+                <w:b/>
+                <w:i w:val="0"/>
+                <w:color w:val="0A2F5C"/>
+                <w:sz w:val="17"/>
+              </w:rPr>
+              <w:t>Sumilla</w:t>
+            </w:r>
+          </w:p>
+        </w:tc>
+        <w:tc>
+          <w:tcPr>
+            <w:tcW w:type="dxa" w:w="7370"/>
+          </w:tcPr>
+          <w:p>
+            <w:pPr>
+              <w:spacing w:before="20" w:after="20" w:line="264" w:lineRule="auto"/>
+            </w:pPr>
+            <w:r>
+              <w:rPr>
+                <w:rFonts w:ascii="Arial" w:hAnsi="Arial" w:eastAsia="Arial"/>
+                <w:b w:val="0"/>
+                <w:i w:val="0"/>
                 <w:sz w:val="18"/>
               </w:rPr>
               <w:t>Decreto Supremo que autoriza Transferencia de Partidas en el Presupuesto del Sector Público para el Año Fiscal 2026 a favor de la Municipalidad Provincial de Carabaya</w:t>
@@ -597,60 +4236,417 @@
         </w:tc>
       </w:tr>
       <w:tr>
+        <w:trPr>
+          <w:cantSplit/>
+        </w:trPr>
         <w:tc>
           <w:tcPr>
-            <w:tcW w:type="dxa" w:w="1247"/>
+            <w:tcW w:type="dxa" w:w="2041"/>
+            <w:shd w:val="clear" w:color="auto" w:fill="F2F5FA"/>
           </w:tcPr>
           <w:p>
+            <w:pPr>
+              <w:spacing w:before="20" w:after="20" w:line="264" w:lineRule="auto"/>
+            </w:pPr>
             <w:r>
               <w:rPr>
-                <w:sz w:val="18"/>
+                <w:rFonts w:ascii="Arial" w:hAnsi="Arial" w:eastAsia="Arial"/>
+                <w:b/>
+                <w:i w:val="0"/>
+                <w:color w:val="0A2F5C"/>
+                <w:sz w:val="17"/>
               </w:rPr>
-              <w:t>30/09/2026</w:t>
+              <w:t>Disposición principal</w:t>
             </w:r>
           </w:p>
         </w:tc>
         <w:tc>
           <w:tcPr>
-            <w:tcW w:type="dxa" w:w="1984"/>
+            <w:tcW w:type="dxa" w:w="7370"/>
           </w:tcPr>
           <w:p>
+            <w:pPr>
+              <w:spacing w:before="20" w:after="20" w:line="264" w:lineRule="auto"/>
+            </w:pPr>
             <w:r>
               <w:rPr>
+                <w:rFonts w:ascii="Arial" w:hAnsi="Arial" w:eastAsia="Arial"/>
+                <w:b w:val="0"/>
+                <w:i w:val="0"/>
+                <w:sz w:val="18"/>
+              </w:rPr>
+              <w:t>Artículo 1.- Objeto Se autoriza una Transferencia de Partidas en el Presupuesto del Sector Público para el Año Fiscal 2026, hasta por la suma de S/ 6 241 669,00 (SEIS MILLONES DOSCIENTOS CUARENTA Y UN MIL SEISCIENTOS SESENTA Y NUEVE Y 00/100 SOLES), en la fuente de financiamiento Recursos Ordinarios, con cargo a los recursos del presupuesto institucional del Ministerio de Educación, a favor de la Municipalidad Provincial de Carabaya, para financiar la continuidad de ejecución del proyecto de inversión en infraestructura educativa con CUI Nº 2589203 “Mejoramiento del servicio de educación secundaria en José Macedo Mendoza - Macusani distrito de Macusani de la provincia de Carabaya del…</w:t>
+            </w:r>
+          </w:p>
+        </w:tc>
+      </w:tr>
+      <w:tr>
+        <w:trPr>
+          <w:cantSplit/>
+        </w:trPr>
+        <w:tc>
+          <w:tcPr>
+            <w:tcW w:type="dxa" w:w="2041"/>
+            <w:shd w:val="clear" w:color="auto" w:fill="F2F5FA"/>
+          </w:tcPr>
+          <w:p>
+            <w:pPr>
+              <w:spacing w:before="20" w:after="20" w:line="264" w:lineRule="auto"/>
+            </w:pPr>
+            <w:r>
+              <w:rPr>
+                <w:rFonts w:ascii="Arial" w:hAnsi="Arial" w:eastAsia="Arial"/>
+                <w:b/>
+                <w:i w:val="0"/>
+                <w:color w:val="0A2F5C"/>
+                <w:sz w:val="17"/>
+              </w:rPr>
+              <w:t>Montos citados</w:t>
+            </w:r>
+          </w:p>
+        </w:tc>
+        <w:tc>
+          <w:tcPr>
+            <w:tcW w:type="dxa" w:w="7370"/>
+          </w:tcPr>
+          <w:p>
+            <w:pPr>
+              <w:spacing w:before="20" w:after="20" w:line="264" w:lineRule="auto"/>
+            </w:pPr>
+            <w:r>
+              <w:rPr>
+                <w:rFonts w:ascii="Arial" w:hAnsi="Arial" w:eastAsia="Arial"/>
+                <w:b w:val="0"/>
+                <w:i w:val="0"/>
+                <w:sz w:val="18"/>
+              </w:rPr>
+              <w:t>S/ 6 241 669,00</w:t>
+            </w:r>
+          </w:p>
+        </w:tc>
+      </w:tr>
+      <w:tr>
+        <w:trPr>
+          <w:cantSplit/>
+        </w:trPr>
+        <w:tc>
+          <w:tcPr>
+            <w:tcW w:type="dxa" w:w="2041"/>
+            <w:shd w:val="clear" w:color="auto" w:fill="F2F5FA"/>
+          </w:tcPr>
+          <w:p>
+            <w:pPr>
+              <w:spacing w:before="20" w:after="20" w:line="264" w:lineRule="auto"/>
+            </w:pPr>
+            <w:r>
+              <w:rPr>
+                <w:rFonts w:ascii="Arial" w:hAnsi="Arial" w:eastAsia="Arial"/>
+                <w:b/>
+                <w:i w:val="0"/>
+                <w:color w:val="0A2F5C"/>
+                <w:sz w:val="17"/>
+              </w:rPr>
+              <w:t>Enlaces</w:t>
+            </w:r>
+          </w:p>
+        </w:tc>
+        <w:tc>
+          <w:tcPr>
+            <w:tcW w:type="dxa" w:w="7370"/>
+          </w:tcPr>
+          <w:p>
+            <w:pPr>
+              <w:spacing w:before="20" w:after="20" w:line="264" w:lineRule="auto"/>
+            </w:pPr>
+            <w:hyperlink r:id="rId16">
+              <w:r>
+                <w:rPr>
+                  <w:rFonts w:ascii="Arial" w:hAnsi="Arial" w:eastAsia="Arial" w:cs="Arial"/>
+                  <w:color w:val="0B5CAD"/>
+                  <w:sz w:val="17"/>
+                  <w:u w:val="single"/>
+                </w:rPr>
+                <w:t xml:space="preserve">Texto completo</w:t>
+              </w:r>
+            </w:hyperlink>
+            <w:r>
+              <w:rPr>
+                <w:rFonts w:ascii="Arial" w:hAnsi="Arial" w:eastAsia="Arial"/>
+                <w:b w:val="0"/>
+                <w:i w:val="0"/>
+                <w:color w:val="5B6880"/>
+                <w:sz w:val="17"/>
+              </w:rPr>
+              <w:t xml:space="preserve">   ·   </w:t>
+            </w:r>
+            <w:hyperlink r:id="rId34">
+              <w:r>
+                <w:rPr>
+                  <w:rFonts w:ascii="Arial" w:hAnsi="Arial" w:eastAsia="Arial" w:cs="Arial"/>
+                  <w:color w:val="0B5CAD"/>
+                  <w:sz w:val="17"/>
+                  <w:u w:val="single"/>
+                </w:rPr>
+                <w:t xml:space="preserve">El Peruano</w:t>
+              </w:r>
+            </w:hyperlink>
+            <w:r>
+              <w:rPr>
+                <w:rFonts w:ascii="Arial" w:hAnsi="Arial" w:eastAsia="Arial"/>
+                <w:b w:val="0"/>
+                <w:i w:val="0"/>
+                <w:color w:val="5B6880"/>
+                <w:sz w:val="17"/>
+              </w:rPr>
+              <w:t xml:space="preserve">   ·   </w:t>
+            </w:r>
+            <w:hyperlink r:id="rId35">
+              <w:r>
+                <w:rPr>
+                  <w:rFonts w:ascii="Arial" w:hAnsi="Arial" w:eastAsia="Arial" w:cs="Arial"/>
+                  <w:color w:val="0B5CAD"/>
+                  <w:sz w:val="17"/>
+                  <w:u w:val="single"/>
+                </w:rPr>
+                <w:t xml:space="preserve">PDF</w:t>
+              </w:r>
+            </w:hyperlink>
+          </w:p>
+        </w:tc>
+      </w:tr>
+    </w:tbl>
+    <w:p>
+      <w:pPr>
+        <w:spacing w:before="0" w:after="120" w:line="276" w:lineRule="auto"/>
+      </w:pPr>
+    </w:p>
+    <w:tbl>
+      <w:tblPr>
+        <w:tblW w:type="auto" w:w="0"/>
+        <w:tblLook w:firstColumn="1" w:firstRow="1" w:lastColumn="0" w:lastRow="0" w:noHBand="0" w:noVBand="1" w:val="04A0"/>
+        <w:tblBorders>
+          <w:top w:val="single" w:sz="4" w:space="0" w:color="C9D2DF"/>
+          <w:left w:val="single" w:sz="4" w:space="0" w:color="C9D2DF"/>
+          <w:bottom w:val="single" w:sz="4" w:space="0" w:color="C9D2DF"/>
+          <w:right w:val="single" w:sz="4" w:space="0" w:color="C9D2DF"/>
+          <w:insideH w:val="single" w:sz="4" w:space="0" w:color="C9D2DF"/>
+          <w:insideV w:val="single" w:sz="4" w:space="0" w:color="C9D2DF"/>
+        </w:tblBorders>
+        <w:tblLayout w:type="fixed"/>
+        <w:tblCellMar>
+          <w:top w:w="50" w:type="dxa"/>
+          <w:bottom w:w="50" w:type="dxa"/>
+          <w:left w:w="100" w:type="dxa"/>
+          <w:right w:w="100" w:type="dxa"/>
+        </w:tblCellMar>
+      </w:tblPr>
+      <w:tblGrid>
+        <w:gridCol w:w="4706"/>
+        <w:gridCol w:w="4706"/>
+      </w:tblGrid>
+      <w:tr>
+        <w:trPr>
+          <w:cantSplit/>
+        </w:trPr>
+        <w:tc>
+          <w:tcPr>
+            <w:tcW w:type="dxa" w:w="7370"/>
+            <w:gridSpan w:val="2"/>
+            <w:shd w:val="clear" w:color="auto" w:fill="E8F0FA"/>
+            <w:tcBorders>
+              <w:left w:val="single" w:sz="30" w:space="0" w:color="EB6834"/>
+            </w:tcBorders>
+          </w:tcPr>
+          <w:p>
+            <w:pPr>
+              <w:spacing w:before="20" w:after="20" w:line="264" w:lineRule="auto"/>
+            </w:pPr>
+            <w:r>
+              <w:rPr>
+                <w:rFonts w:ascii="Arial" w:hAnsi="Arial" w:eastAsia="Arial"/>
+                <w:b/>
+                <w:i w:val="0"/>
+                <w:color w:val="0A2F5C"/>
+                <w:sz w:val="19"/>
+              </w:rPr>
+              <w:t>7.  DECRETO SUPREMO  N° 208-2026-EF</w:t>
+            </w:r>
+          </w:p>
+        </w:tc>
+      </w:tr>
+      <w:tr>
+        <w:trPr>
+          <w:cantSplit/>
+        </w:trPr>
+        <w:tc>
+          <w:tcPr>
+            <w:tcW w:type="dxa" w:w="2041"/>
+            <w:shd w:val="clear" w:color="auto" w:fill="F2F5FA"/>
+          </w:tcPr>
+          <w:p>
+            <w:pPr>
+              <w:spacing w:before="20" w:after="20" w:line="264" w:lineRule="auto"/>
+            </w:pPr>
+            <w:r>
+              <w:rPr>
+                <w:rFonts w:ascii="Arial" w:hAnsi="Arial" w:eastAsia="Arial"/>
+                <w:b/>
+                <w:i w:val="0"/>
+                <w:color w:val="0A2F5C"/>
+                <w:sz w:val="17"/>
+              </w:rPr>
+              <w:t>Entidad emisora</w:t>
+            </w:r>
+          </w:p>
+        </w:tc>
+        <w:tc>
+          <w:tcPr>
+            <w:tcW w:type="dxa" w:w="7370"/>
+          </w:tcPr>
+          <w:p>
+            <w:pPr>
+              <w:spacing w:before="20" w:after="20" w:line="264" w:lineRule="auto"/>
+            </w:pPr>
+            <w:r>
+              <w:rPr>
+                <w:rFonts w:ascii="Arial" w:hAnsi="Arial" w:eastAsia="Arial"/>
+                <w:b w:val="0"/>
+                <w:i w:val="0"/>
                 <w:sz w:val="18"/>
               </w:rPr>
               <w:t>ECONOMÍA Y FINANZAS</w:t>
             </w:r>
           </w:p>
         </w:tc>
+      </w:tr>
+      <w:tr>
+        <w:trPr>
+          <w:cantSplit/>
+        </w:trPr>
         <w:tc>
           <w:tcPr>
-            <w:tcW w:type="dxa" w:w="2268"/>
+            <w:tcW w:type="dxa" w:w="2041"/>
+            <w:shd w:val="clear" w:color="auto" w:fill="F2F5FA"/>
           </w:tcPr>
           <w:p>
+            <w:pPr>
+              <w:spacing w:before="20" w:after="20" w:line="264" w:lineRule="auto"/>
+            </w:pPr>
             <w:r>
               <w:rPr>
-                <w:sz w:val="18"/>
+                <w:rFonts w:ascii="Arial" w:hAnsi="Arial" w:eastAsia="Arial"/>
+                <w:b/>
+                <w:i w:val="0"/>
+                <w:color w:val="0A2F5C"/>
+                <w:sz w:val="17"/>
               </w:rPr>
+              <w:t>Publicación</w:t>
             </w:r>
-            <w:hyperlink r:id="rId15">
-              <w:r>
-                <w:rPr>
-                  <w:color w:val="0563C1"/>
-                  <w:u w:val="single"/>
-                </w:rPr>
-                <w:t>DECRETO SUPREMO  N° 208-2026-EF</w:t>
-              </w:r>
-            </w:hyperlink>
           </w:p>
         </w:tc>
         <w:tc>
           <w:tcPr>
-            <w:tcW w:type="dxa" w:w="4139"/>
+            <w:tcW w:type="dxa" w:w="7370"/>
           </w:tcPr>
           <w:p>
+            <w:pPr>
+              <w:spacing w:before="20" w:after="20" w:line="264" w:lineRule="auto"/>
+            </w:pPr>
             <w:r>
               <w:rPr>
+                <w:rFonts w:ascii="Arial" w:hAnsi="Arial" w:eastAsia="Arial"/>
+                <w:b w:val="0"/>
+                <w:i w:val="0"/>
+                <w:sz w:val="18"/>
+              </w:rPr>
+              <w:t>30/09/2026 · Edición ordinaria</w:t>
+            </w:r>
+          </w:p>
+        </w:tc>
+      </w:tr>
+      <w:tr>
+        <w:trPr>
+          <w:cantSplit/>
+        </w:trPr>
+        <w:tc>
+          <w:tcPr>
+            <w:tcW w:type="dxa" w:w="2041"/>
+            <w:shd w:val="clear" w:color="auto" w:fill="F2F5FA"/>
+          </w:tcPr>
+          <w:p>
+            <w:pPr>
+              <w:spacing w:before="20" w:after="20" w:line="264" w:lineRule="auto"/>
+            </w:pPr>
+            <w:r>
+              <w:rPr>
+                <w:rFonts w:ascii="Arial" w:hAnsi="Arial" w:eastAsia="Arial"/>
+                <w:b/>
+                <w:i w:val="0"/>
+                <w:color w:val="0A2F5C"/>
+                <w:sz w:val="17"/>
+              </w:rPr>
+              <w:t>Temas</w:t>
+            </w:r>
+          </w:p>
+        </w:tc>
+        <w:tc>
+          <w:tcPr>
+            <w:tcW w:type="dxa" w:w="7370"/>
+          </w:tcPr>
+          <w:p>
+            <w:pPr>
+              <w:spacing w:before="20" w:after="20" w:line="264" w:lineRule="auto"/>
+            </w:pPr>
+            <w:r>
+              <w:rPr>
+                <w:rFonts w:ascii="Arial" w:hAnsi="Arial" w:eastAsia="Arial"/>
+                <w:b w:val="0"/>
+                <w:i w:val="0"/>
+                <w:sz w:val="18"/>
+              </w:rPr>
+              <w:t>Normatividad presupuestal</w:t>
+            </w:r>
+          </w:p>
+        </w:tc>
+      </w:tr>
+      <w:tr>
+        <w:trPr>
+          <w:cantSplit/>
+        </w:trPr>
+        <w:tc>
+          <w:tcPr>
+            <w:tcW w:type="dxa" w:w="2041"/>
+            <w:shd w:val="clear" w:color="auto" w:fill="F2F5FA"/>
+          </w:tcPr>
+          <w:p>
+            <w:pPr>
+              <w:spacing w:before="20" w:after="20" w:line="264" w:lineRule="auto"/>
+            </w:pPr>
+            <w:r>
+              <w:rPr>
+                <w:rFonts w:ascii="Arial" w:hAnsi="Arial" w:eastAsia="Arial"/>
+                <w:b/>
+                <w:i w:val="0"/>
+                <w:color w:val="0A2F5C"/>
+                <w:sz w:val="17"/>
+              </w:rPr>
+              <w:t>Sumilla</w:t>
+            </w:r>
+          </w:p>
+        </w:tc>
+        <w:tc>
+          <w:tcPr>
+            <w:tcW w:type="dxa" w:w="7370"/>
+          </w:tcPr>
+          <w:p>
+            <w:pPr>
+              <w:spacing w:before="20" w:after="20" w:line="264" w:lineRule="auto"/>
+            </w:pPr>
+            <w:r>
+              <w:rPr>
+                <w:rFonts w:ascii="Arial" w:hAnsi="Arial" w:eastAsia="Arial"/>
+                <w:b w:val="0"/>
+                <w:i w:val="0"/>
                 <w:sz w:val="18"/>
               </w:rPr>
               <w:t>Decreto Supremo que aprueba la formalización de los Créditos Suplementarios del Segundo Trimestre del Año Fiscal 2026 en el Presupuesto Consolidado de las empresas y organismos públicos de los gobiernos regionales y gobiernos locales</w:t>
@@ -659,60 +4655,417 @@
         </w:tc>
       </w:tr>
       <w:tr>
+        <w:trPr>
+          <w:cantSplit/>
+        </w:trPr>
         <w:tc>
           <w:tcPr>
-            <w:tcW w:type="dxa" w:w="1247"/>
+            <w:tcW w:type="dxa" w:w="2041"/>
+            <w:shd w:val="clear" w:color="auto" w:fill="F2F5FA"/>
           </w:tcPr>
           <w:p>
+            <w:pPr>
+              <w:spacing w:before="20" w:after="20" w:line="264" w:lineRule="auto"/>
+            </w:pPr>
             <w:r>
               <w:rPr>
-                <w:sz w:val="18"/>
+                <w:rFonts w:ascii="Arial" w:hAnsi="Arial" w:eastAsia="Arial"/>
+                <w:b/>
+                <w:i w:val="0"/>
+                <w:color w:val="0A2F5C"/>
+                <w:sz w:val="17"/>
               </w:rPr>
-              <w:t>30/09/2026</w:t>
+              <w:t>Disposición principal</w:t>
             </w:r>
           </w:p>
         </w:tc>
         <w:tc>
           <w:tcPr>
-            <w:tcW w:type="dxa" w:w="1984"/>
+            <w:tcW w:type="dxa" w:w="7370"/>
           </w:tcPr>
           <w:p>
+            <w:pPr>
+              <w:spacing w:before="20" w:after="20" w:line="264" w:lineRule="auto"/>
+            </w:pPr>
             <w:r>
               <w:rPr>
+                <w:rFonts w:ascii="Arial" w:hAnsi="Arial" w:eastAsia="Arial"/>
+                <w:b w:val="0"/>
+                <w:i w:val="0"/>
+                <w:sz w:val="18"/>
+              </w:rPr>
+              <w:t>Artículo 1.- Objeto Se aprueba en el Presupuesto Consolidado de Ingresos y Egresos para el Año Fiscal 2026 de las empresas y organismos públicos de los gobiernos regionales y gobiernos locales, la formalización de los Créditos Suplementarios del Segundo Trimestre del Año Fiscal 2026, hasta por la suma de S/ 216 360 412,00 (DOSCIENTOS DIECISÉIS MILLONES TRESCIENTOS SESENTA MIL CUATROCIENTOS DOCE Y 00/100 SOLES), de acuerdo con lo siguiente: INGRESOS En Soles Fuente de Financiamiento Recursos Directamente Recaudados 26 479 158,00 Donaciones y Transferencias 187 240 340,00 Recursos Determinados 2 640 914,00 ============ TOTAL INGRESOS 216 360 412,00 ============ EGRESOS En Soles Gasto…</w:t>
+            </w:r>
+          </w:p>
+        </w:tc>
+      </w:tr>
+      <w:tr>
+        <w:trPr>
+          <w:cantSplit/>
+        </w:trPr>
+        <w:tc>
+          <w:tcPr>
+            <w:tcW w:type="dxa" w:w="2041"/>
+            <w:shd w:val="clear" w:color="auto" w:fill="F2F5FA"/>
+          </w:tcPr>
+          <w:p>
+            <w:pPr>
+              <w:spacing w:before="20" w:after="20" w:line="264" w:lineRule="auto"/>
+            </w:pPr>
+            <w:r>
+              <w:rPr>
+                <w:rFonts w:ascii="Arial" w:hAnsi="Arial" w:eastAsia="Arial"/>
+                <w:b/>
+                <w:i w:val="0"/>
+                <w:color w:val="0A2F5C"/>
+                <w:sz w:val="17"/>
+              </w:rPr>
+              <w:t>Montos citados</w:t>
+            </w:r>
+          </w:p>
+        </w:tc>
+        <w:tc>
+          <w:tcPr>
+            <w:tcW w:type="dxa" w:w="7370"/>
+          </w:tcPr>
+          <w:p>
+            <w:pPr>
+              <w:spacing w:before="20" w:after="20" w:line="264" w:lineRule="auto"/>
+            </w:pPr>
+            <w:r>
+              <w:rPr>
+                <w:rFonts w:ascii="Arial" w:hAnsi="Arial" w:eastAsia="Arial"/>
+                <w:b w:val="0"/>
+                <w:i w:val="0"/>
+                <w:sz w:val="18"/>
+              </w:rPr>
+              <w:t>S/ 216 360 412,00</w:t>
+            </w:r>
+          </w:p>
+        </w:tc>
+      </w:tr>
+      <w:tr>
+        <w:trPr>
+          <w:cantSplit/>
+        </w:trPr>
+        <w:tc>
+          <w:tcPr>
+            <w:tcW w:type="dxa" w:w="2041"/>
+            <w:shd w:val="clear" w:color="auto" w:fill="F2F5FA"/>
+          </w:tcPr>
+          <w:p>
+            <w:pPr>
+              <w:spacing w:before="20" w:after="20" w:line="264" w:lineRule="auto"/>
+            </w:pPr>
+            <w:r>
+              <w:rPr>
+                <w:rFonts w:ascii="Arial" w:hAnsi="Arial" w:eastAsia="Arial"/>
+                <w:b/>
+                <w:i w:val="0"/>
+                <w:color w:val="0A2F5C"/>
+                <w:sz w:val="17"/>
+              </w:rPr>
+              <w:t>Enlaces</w:t>
+            </w:r>
+          </w:p>
+        </w:tc>
+        <w:tc>
+          <w:tcPr>
+            <w:tcW w:type="dxa" w:w="7370"/>
+          </w:tcPr>
+          <w:p>
+            <w:pPr>
+              <w:spacing w:before="20" w:after="20" w:line="264" w:lineRule="auto"/>
+            </w:pPr>
+            <w:hyperlink r:id="rId17">
+              <w:r>
+                <w:rPr>
+                  <w:rFonts w:ascii="Arial" w:hAnsi="Arial" w:eastAsia="Arial" w:cs="Arial"/>
+                  <w:color w:val="0B5CAD"/>
+                  <w:sz w:val="17"/>
+                  <w:u w:val="single"/>
+                </w:rPr>
+                <w:t xml:space="preserve">Texto completo</w:t>
+              </w:r>
+            </w:hyperlink>
+            <w:r>
+              <w:rPr>
+                <w:rFonts w:ascii="Arial" w:hAnsi="Arial" w:eastAsia="Arial"/>
+                <w:b w:val="0"/>
+                <w:i w:val="0"/>
+                <w:color w:val="5B6880"/>
+                <w:sz w:val="17"/>
+              </w:rPr>
+              <w:t xml:space="preserve">   ·   </w:t>
+            </w:r>
+            <w:hyperlink r:id="rId36">
+              <w:r>
+                <w:rPr>
+                  <w:rFonts w:ascii="Arial" w:hAnsi="Arial" w:eastAsia="Arial" w:cs="Arial"/>
+                  <w:color w:val="0B5CAD"/>
+                  <w:sz w:val="17"/>
+                  <w:u w:val="single"/>
+                </w:rPr>
+                <w:t xml:space="preserve">El Peruano</w:t>
+              </w:r>
+            </w:hyperlink>
+            <w:r>
+              <w:rPr>
+                <w:rFonts w:ascii="Arial" w:hAnsi="Arial" w:eastAsia="Arial"/>
+                <w:b w:val="0"/>
+                <w:i w:val="0"/>
+                <w:color w:val="5B6880"/>
+                <w:sz w:val="17"/>
+              </w:rPr>
+              <w:t xml:space="preserve">   ·   </w:t>
+            </w:r>
+            <w:hyperlink r:id="rId37">
+              <w:r>
+                <w:rPr>
+                  <w:rFonts w:ascii="Arial" w:hAnsi="Arial" w:eastAsia="Arial" w:cs="Arial"/>
+                  <w:color w:val="0B5CAD"/>
+                  <w:sz w:val="17"/>
+                  <w:u w:val="single"/>
+                </w:rPr>
+                <w:t xml:space="preserve">PDF</w:t>
+              </w:r>
+            </w:hyperlink>
+          </w:p>
+        </w:tc>
+      </w:tr>
+    </w:tbl>
+    <w:p>
+      <w:pPr>
+        <w:spacing w:before="0" w:after="120" w:line="276" w:lineRule="auto"/>
+      </w:pPr>
+    </w:p>
+    <w:tbl>
+      <w:tblPr>
+        <w:tblW w:type="auto" w:w="0"/>
+        <w:tblLook w:firstColumn="1" w:firstRow="1" w:lastColumn="0" w:lastRow="0" w:noHBand="0" w:noVBand="1" w:val="04A0"/>
+        <w:tblBorders>
+          <w:top w:val="single" w:sz="4" w:space="0" w:color="C9D2DF"/>
+          <w:left w:val="single" w:sz="4" w:space="0" w:color="C9D2DF"/>
+          <w:bottom w:val="single" w:sz="4" w:space="0" w:color="C9D2DF"/>
+          <w:right w:val="single" w:sz="4" w:space="0" w:color="C9D2DF"/>
+          <w:insideH w:val="single" w:sz="4" w:space="0" w:color="C9D2DF"/>
+          <w:insideV w:val="single" w:sz="4" w:space="0" w:color="C9D2DF"/>
+        </w:tblBorders>
+        <w:tblLayout w:type="fixed"/>
+        <w:tblCellMar>
+          <w:top w:w="50" w:type="dxa"/>
+          <w:bottom w:w="50" w:type="dxa"/>
+          <w:left w:w="100" w:type="dxa"/>
+          <w:right w:w="100" w:type="dxa"/>
+        </w:tblCellMar>
+      </w:tblPr>
+      <w:tblGrid>
+        <w:gridCol w:w="4706"/>
+        <w:gridCol w:w="4706"/>
+      </w:tblGrid>
+      <w:tr>
+        <w:trPr>
+          <w:cantSplit/>
+        </w:trPr>
+        <w:tc>
+          <w:tcPr>
+            <w:tcW w:type="dxa" w:w="7370"/>
+            <w:gridSpan w:val="2"/>
+            <w:shd w:val="clear" w:color="auto" w:fill="E8F0FA"/>
+            <w:tcBorders>
+              <w:left w:val="single" w:sz="30" w:space="0" w:color="EB6834"/>
+            </w:tcBorders>
+          </w:tcPr>
+          <w:p>
+            <w:pPr>
+              <w:spacing w:before="20" w:after="20" w:line="264" w:lineRule="auto"/>
+            </w:pPr>
+            <w:r>
+              <w:rPr>
+                <w:rFonts w:ascii="Arial" w:hAnsi="Arial" w:eastAsia="Arial"/>
+                <w:b/>
+                <w:i w:val="0"/>
+                <w:color w:val="0A2F5C"/>
+                <w:sz w:val="19"/>
+              </w:rPr>
+              <w:t>8.  DECRETO SUPREMO  N° 209-2026-EF</w:t>
+            </w:r>
+          </w:p>
+        </w:tc>
+      </w:tr>
+      <w:tr>
+        <w:trPr>
+          <w:cantSplit/>
+        </w:trPr>
+        <w:tc>
+          <w:tcPr>
+            <w:tcW w:type="dxa" w:w="2041"/>
+            <w:shd w:val="clear" w:color="auto" w:fill="F2F5FA"/>
+          </w:tcPr>
+          <w:p>
+            <w:pPr>
+              <w:spacing w:before="20" w:after="20" w:line="264" w:lineRule="auto"/>
+            </w:pPr>
+            <w:r>
+              <w:rPr>
+                <w:rFonts w:ascii="Arial" w:hAnsi="Arial" w:eastAsia="Arial"/>
+                <w:b/>
+                <w:i w:val="0"/>
+                <w:color w:val="0A2F5C"/>
+                <w:sz w:val="17"/>
+              </w:rPr>
+              <w:t>Entidad emisora</w:t>
+            </w:r>
+          </w:p>
+        </w:tc>
+        <w:tc>
+          <w:tcPr>
+            <w:tcW w:type="dxa" w:w="7370"/>
+          </w:tcPr>
+          <w:p>
+            <w:pPr>
+              <w:spacing w:before="20" w:after="20" w:line="264" w:lineRule="auto"/>
+            </w:pPr>
+            <w:r>
+              <w:rPr>
+                <w:rFonts w:ascii="Arial" w:hAnsi="Arial" w:eastAsia="Arial"/>
+                <w:b w:val="0"/>
+                <w:i w:val="0"/>
                 <w:sz w:val="18"/>
               </w:rPr>
               <w:t>ECONOMÍA Y FINANZAS</w:t>
             </w:r>
           </w:p>
         </w:tc>
+      </w:tr>
+      <w:tr>
+        <w:trPr>
+          <w:cantSplit/>
+        </w:trPr>
         <w:tc>
           <w:tcPr>
-            <w:tcW w:type="dxa" w:w="2268"/>
+            <w:tcW w:type="dxa" w:w="2041"/>
+            <w:shd w:val="clear" w:color="auto" w:fill="F2F5FA"/>
           </w:tcPr>
           <w:p>
+            <w:pPr>
+              <w:spacing w:before="20" w:after="20" w:line="264" w:lineRule="auto"/>
+            </w:pPr>
             <w:r>
               <w:rPr>
-                <w:sz w:val="18"/>
+                <w:rFonts w:ascii="Arial" w:hAnsi="Arial" w:eastAsia="Arial"/>
+                <w:b/>
+                <w:i w:val="0"/>
+                <w:color w:val="0A2F5C"/>
+                <w:sz w:val="17"/>
               </w:rPr>
+              <w:t>Publicación</w:t>
             </w:r>
-            <w:hyperlink r:id="rId16">
-              <w:r>
-                <w:rPr>
-                  <w:color w:val="0563C1"/>
-                  <w:u w:val="single"/>
-                </w:rPr>
-                <w:t>DECRETO SUPREMO  N° 209-2026-EF</w:t>
-              </w:r>
-            </w:hyperlink>
           </w:p>
         </w:tc>
         <w:tc>
           <w:tcPr>
-            <w:tcW w:type="dxa" w:w="4139"/>
+            <w:tcW w:type="dxa" w:w="7370"/>
           </w:tcPr>
           <w:p>
+            <w:pPr>
+              <w:spacing w:before="20" w:after="20" w:line="264" w:lineRule="auto"/>
+            </w:pPr>
             <w:r>
               <w:rPr>
+                <w:rFonts w:ascii="Arial" w:hAnsi="Arial" w:eastAsia="Arial"/>
+                <w:b w:val="0"/>
+                <w:i w:val="0"/>
+                <w:sz w:val="18"/>
+              </w:rPr>
+              <w:t>30/09/2026 · Edición ordinaria</w:t>
+            </w:r>
+          </w:p>
+        </w:tc>
+      </w:tr>
+      <w:tr>
+        <w:trPr>
+          <w:cantSplit/>
+        </w:trPr>
+        <w:tc>
+          <w:tcPr>
+            <w:tcW w:type="dxa" w:w="2041"/>
+            <w:shd w:val="clear" w:color="auto" w:fill="F2F5FA"/>
+          </w:tcPr>
+          <w:p>
+            <w:pPr>
+              <w:spacing w:before="20" w:after="20" w:line="264" w:lineRule="auto"/>
+            </w:pPr>
+            <w:r>
+              <w:rPr>
+                <w:rFonts w:ascii="Arial" w:hAnsi="Arial" w:eastAsia="Arial"/>
+                <w:b/>
+                <w:i w:val="0"/>
+                <w:color w:val="0A2F5C"/>
+                <w:sz w:val="17"/>
+              </w:rPr>
+              <w:t>Temas</w:t>
+            </w:r>
+          </w:p>
+        </w:tc>
+        <w:tc>
+          <w:tcPr>
+            <w:tcW w:type="dxa" w:w="7370"/>
+          </w:tcPr>
+          <w:p>
+            <w:pPr>
+              <w:spacing w:before="20" w:after="20" w:line="264" w:lineRule="auto"/>
+            </w:pPr>
+            <w:r>
+              <w:rPr>
+                <w:rFonts w:ascii="Arial" w:hAnsi="Arial" w:eastAsia="Arial"/>
+                <w:b w:val="0"/>
+                <w:i w:val="0"/>
+                <w:sz w:val="18"/>
+              </w:rPr>
+              <w:t>Normatividad presupuestal</w:t>
+            </w:r>
+          </w:p>
+        </w:tc>
+      </w:tr>
+      <w:tr>
+        <w:trPr>
+          <w:cantSplit/>
+        </w:trPr>
+        <w:tc>
+          <w:tcPr>
+            <w:tcW w:type="dxa" w:w="2041"/>
+            <w:shd w:val="clear" w:color="auto" w:fill="F2F5FA"/>
+          </w:tcPr>
+          <w:p>
+            <w:pPr>
+              <w:spacing w:before="20" w:after="20" w:line="264" w:lineRule="auto"/>
+            </w:pPr>
+            <w:r>
+              <w:rPr>
+                <w:rFonts w:ascii="Arial" w:hAnsi="Arial" w:eastAsia="Arial"/>
+                <w:b/>
+                <w:i w:val="0"/>
+                <w:color w:val="0A2F5C"/>
+                <w:sz w:val="17"/>
+              </w:rPr>
+              <w:t>Sumilla</w:t>
+            </w:r>
+          </w:p>
+        </w:tc>
+        <w:tc>
+          <w:tcPr>
+            <w:tcW w:type="dxa" w:w="7370"/>
+          </w:tcPr>
+          <w:p>
+            <w:pPr>
+              <w:spacing w:before="20" w:after="20" w:line="264" w:lineRule="auto"/>
+            </w:pPr>
+            <w:r>
+              <w:rPr>
+                <w:rFonts w:ascii="Arial" w:hAnsi="Arial" w:eastAsia="Arial"/>
+                <w:b w:val="0"/>
+                <w:i w:val="0"/>
                 <w:sz w:val="18"/>
               </w:rPr>
               <w:t>Decreto Supremo que autoriza Transferencia de Partidas en el Presupuesto del Sector Público para el Año Fiscal 2026 a favor de la Defensoría del Pueblo</w:t>
@@ -721,60 +5074,327 @@
         </w:tc>
       </w:tr>
       <w:tr>
+        <w:trPr>
+          <w:cantSplit/>
+        </w:trPr>
         <w:tc>
           <w:tcPr>
-            <w:tcW w:type="dxa" w:w="1247"/>
+            <w:tcW w:type="dxa" w:w="2041"/>
+            <w:shd w:val="clear" w:color="auto" w:fill="F2F5FA"/>
           </w:tcPr>
           <w:p>
+            <w:pPr>
+              <w:spacing w:before="20" w:after="20" w:line="264" w:lineRule="auto"/>
+            </w:pPr>
             <w:r>
               <w:rPr>
-                <w:sz w:val="18"/>
+                <w:rFonts w:ascii="Arial" w:hAnsi="Arial" w:eastAsia="Arial"/>
+                <w:b/>
+                <w:i w:val="0"/>
+                <w:color w:val="0A2F5C"/>
+                <w:sz w:val="17"/>
               </w:rPr>
-              <w:t>30/09/2026</w:t>
+              <w:t>Enlaces</w:t>
             </w:r>
           </w:p>
         </w:tc>
         <w:tc>
           <w:tcPr>
-            <w:tcW w:type="dxa" w:w="1984"/>
+            <w:tcW w:type="dxa" w:w="7370"/>
           </w:tcPr>
           <w:p>
+            <w:pPr>
+              <w:spacing w:before="20" w:after="20" w:line="264" w:lineRule="auto"/>
+            </w:pPr>
+            <w:hyperlink r:id="rId18">
+              <w:r>
+                <w:rPr>
+                  <w:rFonts w:ascii="Arial" w:hAnsi="Arial" w:eastAsia="Arial" w:cs="Arial"/>
+                  <w:color w:val="0B5CAD"/>
+                  <w:sz w:val="17"/>
+                  <w:u w:val="single"/>
+                </w:rPr>
+                <w:t xml:space="preserve">Texto completo</w:t>
+              </w:r>
+            </w:hyperlink>
             <w:r>
               <w:rPr>
+                <w:rFonts w:ascii="Arial" w:hAnsi="Arial" w:eastAsia="Arial"/>
+                <w:b w:val="0"/>
+                <w:i w:val="0"/>
+                <w:color w:val="5B6880"/>
+                <w:sz w:val="17"/>
+              </w:rPr>
+              <w:t xml:space="preserve">   ·   </w:t>
+            </w:r>
+            <w:hyperlink r:id="rId38">
+              <w:r>
+                <w:rPr>
+                  <w:rFonts w:ascii="Arial" w:hAnsi="Arial" w:eastAsia="Arial" w:cs="Arial"/>
+                  <w:color w:val="0B5CAD"/>
+                  <w:sz w:val="17"/>
+                  <w:u w:val="single"/>
+                </w:rPr>
+                <w:t xml:space="preserve">El Peruano</w:t>
+              </w:r>
+            </w:hyperlink>
+            <w:r>
+              <w:rPr>
+                <w:rFonts w:ascii="Arial" w:hAnsi="Arial" w:eastAsia="Arial"/>
+                <w:b w:val="0"/>
+                <w:i w:val="0"/>
+                <w:color w:val="5B6880"/>
+                <w:sz w:val="17"/>
+              </w:rPr>
+              <w:t xml:space="preserve">   ·   </w:t>
+            </w:r>
+            <w:hyperlink r:id="rId39">
+              <w:r>
+                <w:rPr>
+                  <w:rFonts w:ascii="Arial" w:hAnsi="Arial" w:eastAsia="Arial" w:cs="Arial"/>
+                  <w:color w:val="0B5CAD"/>
+                  <w:sz w:val="17"/>
+                  <w:u w:val="single"/>
+                </w:rPr>
+                <w:t xml:space="preserve">PDF</w:t>
+              </w:r>
+            </w:hyperlink>
+          </w:p>
+        </w:tc>
+      </w:tr>
+    </w:tbl>
+    <w:p>
+      <w:pPr>
+        <w:spacing w:before="0" w:after="120" w:line="276" w:lineRule="auto"/>
+      </w:pPr>
+    </w:p>
+    <w:tbl>
+      <w:tblPr>
+        <w:tblW w:type="auto" w:w="0"/>
+        <w:tblLook w:firstColumn="1" w:firstRow="1" w:lastColumn="0" w:lastRow="0" w:noHBand="0" w:noVBand="1" w:val="04A0"/>
+        <w:tblBorders>
+          <w:top w:val="single" w:sz="4" w:space="0" w:color="C9D2DF"/>
+          <w:left w:val="single" w:sz="4" w:space="0" w:color="C9D2DF"/>
+          <w:bottom w:val="single" w:sz="4" w:space="0" w:color="C9D2DF"/>
+          <w:right w:val="single" w:sz="4" w:space="0" w:color="C9D2DF"/>
+          <w:insideH w:val="single" w:sz="4" w:space="0" w:color="C9D2DF"/>
+          <w:insideV w:val="single" w:sz="4" w:space="0" w:color="C9D2DF"/>
+        </w:tblBorders>
+        <w:tblLayout w:type="fixed"/>
+        <w:tblCellMar>
+          <w:top w:w="50" w:type="dxa"/>
+          <w:bottom w:w="50" w:type="dxa"/>
+          <w:left w:w="100" w:type="dxa"/>
+          <w:right w:w="100" w:type="dxa"/>
+        </w:tblCellMar>
+      </w:tblPr>
+      <w:tblGrid>
+        <w:gridCol w:w="4706"/>
+        <w:gridCol w:w="4706"/>
+      </w:tblGrid>
+      <w:tr>
+        <w:trPr>
+          <w:cantSplit/>
+        </w:trPr>
+        <w:tc>
+          <w:tcPr>
+            <w:tcW w:type="dxa" w:w="7370"/>
+            <w:gridSpan w:val="2"/>
+            <w:shd w:val="clear" w:color="auto" w:fill="E8F0FA"/>
+            <w:tcBorders>
+              <w:left w:val="single" w:sz="30" w:space="0" w:color="EB6834"/>
+            </w:tcBorders>
+          </w:tcPr>
+          <w:p>
+            <w:pPr>
+              <w:spacing w:before="20" w:after="20" w:line="264" w:lineRule="auto"/>
+            </w:pPr>
+            <w:r>
+              <w:rPr>
+                <w:rFonts w:ascii="Arial" w:hAnsi="Arial" w:eastAsia="Arial"/>
+                <w:b/>
+                <w:i w:val="0"/>
+                <w:color w:val="0A2F5C"/>
+                <w:sz w:val="19"/>
+              </w:rPr>
+              <w:t>9.  ACUERDO  N° 000271-2026-GRP/CR</w:t>
+            </w:r>
+          </w:p>
+        </w:tc>
+      </w:tr>
+      <w:tr>
+        <w:trPr>
+          <w:cantSplit/>
+        </w:trPr>
+        <w:tc>
+          <w:tcPr>
+            <w:tcW w:type="dxa" w:w="2041"/>
+            <w:shd w:val="clear" w:color="auto" w:fill="F2F5FA"/>
+          </w:tcPr>
+          <w:p>
+            <w:pPr>
+              <w:spacing w:before="20" w:after="20" w:line="264" w:lineRule="auto"/>
+            </w:pPr>
+            <w:r>
+              <w:rPr>
+                <w:rFonts w:ascii="Arial" w:hAnsi="Arial" w:eastAsia="Arial"/>
+                <w:b/>
+                <w:i w:val="0"/>
+                <w:color w:val="0A2F5C"/>
+                <w:sz w:val="17"/>
+              </w:rPr>
+              <w:t>Entidad emisora</w:t>
+            </w:r>
+          </w:p>
+        </w:tc>
+        <w:tc>
+          <w:tcPr>
+            <w:tcW w:type="dxa" w:w="7370"/>
+          </w:tcPr>
+          <w:p>
+            <w:pPr>
+              <w:spacing w:before="20" w:after="20" w:line="264" w:lineRule="auto"/>
+            </w:pPr>
+            <w:r>
+              <w:rPr>
+                <w:rFonts w:ascii="Arial" w:hAnsi="Arial" w:eastAsia="Arial"/>
+                <w:b w:val="0"/>
+                <w:i w:val="0"/>
                 <w:sz w:val="18"/>
               </w:rPr>
               <w:t>GOBIERNO REGIONAL DE PUNO</w:t>
             </w:r>
           </w:p>
         </w:tc>
+      </w:tr>
+      <w:tr>
+        <w:trPr>
+          <w:cantSplit/>
+        </w:trPr>
         <w:tc>
           <w:tcPr>
-            <w:tcW w:type="dxa" w:w="2268"/>
+            <w:tcW w:type="dxa" w:w="2041"/>
+            <w:shd w:val="clear" w:color="auto" w:fill="F2F5FA"/>
           </w:tcPr>
           <w:p>
+            <w:pPr>
+              <w:spacing w:before="20" w:after="20" w:line="264" w:lineRule="auto"/>
+            </w:pPr>
             <w:r>
               <w:rPr>
-                <w:sz w:val="18"/>
+                <w:rFonts w:ascii="Arial" w:hAnsi="Arial" w:eastAsia="Arial"/>
+                <w:b/>
+                <w:i w:val="0"/>
+                <w:color w:val="0A2F5C"/>
+                <w:sz w:val="17"/>
               </w:rPr>
+              <w:t>Publicación</w:t>
             </w:r>
-            <w:hyperlink r:id="rId17">
-              <w:r>
-                <w:rPr>
-                  <w:color w:val="0563C1"/>
-                  <w:u w:val="single"/>
-                </w:rPr>
-                <w:t>ACUERDO  N° 000271-2026-GRP/CR</w:t>
-              </w:r>
-            </w:hyperlink>
           </w:p>
         </w:tc>
         <w:tc>
           <w:tcPr>
-            <w:tcW w:type="dxa" w:w="4139"/>
+            <w:tcW w:type="dxa" w:w="7370"/>
           </w:tcPr>
           <w:p>
+            <w:pPr>
+              <w:spacing w:before="20" w:after="20" w:line="264" w:lineRule="auto"/>
+            </w:pPr>
             <w:r>
               <w:rPr>
+                <w:rFonts w:ascii="Arial" w:hAnsi="Arial" w:eastAsia="Arial"/>
+                <w:b w:val="0"/>
+                <w:i w:val="0"/>
+                <w:sz w:val="18"/>
+              </w:rPr>
+              <w:t>30/09/2026 · Edición ordinaria</w:t>
+            </w:r>
+          </w:p>
+        </w:tc>
+      </w:tr>
+      <w:tr>
+        <w:trPr>
+          <w:cantSplit/>
+        </w:trPr>
+        <w:tc>
+          <w:tcPr>
+            <w:tcW w:type="dxa" w:w="2041"/>
+            <w:shd w:val="clear" w:color="auto" w:fill="F2F5FA"/>
+          </w:tcPr>
+          <w:p>
+            <w:pPr>
+              <w:spacing w:before="20" w:after="20" w:line="264" w:lineRule="auto"/>
+            </w:pPr>
+            <w:r>
+              <w:rPr>
+                <w:rFonts w:ascii="Arial" w:hAnsi="Arial" w:eastAsia="Arial"/>
+                <w:b/>
+                <w:i w:val="0"/>
+                <w:color w:val="0A2F5C"/>
+                <w:sz w:val="17"/>
+              </w:rPr>
+              <w:t>Temas</w:t>
+            </w:r>
+          </w:p>
+        </w:tc>
+        <w:tc>
+          <w:tcPr>
+            <w:tcW w:type="dxa" w:w="7370"/>
+          </w:tcPr>
+          <w:p>
+            <w:pPr>
+              <w:spacing w:before="20" w:after="20" w:line="264" w:lineRule="auto"/>
+            </w:pPr>
+            <w:r>
+              <w:rPr>
+                <w:rFonts w:ascii="Arial" w:hAnsi="Arial" w:eastAsia="Arial"/>
+                <w:b w:val="0"/>
+                <w:i w:val="0"/>
+                <w:sz w:val="18"/>
+              </w:rPr>
+              <w:t>Normatividad presupuestal</w:t>
+            </w:r>
+          </w:p>
+        </w:tc>
+      </w:tr>
+      <w:tr>
+        <w:trPr>
+          <w:cantSplit/>
+        </w:trPr>
+        <w:tc>
+          <w:tcPr>
+            <w:tcW w:type="dxa" w:w="2041"/>
+            <w:shd w:val="clear" w:color="auto" w:fill="F2F5FA"/>
+          </w:tcPr>
+          <w:p>
+            <w:pPr>
+              <w:spacing w:before="20" w:after="20" w:line="264" w:lineRule="auto"/>
+            </w:pPr>
+            <w:r>
+              <w:rPr>
+                <w:rFonts w:ascii="Arial" w:hAnsi="Arial" w:eastAsia="Arial"/>
+                <w:b/>
+                <w:i w:val="0"/>
+                <w:color w:val="0A2F5C"/>
+                <w:sz w:val="17"/>
+              </w:rPr>
+              <w:t>Sumilla</w:t>
+            </w:r>
+          </w:p>
+        </w:tc>
+        <w:tc>
+          <w:tcPr>
+            <w:tcW w:type="dxa" w:w="7370"/>
+          </w:tcPr>
+          <w:p>
+            <w:pPr>
+              <w:spacing w:before="20" w:after="20" w:line="264" w:lineRule="auto"/>
+            </w:pPr>
+            <w:r>
+              <w:rPr>
+                <w:rFonts w:ascii="Arial" w:hAnsi="Arial" w:eastAsia="Arial"/>
+                <w:b w:val="0"/>
+                <w:i w:val="0"/>
                 <w:sz w:val="18"/>
               </w:rPr>
               <w:t>Autorizan transferencia financiera a favor de la Municipalidad Provincial de Melgar</w:t>
@@ -782,1074 +5402,434 @@
           </w:p>
         </w:tc>
       </w:tr>
-    </w:tbl>
-    <w:p/>
-    <w:p>
-      <w:pPr>
-        <w:pStyle w:val="Heading3"/>
-      </w:pPr>
-      <w:r>
-        <w:t>RESOLUCIÓN  N° 000166-2026-PROMPERU/PE</w:t>
-      </w:r>
-    </w:p>
-    <w:p>
-      <w:r>
-        <w:rPr>
-          <w:b/>
-        </w:rPr>
-        <w:t xml:space="preserve">Entidad: </w:t>
-      </w:r>
-      <w:r>
-        <w:t xml:space="preserve">COMISIÓN DE PROMOCIÓN DEL PERÚ PARA LA EXPORTACIÓN Y EL TURISMO   </w:t>
-      </w:r>
-      <w:r>
-        <w:rPr>
-          <w:b/>
-        </w:rPr>
-        <w:t xml:space="preserve">Fecha: </w:t>
-      </w:r>
-      <w:r>
-        <w:t>30/09/2026</w:t>
-      </w:r>
-    </w:p>
-    <w:p>
-      <w:r>
-        <w:rPr>
-          <w:b/>
-        </w:rPr>
-        <w:t xml:space="preserve">Temas: </w:t>
-      </w:r>
-      <w:r>
-        <w:t>Normatividad presupuestal</w:t>
-      </w:r>
-    </w:p>
-    <w:p>
-      <w:r>
-        <w:rPr>
-          <w:b/>
-        </w:rPr>
-        <w:t xml:space="preserve">Sumilla: </w:t>
-      </w:r>
-      <w:r>
-        <w:t>Autorizan transferencia financiera a favor del Ministerio de Vivienda Construcción y Saneamiento para financiar gastos de operación y mantenimiento del uso de instalaciones del Centro de Convenciones de Lima</w:t>
-      </w:r>
-    </w:p>
-    <w:p>
-      <w:r>
-        <w:rPr>
-          <w:b/>
-        </w:rPr>
-        <w:t xml:space="preserve">Dispone: </w:t>
-      </w:r>
-      <w:r>
-        <w:t>Artículo 1.- Autorizar la transferencia financiera a favor del Pliego 037: Ministerio de Vivienda, Construcción y Saneamiento para financiar los gastos de operación y mantenimiento del uso de las instalaciones del Centro de Convenciones de Lima - LCC, por el importe de S/ 104,733.11 (Ciento Cuatro Mil Setecientos Treinta y Tres con 11/100 Soles), para los fines expuestos en la parte considerativa de la presente Resolución. Artículo 2.- El egreso que demande el cumplimiento de la presente Resolución de Presidencia Ejecutiva, se afectará al presupuesto de la Unidad Ejecutora 0011: Comisión de Promoción del Perú para la Exportación y el Turismo – PROMPERÚ del Pliego 008: Comisión de Promoción…</w:t>
-      </w:r>
-    </w:p>
-    <w:p>
-      <w:r>
-        <w:rPr>
-          <w:b/>
-        </w:rPr>
-        <w:t xml:space="preserve">Montos citados: </w:t>
-      </w:r>
-      <w:r>
-        <w:t>S/ 104,733.11</w:t>
-      </w:r>
-    </w:p>
-    <w:p>
-      <w:hyperlink r:id="rId9">
-        <w:r>
-          <w:rPr>
-            <w:color w:val="0563C1"/>
-            <w:u w:val="single"/>
-          </w:rPr>
-          <w:t>Ver texto completo</w:t>
-        </w:r>
-      </w:hyperlink>
-      <w:r>
-        <w:t xml:space="preserve">   </w:t>
-      </w:r>
-      <w:hyperlink r:id="rId18">
-        <w:r>
-          <w:rPr>
-            <w:color w:val="0563C1"/>
-            <w:u w:val="single"/>
-          </w:rPr>
-          <w:t>Ver en El Peruano</w:t>
-        </w:r>
-      </w:hyperlink>
-      <w:r>
-        <w:t xml:space="preserve">   </w:t>
-      </w:r>
-      <w:hyperlink r:id="rId19">
-        <w:r>
-          <w:rPr>
-            <w:color w:val="0563C1"/>
-            <w:u w:val="single"/>
-          </w:rPr>
-          <w:t>PDF</w:t>
-        </w:r>
-      </w:hyperlink>
-    </w:p>
-    <w:p>
-      <w:pPr>
-        <w:pStyle w:val="Heading3"/>
-      </w:pPr>
-      <w:r>
-        <w:t>RESOLUCIÓN N° 000213-2026-DV-PE</w:t>
-      </w:r>
-    </w:p>
-    <w:p>
-      <w:r>
-        <w:rPr>
-          <w:b/>
-        </w:rPr>
-        <w:t xml:space="preserve">Entidad: </w:t>
-      </w:r>
-      <w:r>
-        <w:t xml:space="preserve">COMISIÓN NACIONAL PARA EL DESARROLLO Y VIDA SIN DROGAS   </w:t>
-      </w:r>
-      <w:r>
-        <w:rPr>
-          <w:b/>
-        </w:rPr>
-        <w:t xml:space="preserve">Fecha: </w:t>
-      </w:r>
-      <w:r>
-        <w:t>30/09/2026  (Edición Extraordinaria)</w:t>
-      </w:r>
-    </w:p>
-    <w:p>
-      <w:r>
-        <w:rPr>
-          <w:b/>
-        </w:rPr>
-        <w:t xml:space="preserve">Temas: </w:t>
-      </w:r>
-      <w:r>
-        <w:t>Normatividad presupuestal</w:t>
-      </w:r>
-    </w:p>
-    <w:p>
-      <w:r>
-        <w:rPr>
-          <w:b/>
-        </w:rPr>
-        <w:t xml:space="preserve">Sumilla: </w:t>
-      </w:r>
-      <w:r>
-        <w:t>Autorizan transferencia financiera para financiar actividad a favor del Ejército del Perú</w:t>
-      </w:r>
-    </w:p>
-    <w:p>
-      <w:r>
-        <w:rPr>
-          <w:b/>
-        </w:rPr>
-        <w:t xml:space="preserve">Montos citados: </w:t>
-      </w:r>
-      <w:r>
-        <w:t>S/ 1, S/</w:t>
-        <w:br/>
-        <w:t>1</w:t>
-      </w:r>
-    </w:p>
-    <w:p>
-      <w:hyperlink r:id="rId10">
-        <w:r>
-          <w:rPr>
-            <w:color w:val="0563C1"/>
-            <w:u w:val="single"/>
-          </w:rPr>
-          <w:t>Ver texto completo</w:t>
-        </w:r>
-      </w:hyperlink>
-      <w:r>
-        <w:t xml:space="preserve">   </w:t>
-      </w:r>
-      <w:hyperlink r:id="rId20">
-        <w:r>
-          <w:rPr>
-            <w:color w:val="0563C1"/>
-            <w:u w:val="single"/>
-          </w:rPr>
-          <w:t>Ver en El Peruano</w:t>
-        </w:r>
-      </w:hyperlink>
-      <w:r>
-        <w:t xml:space="preserve">   </w:t>
-      </w:r>
-      <w:hyperlink r:id="rId21">
-        <w:r>
-          <w:rPr>
-            <w:color w:val="0563C1"/>
-            <w:u w:val="single"/>
-          </w:rPr>
-          <w:t>PDF</w:t>
-        </w:r>
-      </w:hyperlink>
-    </w:p>
-    <w:p>
-      <w:pPr>
-        <w:pStyle w:val="Heading3"/>
-      </w:pPr>
-      <w:r>
-        <w:t>RESOLUCIÓN N° 000212-2026-DV-PE</w:t>
-      </w:r>
-    </w:p>
-    <w:p>
-      <w:r>
-        <w:rPr>
-          <w:b/>
-        </w:rPr>
-        <w:t xml:space="preserve">Entidad: </w:t>
-      </w:r>
-      <w:r>
-        <w:t xml:space="preserve">COMISIÓN NACIONAL PARA EL DESARROLLO Y VIDA SIN DROGAS   </w:t>
-      </w:r>
-      <w:r>
-        <w:rPr>
-          <w:b/>
-        </w:rPr>
-        <w:t xml:space="preserve">Fecha: </w:t>
-      </w:r>
-      <w:r>
-        <w:t>30/09/2026  (Edición Extraordinaria)</w:t>
-      </w:r>
-    </w:p>
-    <w:p>
-      <w:r>
-        <w:rPr>
-          <w:b/>
-        </w:rPr>
-        <w:t xml:space="preserve">Temas: </w:t>
-      </w:r>
-      <w:r>
-        <w:t>Normatividad presupuestal</w:t>
-      </w:r>
-    </w:p>
-    <w:p>
-      <w:r>
-        <w:rPr>
-          <w:b/>
-        </w:rPr>
-        <w:t xml:space="preserve">Sumilla: </w:t>
-      </w:r>
-      <w:r>
-        <w:t>Autorizan transferencia financiera para financiar actividad a favor de la Comisión Nacional de Investigación y Desarrollo Aeroespacial - CONIDA</w:t>
-      </w:r>
-    </w:p>
-    <w:p>
-      <w:r>
-        <w:rPr>
-          <w:b/>
-        </w:rPr>
-        <w:t xml:space="preserve">Montos citados: </w:t>
-      </w:r>
-      <w:r>
-        <w:t>S/ 488,000.00, S/</w:t>
-        <w:br/>
-        <w:t>1</w:t>
-      </w:r>
-    </w:p>
-    <w:p>
-      <w:hyperlink r:id="rId11">
-        <w:r>
-          <w:rPr>
-            <w:color w:val="0563C1"/>
-            <w:u w:val="single"/>
-          </w:rPr>
-          <w:t>Ver texto completo</w:t>
-        </w:r>
-      </w:hyperlink>
-      <w:r>
-        <w:t xml:space="preserve">   </w:t>
-      </w:r>
-      <w:hyperlink r:id="rId22">
-        <w:r>
-          <w:rPr>
-            <w:color w:val="0563C1"/>
-            <w:u w:val="single"/>
-          </w:rPr>
-          <w:t>Ver en El Peruano</w:t>
-        </w:r>
-      </w:hyperlink>
-      <w:r>
-        <w:t xml:space="preserve">   </w:t>
-      </w:r>
-      <w:hyperlink r:id="rId23">
-        <w:r>
-          <w:rPr>
-            <w:color w:val="0563C1"/>
-            <w:u w:val="single"/>
-          </w:rPr>
-          <w:t>PDF</w:t>
-        </w:r>
-      </w:hyperlink>
-    </w:p>
-    <w:p>
-      <w:pPr>
-        <w:pStyle w:val="Heading3"/>
-      </w:pPr>
-      <w:r>
-        <w:t>RESOLUCIÓN  N° 000211-2026-DV-PE</w:t>
-      </w:r>
-    </w:p>
-    <w:p>
-      <w:r>
-        <w:rPr>
-          <w:b/>
-        </w:rPr>
-        <w:t xml:space="preserve">Entidad: </w:t>
-      </w:r>
-      <w:r>
-        <w:t xml:space="preserve">COMISIÓN NACIONAL PARA EL DESARROLLO Y VIDA SIN DROGAS   </w:t>
-      </w:r>
-      <w:r>
-        <w:rPr>
-          <w:b/>
-        </w:rPr>
-        <w:t xml:space="preserve">Fecha: </w:t>
-      </w:r>
-      <w:r>
-        <w:t>30/09/2026</w:t>
-      </w:r>
-    </w:p>
-    <w:p>
-      <w:r>
-        <w:rPr>
-          <w:b/>
-        </w:rPr>
-        <w:t xml:space="preserve">Temas: </w:t>
-      </w:r>
-      <w:r>
-        <w:t>Normatividad presupuestal</w:t>
-      </w:r>
-    </w:p>
-    <w:p>
-      <w:r>
-        <w:rPr>
-          <w:b/>
-        </w:rPr>
-        <w:t xml:space="preserve">Sumilla: </w:t>
-      </w:r>
-      <w:r>
-        <w:t>Autorizan transferencia financiera para financiar actividad a favor de la Marina de Guerra del Perú</w:t>
-      </w:r>
-    </w:p>
-    <w:p>
-      <w:r>
-        <w:rPr>
-          <w:b/>
-        </w:rPr>
-        <w:t xml:space="preserve">Montos citados: </w:t>
-      </w:r>
-      <w:r>
-        <w:t>S/ 600,000.00, S/</w:t>
-        <w:br/>
-        <w:t>1</w:t>
-      </w:r>
-    </w:p>
-    <w:p>
-      <w:hyperlink r:id="rId12">
-        <w:r>
-          <w:rPr>
-            <w:color w:val="0563C1"/>
-            <w:u w:val="single"/>
-          </w:rPr>
-          <w:t>Ver texto completo</w:t>
-        </w:r>
-      </w:hyperlink>
-      <w:r>
-        <w:t xml:space="preserve">   </w:t>
-      </w:r>
-      <w:hyperlink r:id="rId24">
-        <w:r>
-          <w:rPr>
-            <w:color w:val="0563C1"/>
-            <w:u w:val="single"/>
-          </w:rPr>
-          <w:t>Ver en El Peruano</w:t>
-        </w:r>
-      </w:hyperlink>
-      <w:r>
-        <w:t xml:space="preserve">   </w:t>
-      </w:r>
-      <w:hyperlink r:id="rId25">
-        <w:r>
-          <w:rPr>
-            <w:color w:val="0563C1"/>
-            <w:u w:val="single"/>
-          </w:rPr>
-          <w:t>PDF</w:t>
-        </w:r>
-      </w:hyperlink>
-    </w:p>
-    <w:p>
-      <w:pPr>
-        <w:pStyle w:val="Heading3"/>
-      </w:pPr>
-      <w:r>
-        <w:t>DECRETO SUPREMO  N° 206-2026-EF</w:t>
-      </w:r>
-    </w:p>
-    <w:p>
-      <w:r>
-        <w:rPr>
-          <w:b/>
-        </w:rPr>
-        <w:t xml:space="preserve">Entidad: </w:t>
-      </w:r>
-      <w:r>
-        <w:t xml:space="preserve">ECONOMÍA Y FINANZAS   </w:t>
-      </w:r>
-      <w:r>
-        <w:rPr>
-          <w:b/>
-        </w:rPr>
-        <w:t xml:space="preserve">Fecha: </w:t>
-      </w:r>
-      <w:r>
-        <w:t>30/09/2026</w:t>
-      </w:r>
-    </w:p>
-    <w:p>
-      <w:r>
-        <w:rPr>
-          <w:b/>
-        </w:rPr>
-        <w:t xml:space="preserve">Temas: </w:t>
-      </w:r>
-      <w:r>
-        <w:t>Normatividad presupuestal</w:t>
-      </w:r>
-    </w:p>
-    <w:p>
-      <w:r>
-        <w:rPr>
-          <w:b/>
-        </w:rPr>
-        <w:t xml:space="preserve">Sumilla: </w:t>
-      </w:r>
-      <w:r>
-        <w:t>Decreto Supremo que autoriza Transferencia de Partidas en el Presupuesto del Sector Público para el Año Fiscal 2026 a favor de diversos Gobiernos Regionales</w:t>
-      </w:r>
-    </w:p>
-    <w:p>
-      <w:r>
-        <w:rPr>
-          <w:b/>
-        </w:rPr>
-        <w:t xml:space="preserve">Dispone: </w:t>
-      </w:r>
-      <w:r>
-        <w:t>Artículo 1.- Objeto 1.1 Se autoriza una Transferencia de Partidas en el Presupuesto del Sector Público para el Año Fiscal 2026, hasta por la suma de S/ 670 364,00 (SEISCIENTOS SETENTA MIL TRESCIENTOS SESENTA Y CUATRO Y 00/100 SOLES), por la fuente de financiamiento Recursos Ordinarios, a favor de diversos gobiernos regionales, para financiar los gastos de operatividad y funcionamiento institucional, que implican la contratación de sesenta y cuatro (64) especialistas en procedimientos administrativos disciplinarios, por el periodo de noviembre a diciembre de 2026, relacionados con la implementación de la intervención y acción pedagógica denominada “El fortalecimiento de la gestión…</w:t>
-      </w:r>
-    </w:p>
-    <w:p>
-      <w:r>
-        <w:rPr>
-          <w:b/>
-        </w:rPr>
-        <w:t xml:space="preserve">Montos citados: </w:t>
-      </w:r>
-      <w:r>
-        <w:t>S/ 670</w:t>
-      </w:r>
-    </w:p>
-    <w:p>
-      <w:hyperlink r:id="rId13">
-        <w:r>
-          <w:rPr>
-            <w:color w:val="0563C1"/>
-            <w:u w:val="single"/>
-          </w:rPr>
-          <w:t>Ver texto completo</w:t>
-        </w:r>
-      </w:hyperlink>
-      <w:r>
-        <w:t xml:space="preserve">   </w:t>
-      </w:r>
-      <w:hyperlink r:id="rId26">
-        <w:r>
-          <w:rPr>
-            <w:color w:val="0563C1"/>
-            <w:u w:val="single"/>
-          </w:rPr>
-          <w:t>Ver en El Peruano</w:t>
-        </w:r>
-      </w:hyperlink>
-      <w:r>
-        <w:t xml:space="preserve">   </w:t>
-      </w:r>
-      <w:hyperlink r:id="rId27">
-        <w:r>
-          <w:rPr>
-            <w:color w:val="0563C1"/>
-            <w:u w:val="single"/>
-          </w:rPr>
-          <w:t>PDF</w:t>
-        </w:r>
-      </w:hyperlink>
-    </w:p>
-    <w:p>
-      <w:pPr>
-        <w:pStyle w:val="Heading3"/>
-      </w:pPr>
-      <w:r>
-        <w:t>DECRETO SUPREMO  N° 207-2026-EF</w:t>
-      </w:r>
-    </w:p>
-    <w:p>
-      <w:r>
-        <w:rPr>
-          <w:b/>
-        </w:rPr>
-        <w:t xml:space="preserve">Entidad: </w:t>
-      </w:r>
-      <w:r>
-        <w:t xml:space="preserve">ECONOMÍA Y FINANZAS   </w:t>
-      </w:r>
-      <w:r>
-        <w:rPr>
-          <w:b/>
-        </w:rPr>
-        <w:t xml:space="preserve">Fecha: </w:t>
-      </w:r>
-      <w:r>
-        <w:t>30/09/2026</w:t>
-      </w:r>
-    </w:p>
-    <w:p>
-      <w:r>
-        <w:rPr>
-          <w:b/>
-        </w:rPr>
-        <w:t xml:space="preserve">Temas: </w:t>
-      </w:r>
-      <w:r>
-        <w:t>Normatividad presupuestal</w:t>
-      </w:r>
-    </w:p>
-    <w:p>
-      <w:r>
-        <w:rPr>
-          <w:b/>
-        </w:rPr>
-        <w:t xml:space="preserve">Sumilla: </w:t>
-      </w:r>
-      <w:r>
-        <w:t>Decreto Supremo que autoriza Transferencia de Partidas en el Presupuesto del Sector Público para el Año Fiscal 2026 a favor de la Municipalidad Provincial de Carabaya</w:t>
-      </w:r>
-    </w:p>
-    <w:p>
-      <w:r>
-        <w:rPr>
-          <w:b/>
-        </w:rPr>
-        <w:t xml:space="preserve">Dispone: </w:t>
-      </w:r>
-      <w:r>
-        <w:t>Artículo 1.- Objeto Se autoriza una Transferencia de Partidas en el Presupuesto del Sector Público para el Año Fiscal 2026, hasta por la suma de S/ 6 241 669,00 (SEIS MILLONES DOSCIENTOS CUARENTA Y UN MIL SEISCIENTOS SESENTA Y NUEVE Y 00/100 SOLES), en la fuente de financiamiento Recursos Ordinarios, con cargo a los recursos del presupuesto institucional del Ministerio de Educación, a favor de la Municipalidad Provincial de Carabaya, para financiar la continuidad de ejecución del proyecto de inversión en infraestructura educativa con CUI Nº 2589203 “Mejoramiento del servicio de educación secundaria en José Macedo Mendoza - Macusani distrito de Macusani de la provincia de Carabaya del…</w:t>
-      </w:r>
-    </w:p>
-    <w:p>
-      <w:r>
-        <w:rPr>
-          <w:b/>
-        </w:rPr>
-        <w:t xml:space="preserve">Montos citados: </w:t>
-      </w:r>
-      <w:r>
-        <w:t>S/ 6</w:t>
-      </w:r>
-    </w:p>
-    <w:p>
-      <w:hyperlink r:id="rId14">
-        <w:r>
-          <w:rPr>
-            <w:color w:val="0563C1"/>
-            <w:u w:val="single"/>
-          </w:rPr>
-          <w:t>Ver texto completo</w:t>
-        </w:r>
-      </w:hyperlink>
-      <w:r>
-        <w:t xml:space="preserve">   </w:t>
-      </w:r>
-      <w:hyperlink r:id="rId28">
-        <w:r>
-          <w:rPr>
-            <w:color w:val="0563C1"/>
-            <w:u w:val="single"/>
-          </w:rPr>
-          <w:t>Ver en El Peruano</w:t>
-        </w:r>
-      </w:hyperlink>
-      <w:r>
-        <w:t xml:space="preserve">   </w:t>
-      </w:r>
-      <w:hyperlink r:id="rId29">
-        <w:r>
-          <w:rPr>
-            <w:color w:val="0563C1"/>
-            <w:u w:val="single"/>
-          </w:rPr>
-          <w:t>PDF</w:t>
-        </w:r>
-      </w:hyperlink>
-    </w:p>
-    <w:p>
-      <w:pPr>
-        <w:pStyle w:val="Heading3"/>
-      </w:pPr>
-      <w:r>
-        <w:t>DECRETO SUPREMO  N° 208-2026-EF</w:t>
-      </w:r>
-    </w:p>
-    <w:p>
-      <w:r>
-        <w:rPr>
-          <w:b/>
-        </w:rPr>
-        <w:t xml:space="preserve">Entidad: </w:t>
-      </w:r>
-      <w:r>
-        <w:t xml:space="preserve">ECONOMÍA Y FINANZAS   </w:t>
-      </w:r>
-      <w:r>
-        <w:rPr>
-          <w:b/>
-        </w:rPr>
-        <w:t xml:space="preserve">Fecha: </w:t>
-      </w:r>
-      <w:r>
-        <w:t>30/09/2026</w:t>
-      </w:r>
-    </w:p>
-    <w:p>
-      <w:r>
-        <w:rPr>
-          <w:b/>
-        </w:rPr>
-        <w:t xml:space="preserve">Temas: </w:t>
-      </w:r>
-      <w:r>
-        <w:t>Normatividad presupuestal</w:t>
-      </w:r>
-    </w:p>
-    <w:p>
-      <w:r>
-        <w:rPr>
-          <w:b/>
-        </w:rPr>
-        <w:t xml:space="preserve">Sumilla: </w:t>
-      </w:r>
-      <w:r>
-        <w:t>Decreto Supremo que aprueba la formalización de los Créditos Suplementarios del Segundo Trimestre del Año Fiscal 2026 en el Presupuesto Consolidado de las empresas y organismos públicos de los gobiernos regionales y gobiernos locales</w:t>
-      </w:r>
-    </w:p>
-    <w:p>
-      <w:r>
-        <w:rPr>
-          <w:b/>
-        </w:rPr>
-        <w:t xml:space="preserve">Dispone: </w:t>
-      </w:r>
-      <w:r>
-        <w:t>Artículo 1.- Objeto Se aprueba en el Presupuesto Consolidado de Ingresos y Egresos para el Año Fiscal 2026 de las empresas y organismos públicos de los gobiernos regionales y gobiernos locales, la formalización de los Créditos Suplementarios del Segundo Trimestre del Año Fiscal 2026, hasta por la suma de S/ 216 360 412,00 (DOSCIENTOS DIECISÉIS MILLONES TRESCIENTOS SESENTA MIL CUATROCIENTOS DOCE Y 00/100 SOLES), de acuerdo con lo siguiente: INGRESOS En Soles Fuente de Financiamiento Recursos Directamente Recaudados 26 479 158,00 Donaciones y Transferencias 187 240 340,00 Recursos Determinados 2 640 914,00 ============ TOTAL INGRESOS 216 360 412,00 ============ EGRESOS En Soles Gasto…</w:t>
-      </w:r>
-    </w:p>
-    <w:p>
-      <w:r>
-        <w:rPr>
-          <w:b/>
-        </w:rPr>
-        <w:t xml:space="preserve">Montos citados: </w:t>
-      </w:r>
-      <w:r>
-        <w:t>S/ 216</w:t>
-      </w:r>
-    </w:p>
-    <w:p>
-      <w:hyperlink r:id="rId15">
-        <w:r>
-          <w:rPr>
-            <w:color w:val="0563C1"/>
-            <w:u w:val="single"/>
-          </w:rPr>
-          <w:t>Ver texto completo</w:t>
-        </w:r>
-      </w:hyperlink>
-      <w:r>
-        <w:t xml:space="preserve">   </w:t>
-      </w:r>
-      <w:hyperlink r:id="rId30">
-        <w:r>
-          <w:rPr>
-            <w:color w:val="0563C1"/>
-            <w:u w:val="single"/>
-          </w:rPr>
-          <w:t>Ver en El Peruano</w:t>
-        </w:r>
-      </w:hyperlink>
-      <w:r>
-        <w:t xml:space="preserve">   </w:t>
-      </w:r>
-      <w:hyperlink r:id="rId31">
-        <w:r>
-          <w:rPr>
-            <w:color w:val="0563C1"/>
-            <w:u w:val="single"/>
-          </w:rPr>
-          <w:t>PDF</w:t>
-        </w:r>
-      </w:hyperlink>
-    </w:p>
-    <w:p>
-      <w:pPr>
-        <w:pStyle w:val="Heading3"/>
-      </w:pPr>
-      <w:r>
-        <w:t>DECRETO SUPREMO  N° 209-2026-EF</w:t>
-      </w:r>
-    </w:p>
-    <w:p>
-      <w:r>
-        <w:rPr>
-          <w:b/>
-        </w:rPr>
-        <w:t xml:space="preserve">Entidad: </w:t>
-      </w:r>
-      <w:r>
-        <w:t xml:space="preserve">ECONOMÍA Y FINANZAS   </w:t>
-      </w:r>
-      <w:r>
-        <w:rPr>
-          <w:b/>
-        </w:rPr>
-        <w:t xml:space="preserve">Fecha: </w:t>
-      </w:r>
-      <w:r>
-        <w:t>30/09/2026</w:t>
-      </w:r>
-    </w:p>
-    <w:p>
-      <w:r>
-        <w:rPr>
-          <w:b/>
-        </w:rPr>
-        <w:t xml:space="preserve">Temas: </w:t>
-      </w:r>
-      <w:r>
-        <w:t>Normatividad presupuestal</w:t>
-      </w:r>
-    </w:p>
-    <w:p>
-      <w:r>
-        <w:rPr>
-          <w:b/>
-        </w:rPr>
-        <w:t xml:space="preserve">Sumilla: </w:t>
-      </w:r>
-      <w:r>
-        <w:t>Decreto Supremo que autoriza Transferencia de Partidas en el Presupuesto del Sector Público para el Año Fiscal 2026 a favor de la Defensoría del Pueblo</w:t>
-      </w:r>
-    </w:p>
-    <w:p>
-      <w:r>
-        <w:rPr>
-          <w:b/>
-        </w:rPr>
-        <w:t xml:space="preserve">Dispone: </w:t>
-      </w:r>
-      <w:r>
-        <w:t>Artículo 1.- Objeto Se autoriza una Transferencia de Partidas en el Presupuesto del Sector Público para el Año Fiscal 2026, hasta por la suma de S/ 1 319 000,00 (UN MILLÓN TRESCIENTOS DIECINUEVE MIL Y 00/100 SOLES), por la fuente de financiamiento Recursos Ordinarios, a favor de la Defensoría del Pueblo, para financiar los gastos asociados a la supervisión nacional de las elecciones regionales y municipales 2026 (primera vuelta), en el marco del literal c) del numeral 17.1 y del numeral 17.2 del artículo 17 de la Ley Nº 32513, Ley de Presupuesto del Sector Público para el Año Fiscal 2026, con cargo a la Reserva de Contingencia del Ministerio de Economía y Finanzas, de acuerdo con el…</w:t>
-      </w:r>
-    </w:p>
-    <w:p>
-      <w:r>
-        <w:rPr>
-          <w:b/>
-        </w:rPr>
-        <w:t xml:space="preserve">Montos citados: </w:t>
-      </w:r>
-      <w:r>
-        <w:t>S/ 1</w:t>
-      </w:r>
-    </w:p>
-    <w:p>
-      <w:hyperlink r:id="rId16">
-        <w:r>
-          <w:rPr>
-            <w:color w:val="0563C1"/>
-            <w:u w:val="single"/>
-          </w:rPr>
-          <w:t>Ver texto completo</w:t>
-        </w:r>
-      </w:hyperlink>
-      <w:r>
-        <w:t xml:space="preserve">   </w:t>
-      </w:r>
-      <w:hyperlink r:id="rId32">
-        <w:r>
-          <w:rPr>
-            <w:color w:val="0563C1"/>
-            <w:u w:val="single"/>
-          </w:rPr>
-          <w:t>Ver en El Peruano</w:t>
-        </w:r>
-      </w:hyperlink>
-      <w:r>
-        <w:t xml:space="preserve">   </w:t>
-      </w:r>
-      <w:hyperlink r:id="rId33">
-        <w:r>
-          <w:rPr>
-            <w:color w:val="0563C1"/>
-            <w:u w:val="single"/>
-          </w:rPr>
-          <w:t>PDF</w:t>
-        </w:r>
-      </w:hyperlink>
-    </w:p>
-    <w:p>
-      <w:pPr>
-        <w:pStyle w:val="Heading3"/>
-      </w:pPr>
-      <w:r>
-        <w:t>ACUERDO  N° 000271-2026-GRP/CR</w:t>
-      </w:r>
-    </w:p>
-    <w:p>
-      <w:r>
-        <w:rPr>
-          <w:b/>
-        </w:rPr>
-        <w:t xml:space="preserve">Entidad: </w:t>
-      </w:r>
-      <w:r>
-        <w:t xml:space="preserve">GOBIERNO REGIONAL DE PUNO   </w:t>
-      </w:r>
-      <w:r>
-        <w:rPr>
-          <w:b/>
-        </w:rPr>
-        <w:t xml:space="preserve">Fecha: </w:t>
-      </w:r>
-      <w:r>
-        <w:t>30/09/2026</w:t>
-      </w:r>
-    </w:p>
-    <w:p>
-      <w:r>
-        <w:rPr>
-          <w:b/>
-        </w:rPr>
-        <w:t xml:space="preserve">Temas: </w:t>
-      </w:r>
-      <w:r>
-        <w:t>Normatividad presupuestal</w:t>
-      </w:r>
-    </w:p>
-    <w:p>
-      <w:r>
-        <w:rPr>
-          <w:b/>
-        </w:rPr>
-        <w:t xml:space="preserve">Sumilla: </w:t>
-      </w:r>
-      <w:r>
-        <w:t>Autorizan transferencia financiera a favor de la Municipalidad Provincial de Melgar</w:t>
-      </w:r>
-    </w:p>
-    <w:p>
-      <w:r>
-        <w:rPr>
-          <w:b/>
-        </w:rPr>
-        <w:t xml:space="preserve">Montos citados: </w:t>
-      </w:r>
-      <w:r>
-        <w:t>S/ 227</w:t>
-      </w:r>
-    </w:p>
-    <w:p>
-      <w:hyperlink r:id="rId17">
-        <w:r>
-          <w:rPr>
-            <w:color w:val="0563C1"/>
-            <w:u w:val="single"/>
-          </w:rPr>
-          <w:t>Ver texto completo</w:t>
-        </w:r>
-      </w:hyperlink>
-      <w:r>
-        <w:t xml:space="preserve">   </w:t>
-      </w:r>
-      <w:hyperlink r:id="rId34">
-        <w:r>
-          <w:rPr>
-            <w:color w:val="0563C1"/>
-            <w:u w:val="single"/>
-          </w:rPr>
-          <w:t>Ver en El Peruano</w:t>
-        </w:r>
-      </w:hyperlink>
-      <w:r>
-        <w:t xml:space="preserve">   </w:t>
-      </w:r>
-      <w:hyperlink r:id="rId35">
-        <w:r>
-          <w:rPr>
-            <w:color w:val="0563C1"/>
-            <w:u w:val="single"/>
-          </w:rPr>
-          <w:t>PDF</w:t>
-        </w:r>
-      </w:hyperlink>
-    </w:p>
-    <w:p>
-      <w:pPr>
-        <w:pStyle w:val="Heading1"/>
-      </w:pPr>
-      <w:r>
-        <w:t>3. Inversiones (4)</w:t>
-      </w:r>
-    </w:p>
-    <w:tbl>
-      <w:tblPr>
-        <w:tblStyle w:val="TableGrid"/>
-        <w:tblW w:type="auto" w:w="0"/>
-        <w:tblLook w:firstColumn="1" w:firstRow="1" w:lastColumn="0" w:lastRow="0" w:noHBand="0" w:noVBand="1" w:val="04A0"/>
-      </w:tblPr>
-      <w:tblGrid>
-        <w:gridCol w:w="2493"/>
-        <w:gridCol w:w="2493"/>
-        <w:gridCol w:w="2493"/>
-        <w:gridCol w:w="2493"/>
-      </w:tblGrid>
       <w:tr>
+        <w:trPr>
+          <w:cantSplit/>
+        </w:trPr>
         <w:tc>
           <w:tcPr>
-            <w:tcW w:type="dxa" w:w="1247"/>
-            <w:shd w:val="clear" w:color="auto" w:fill="1F4E79"/>
+            <w:tcW w:type="dxa" w:w="2041"/>
+            <w:shd w:val="clear" w:color="auto" w:fill="F2F5FA"/>
           </w:tcPr>
           <w:p>
+            <w:pPr>
+              <w:spacing w:before="20" w:after="20" w:line="264" w:lineRule="auto"/>
+            </w:pPr>
             <w:r>
               <w:rPr>
+                <w:rFonts w:ascii="Arial" w:hAnsi="Arial" w:eastAsia="Arial"/>
                 <w:b/>
-                <w:color w:val="FFFFFF"/>
-                <w:sz w:val="18"/>
+                <w:i w:val="0"/>
+                <w:color w:val="0A2F5C"/>
+                <w:sz w:val="17"/>
               </w:rPr>
-              <w:t>Fecha</w:t>
+              <w:t>Disposición principal</w:t>
             </w:r>
           </w:p>
         </w:tc>
         <w:tc>
           <w:tcPr>
-            <w:tcW w:type="dxa" w:w="1984"/>
-            <w:shd w:val="clear" w:color="auto" w:fill="1F4E79"/>
+            <w:tcW w:type="dxa" w:w="7370"/>
           </w:tcPr>
           <w:p>
+            <w:pPr>
+              <w:spacing w:before="20" w:after="20" w:line="264" w:lineRule="auto"/>
+            </w:pPr>
             <w:r>
               <w:rPr>
-                <w:b/>
-                <w:color w:val="FFFFFF"/>
+                <w:rFonts w:ascii="Arial" w:hAnsi="Arial" w:eastAsia="Arial"/>
+                <w:b w:val="0"/>
+                <w:i w:val="0"/>
                 <w:sz w:val="18"/>
               </w:rPr>
-              <w:t>Entidad</w:t>
+              <w:t>Artículo Primero.- AUTORIZAR la transferencia financiera del Pliego 458: Gobierno Regional de Puno, a favor de la Municipalidad Provincial de Melgar, conforme al siguiente detalle: ENTIDAD BENEFICIARIA PROYECTO IOARR Y/O ACTIVIDAD CUI MONTO MUNICIPALIDAD PROVINCIAL DE MELGAR REPARACIÓN DE VÍAS VECINALES; EN EL(LA) RUTA R2108051 (EMP. PU-665 DIEGO TAPARA - CHILLIHUA - EMP. R2108049); R2108049 (EMP. R2108051 - QUENAMARI - ABRA PUCACCATA - EMP. PU-512); Y PU-666 (EMP. R2108051 - PAMPA LACAYA - EMP. CU-1421 (L. D. CUSCO)), DEL DISTRITO DE NUÑOA, PROVINCIA MELGAR, DEPARTAMENTO PUNO 2740707 S/ 227 569,00 Artículo Segundo.- ENCARGAR a la Gerencia General Regional que, a través de los órganos de…</w:t>
+            </w:r>
+          </w:p>
+        </w:tc>
+      </w:tr>
+      <w:tr>
+        <w:trPr>
+          <w:cantSplit/>
+        </w:trPr>
+        <w:tc>
+          <w:tcPr>
+            <w:tcW w:type="dxa" w:w="2041"/>
+            <w:shd w:val="clear" w:color="auto" w:fill="F2F5FA"/>
+          </w:tcPr>
+          <w:p>
+            <w:pPr>
+              <w:spacing w:before="20" w:after="20" w:line="264" w:lineRule="auto"/>
+            </w:pPr>
+            <w:r>
+              <w:rPr>
+                <w:rFonts w:ascii="Arial" w:hAnsi="Arial" w:eastAsia="Arial"/>
+                <w:b/>
+                <w:i w:val="0"/>
+                <w:color w:val="0A2F5C"/>
+                <w:sz w:val="17"/>
+              </w:rPr>
+              <w:t>Montos citados</w:t>
             </w:r>
           </w:p>
         </w:tc>
         <w:tc>
           <w:tcPr>
-            <w:tcW w:type="dxa" w:w="2268"/>
-            <w:shd w:val="clear" w:color="auto" w:fill="1F4E79"/>
+            <w:tcW w:type="dxa" w:w="7370"/>
           </w:tcPr>
           <w:p>
+            <w:pPr>
+              <w:spacing w:before="20" w:after="20" w:line="264" w:lineRule="auto"/>
+            </w:pPr>
             <w:r>
               <w:rPr>
-                <w:b/>
-                <w:color w:val="FFFFFF"/>
+                <w:rFonts w:ascii="Arial" w:hAnsi="Arial" w:eastAsia="Arial"/>
+                <w:b w:val="0"/>
+                <w:i w:val="0"/>
                 <w:sz w:val="18"/>
               </w:rPr>
-              <w:t>Norma</w:t>
+              <w:t>S/ 227 569,00</w:t>
+            </w:r>
+          </w:p>
+        </w:tc>
+      </w:tr>
+      <w:tr>
+        <w:trPr>
+          <w:cantSplit/>
+        </w:trPr>
+        <w:tc>
+          <w:tcPr>
+            <w:tcW w:type="dxa" w:w="2041"/>
+            <w:shd w:val="clear" w:color="auto" w:fill="F2F5FA"/>
+          </w:tcPr>
+          <w:p>
+            <w:pPr>
+              <w:spacing w:before="20" w:after="20" w:line="264" w:lineRule="auto"/>
+            </w:pPr>
+            <w:r>
+              <w:rPr>
+                <w:rFonts w:ascii="Arial" w:hAnsi="Arial" w:eastAsia="Arial"/>
+                <w:b/>
+                <w:i w:val="0"/>
+                <w:color w:val="0A2F5C"/>
+                <w:sz w:val="17"/>
+              </w:rPr>
+              <w:t>Enlaces</w:t>
             </w:r>
           </w:p>
         </w:tc>
         <w:tc>
           <w:tcPr>
-            <w:tcW w:type="dxa" w:w="4139"/>
-            <w:shd w:val="clear" w:color="auto" w:fill="1F4E79"/>
+            <w:tcW w:type="dxa" w:w="7370"/>
           </w:tcPr>
           <w:p>
+            <w:pPr>
+              <w:spacing w:before="20" w:after="20" w:line="264" w:lineRule="auto"/>
+            </w:pPr>
+            <w:hyperlink r:id="rId19">
+              <w:r>
+                <w:rPr>
+                  <w:rFonts w:ascii="Arial" w:hAnsi="Arial" w:eastAsia="Arial" w:cs="Arial"/>
+                  <w:color w:val="0B5CAD"/>
+                  <w:sz w:val="17"/>
+                  <w:u w:val="single"/>
+                </w:rPr>
+                <w:t xml:space="preserve">Texto completo</w:t>
+              </w:r>
+            </w:hyperlink>
             <w:r>
               <w:rPr>
+                <w:rFonts w:ascii="Arial" w:hAnsi="Arial" w:eastAsia="Arial"/>
+                <w:b w:val="0"/>
+                <w:i w:val="0"/>
+                <w:color w:val="5B6880"/>
+                <w:sz w:val="17"/>
+              </w:rPr>
+              <w:t xml:space="preserve">   ·   </w:t>
+            </w:r>
+            <w:hyperlink r:id="rId40">
+              <w:r>
+                <w:rPr>
+                  <w:rFonts w:ascii="Arial" w:hAnsi="Arial" w:eastAsia="Arial" w:cs="Arial"/>
+                  <w:color w:val="0B5CAD"/>
+                  <w:sz w:val="17"/>
+                  <w:u w:val="single"/>
+                </w:rPr>
+                <w:t xml:space="preserve">El Peruano</w:t>
+              </w:r>
+            </w:hyperlink>
+            <w:r>
+              <w:rPr>
+                <w:rFonts w:ascii="Arial" w:hAnsi="Arial" w:eastAsia="Arial"/>
+                <w:b w:val="0"/>
+                <w:i w:val="0"/>
+                <w:color w:val="5B6880"/>
+                <w:sz w:val="17"/>
+              </w:rPr>
+              <w:t xml:space="preserve">   ·   </w:t>
+            </w:r>
+            <w:hyperlink r:id="rId41">
+              <w:r>
+                <w:rPr>
+                  <w:rFonts w:ascii="Arial" w:hAnsi="Arial" w:eastAsia="Arial" w:cs="Arial"/>
+                  <w:color w:val="0B5CAD"/>
+                  <w:sz w:val="17"/>
+                  <w:u w:val="single"/>
+                </w:rPr>
+                <w:t xml:space="preserve">PDF</w:t>
+              </w:r>
+            </w:hyperlink>
+          </w:p>
+        </w:tc>
+      </w:tr>
+    </w:tbl>
+    <w:p>
+      <w:pPr>
+        <w:spacing w:before="0" w:after="120" w:line="276" w:lineRule="auto"/>
+      </w:pPr>
+    </w:p>
+    <w:p>
+      <w:pPr>
+        <w:keepNext/>
+        <w:spacing w:before="160" w:after="80" w:line="276" w:lineRule="auto"/>
+      </w:pPr>
+      <w:r>
+        <w:rPr>
+          <w:rFonts w:ascii="Arial" w:hAnsi="Arial" w:eastAsia="Arial"/>
+          <w:b/>
+          <w:i w:val="0"/>
+          <w:color w:val="0B5CAD"/>
+          <w:sz w:val="21"/>
+        </w:rPr>
+        <w:t>2.2  Inversiones</w:t>
+      </w:r>
+    </w:p>
+    <w:tbl>
+      <w:tblPr>
+        <w:tblW w:type="auto" w:w="0"/>
+        <w:tblLook w:firstColumn="1" w:firstRow="1" w:lastColumn="0" w:lastRow="0" w:noHBand="0" w:noVBand="1" w:val="04A0"/>
+        <w:tblBorders>
+          <w:top w:val="single" w:sz="4" w:space="0" w:color="C9D2DF"/>
+          <w:left w:val="single" w:sz="4" w:space="0" w:color="C9D2DF"/>
+          <w:bottom w:val="single" w:sz="4" w:space="0" w:color="C9D2DF"/>
+          <w:right w:val="single" w:sz="4" w:space="0" w:color="C9D2DF"/>
+          <w:insideH w:val="single" w:sz="4" w:space="0" w:color="C9D2DF"/>
+          <w:insideV w:val="single" w:sz="4" w:space="0" w:color="C9D2DF"/>
+        </w:tblBorders>
+        <w:tblLayout w:type="fixed"/>
+        <w:tblCellMar>
+          <w:top w:w="50" w:type="dxa"/>
+          <w:bottom w:w="50" w:type="dxa"/>
+          <w:left w:w="100" w:type="dxa"/>
+          <w:right w:w="100" w:type="dxa"/>
+        </w:tblCellMar>
+      </w:tblPr>
+      <w:tblGrid>
+        <w:gridCol w:w="4706"/>
+        <w:gridCol w:w="4706"/>
+      </w:tblGrid>
+      <w:tr>
+        <w:trPr>
+          <w:cantSplit/>
+        </w:trPr>
+        <w:tc>
+          <w:tcPr>
+            <w:tcW w:type="dxa" w:w="7370"/>
+            <w:gridSpan w:val="2"/>
+            <w:shd w:val="clear" w:color="auto" w:fill="E8F0FA"/>
+            <w:tcBorders>
+              <w:left w:val="single" w:sz="30" w:space="0" w:color="1BAF7A"/>
+            </w:tcBorders>
+          </w:tcPr>
+          <w:p>
+            <w:pPr>
+              <w:spacing w:before="20" w:after="20" w:line="264" w:lineRule="auto"/>
+            </w:pPr>
+            <w:r>
+              <w:rPr>
+                <w:rFonts w:ascii="Arial" w:hAnsi="Arial" w:eastAsia="Arial"/>
                 <w:b/>
-                <w:color w:val="FFFFFF"/>
-                <w:sz w:val="18"/>
+                <w:i w:val="0"/>
+                <w:color w:val="0A2F5C"/>
+                <w:sz w:val="19"/>
               </w:rPr>
-              <w:t>Sumilla</w:t>
+              <w:t>10.  RESOLUCIÓN MINISTERIAL N° D000400-2026-MIDAGRI-DM</w:t>
             </w:r>
           </w:p>
         </w:tc>
       </w:tr>
       <w:tr>
+        <w:trPr>
+          <w:cantSplit/>
+        </w:trPr>
         <w:tc>
           <w:tcPr>
-            <w:tcW w:type="dxa" w:w="1247"/>
+            <w:tcW w:type="dxa" w:w="2041"/>
+            <w:shd w:val="clear" w:color="auto" w:fill="F2F5FA"/>
           </w:tcPr>
           <w:p>
+            <w:pPr>
+              <w:spacing w:before="20" w:after="20" w:line="264" w:lineRule="auto"/>
+            </w:pPr>
             <w:r>
               <w:rPr>
-                <w:sz w:val="18"/>
+                <w:rFonts w:ascii="Arial" w:hAnsi="Arial" w:eastAsia="Arial"/>
+                <w:b/>
+                <w:i w:val="0"/>
+                <w:color w:val="0A2F5C"/>
+                <w:sz w:val="17"/>
               </w:rPr>
-              <w:t>30/09/2026 (Ext.)</w:t>
+              <w:t>Entidad emisora</w:t>
             </w:r>
           </w:p>
         </w:tc>
         <w:tc>
           <w:tcPr>
-            <w:tcW w:type="dxa" w:w="1984"/>
+            <w:tcW w:type="dxa" w:w="7370"/>
           </w:tcPr>
           <w:p>
+            <w:pPr>
+              <w:spacing w:before="20" w:after="20" w:line="264" w:lineRule="auto"/>
+            </w:pPr>
             <w:r>
               <w:rPr>
+                <w:rFonts w:ascii="Arial" w:hAnsi="Arial" w:eastAsia="Arial"/>
+                <w:b w:val="0"/>
+                <w:i w:val="0"/>
                 <w:sz w:val="18"/>
               </w:rPr>
               <w:t>DESARROLLO AGRARIO Y RIEGO</w:t>
             </w:r>
           </w:p>
         </w:tc>
+      </w:tr>
+      <w:tr>
+        <w:trPr>
+          <w:cantSplit/>
+        </w:trPr>
         <w:tc>
           <w:tcPr>
-            <w:tcW w:type="dxa" w:w="2268"/>
+            <w:tcW w:type="dxa" w:w="2041"/>
+            <w:shd w:val="clear" w:color="auto" w:fill="F2F5FA"/>
           </w:tcPr>
           <w:p>
+            <w:pPr>
+              <w:spacing w:before="20" w:after="20" w:line="264" w:lineRule="auto"/>
+            </w:pPr>
             <w:r>
               <w:rPr>
-                <w:sz w:val="18"/>
+                <w:rFonts w:ascii="Arial" w:hAnsi="Arial" w:eastAsia="Arial"/>
+                <w:b/>
+                <w:i w:val="0"/>
+                <w:color w:val="0A2F5C"/>
+                <w:sz w:val="17"/>
               </w:rPr>
+              <w:t>Publicación</w:t>
             </w:r>
-            <w:hyperlink r:id="rId36">
-              <w:r>
-                <w:rPr>
-                  <w:color w:val="0563C1"/>
-                  <w:u w:val="single"/>
-                </w:rPr>
-                <w:t>RESOLUCIÓN MINISTERIAL N° D000400-2026-MIDAGRI-DM</w:t>
-              </w:r>
-            </w:hyperlink>
           </w:p>
         </w:tc>
         <w:tc>
           <w:tcPr>
-            <w:tcW w:type="dxa" w:w="4139"/>
+            <w:tcW w:type="dxa" w:w="7370"/>
           </w:tcPr>
           <w:p>
+            <w:pPr>
+              <w:spacing w:before="20" w:after="20" w:line="264" w:lineRule="auto"/>
+            </w:pPr>
             <w:r>
               <w:rPr>
+                <w:rFonts w:ascii="Arial" w:hAnsi="Arial" w:eastAsia="Arial"/>
+                <w:b w:val="0"/>
+                <w:i w:val="0"/>
+                <w:sz w:val="18"/>
+              </w:rPr>
+              <w:t>30/09/2026 · Edición extraordinaria</w:t>
+            </w:r>
+          </w:p>
+        </w:tc>
+      </w:tr>
+      <w:tr>
+        <w:trPr>
+          <w:cantSplit/>
+        </w:trPr>
+        <w:tc>
+          <w:tcPr>
+            <w:tcW w:type="dxa" w:w="2041"/>
+            <w:shd w:val="clear" w:color="auto" w:fill="F2F5FA"/>
+          </w:tcPr>
+          <w:p>
+            <w:pPr>
+              <w:spacing w:before="20" w:after="20" w:line="264" w:lineRule="auto"/>
+            </w:pPr>
+            <w:r>
+              <w:rPr>
+                <w:rFonts w:ascii="Arial" w:hAnsi="Arial" w:eastAsia="Arial"/>
+                <w:b/>
+                <w:i w:val="0"/>
+                <w:color w:val="0A2F5C"/>
+                <w:sz w:val="17"/>
+              </w:rPr>
+              <w:t>Temas</w:t>
+            </w:r>
+          </w:p>
+        </w:tc>
+        <w:tc>
+          <w:tcPr>
+            <w:tcW w:type="dxa" w:w="7370"/>
+          </w:tcPr>
+          <w:p>
+            <w:pPr>
+              <w:spacing w:before="20" w:after="20" w:line="264" w:lineRule="auto"/>
+            </w:pPr>
+            <w:r>
+              <w:rPr>
+                <w:rFonts w:ascii="Arial" w:hAnsi="Arial" w:eastAsia="Arial"/>
+                <w:b w:val="0"/>
+                <w:i w:val="0"/>
+                <w:sz w:val="18"/>
+              </w:rPr>
+              <w:t>Inversiones</w:t>
+            </w:r>
+          </w:p>
+        </w:tc>
+      </w:tr>
+      <w:tr>
+        <w:trPr>
+          <w:cantSplit/>
+        </w:trPr>
+        <w:tc>
+          <w:tcPr>
+            <w:tcW w:type="dxa" w:w="2041"/>
+            <w:shd w:val="clear" w:color="auto" w:fill="F2F5FA"/>
+          </w:tcPr>
+          <w:p>
+            <w:pPr>
+              <w:spacing w:before="20" w:after="20" w:line="264" w:lineRule="auto"/>
+            </w:pPr>
+            <w:r>
+              <w:rPr>
+                <w:rFonts w:ascii="Arial" w:hAnsi="Arial" w:eastAsia="Arial"/>
+                <w:b/>
+                <w:i w:val="0"/>
+                <w:color w:val="0A2F5C"/>
+                <w:sz w:val="17"/>
+              </w:rPr>
+              <w:t>Sumilla</w:t>
+            </w:r>
+          </w:p>
+        </w:tc>
+        <w:tc>
+          <w:tcPr>
+            <w:tcW w:type="dxa" w:w="7370"/>
+          </w:tcPr>
+          <w:p>
+            <w:pPr>
+              <w:spacing w:before="20" w:after="20" w:line="264" w:lineRule="auto"/>
+            </w:pPr>
+            <w:r>
+              <w:rPr>
+                <w:rFonts w:ascii="Arial" w:hAnsi="Arial" w:eastAsia="Arial"/>
+                <w:b w:val="0"/>
+                <w:i w:val="0"/>
                 <w:sz w:val="18"/>
               </w:rPr>
               <w:t>Aprueban incorporación de tres (3) Inversiones No Programadas en la Cartera de Inversiones del Programa Multianual de Inversiones del Sector Agrario y de Riego 2026-2028</w:t>
@@ -1858,60 +5838,372 @@
         </w:tc>
       </w:tr>
       <w:tr>
+        <w:trPr>
+          <w:cantSplit/>
+        </w:trPr>
         <w:tc>
           <w:tcPr>
-            <w:tcW w:type="dxa" w:w="1247"/>
+            <w:tcW w:type="dxa" w:w="2041"/>
+            <w:shd w:val="clear" w:color="auto" w:fill="F2F5FA"/>
           </w:tcPr>
           <w:p>
+            <w:pPr>
+              <w:spacing w:before="20" w:after="20" w:line="264" w:lineRule="auto"/>
+            </w:pPr>
             <w:r>
               <w:rPr>
-                <w:sz w:val="18"/>
+                <w:rFonts w:ascii="Arial" w:hAnsi="Arial" w:eastAsia="Arial"/>
+                <w:b/>
+                <w:i w:val="0"/>
+                <w:color w:val="0A2F5C"/>
+                <w:sz w:val="17"/>
               </w:rPr>
-              <w:t>30/09/2026 (Ext.)</w:t>
+              <w:t>Disposición principal</w:t>
             </w:r>
           </w:p>
         </w:tc>
         <w:tc>
           <w:tcPr>
-            <w:tcW w:type="dxa" w:w="1984"/>
+            <w:tcW w:type="dxa" w:w="7370"/>
           </w:tcPr>
           <w:p>
+            <w:pPr>
+              <w:spacing w:before="20" w:after="20" w:line="264" w:lineRule="auto"/>
+            </w:pPr>
             <w:r>
               <w:rPr>
+                <w:rFonts w:ascii="Arial" w:hAnsi="Arial" w:eastAsia="Arial"/>
+                <w:b w:val="0"/>
+                <w:i w:val="0"/>
+                <w:sz w:val="18"/>
+              </w:rPr>
+              <w:t>Artículo 1.- Aprobación de la incorporación de Inversiones No Programadas Se aprueba la incorporación de tres (3) Inversiones No Programadas en la Cartera de Inversiones del Programa Multianual de Inversiones del Sector Agrario y de Riego 2026-2028, aprobado mediante Resolución Ministerial Nº 0062-2025-MIDAGRI, conforme al Anexo que forma parte integrante de la presente Resolución Ministerial. Artículo 2.- Registro Se dispone que la Oficina de Programación Multianual de Inversiones del Sector Agrario y de Riego efectúe el registro correspondiente de las inversiones a que se refiere el artículo 1 de la presente Resolución Ministerial en el Módulo de Programación Multianual de Inversiones, de…</w:t>
+            </w:r>
+          </w:p>
+        </w:tc>
+      </w:tr>
+      <w:tr>
+        <w:trPr>
+          <w:cantSplit/>
+        </w:trPr>
+        <w:tc>
+          <w:tcPr>
+            <w:tcW w:type="dxa" w:w="2041"/>
+            <w:shd w:val="clear" w:color="auto" w:fill="F2F5FA"/>
+          </w:tcPr>
+          <w:p>
+            <w:pPr>
+              <w:spacing w:before="20" w:after="20" w:line="264" w:lineRule="auto"/>
+            </w:pPr>
+            <w:r>
+              <w:rPr>
+                <w:rFonts w:ascii="Arial" w:hAnsi="Arial" w:eastAsia="Arial"/>
+                <w:b/>
+                <w:i w:val="0"/>
+                <w:color w:val="0A2F5C"/>
+                <w:sz w:val="17"/>
+              </w:rPr>
+              <w:t>Enlaces</w:t>
+            </w:r>
+          </w:p>
+        </w:tc>
+        <w:tc>
+          <w:tcPr>
+            <w:tcW w:type="dxa" w:w="7370"/>
+          </w:tcPr>
+          <w:p>
+            <w:pPr>
+              <w:spacing w:before="20" w:after="20" w:line="264" w:lineRule="auto"/>
+            </w:pPr>
+            <w:hyperlink r:id="rId20">
+              <w:r>
+                <w:rPr>
+                  <w:rFonts w:ascii="Arial" w:hAnsi="Arial" w:eastAsia="Arial" w:cs="Arial"/>
+                  <w:color w:val="0B5CAD"/>
+                  <w:sz w:val="17"/>
+                  <w:u w:val="single"/>
+                </w:rPr>
+                <w:t xml:space="preserve">Texto completo</w:t>
+              </w:r>
+            </w:hyperlink>
+            <w:r>
+              <w:rPr>
+                <w:rFonts w:ascii="Arial" w:hAnsi="Arial" w:eastAsia="Arial"/>
+                <w:b w:val="0"/>
+                <w:i w:val="0"/>
+                <w:color w:val="5B6880"/>
+                <w:sz w:val="17"/>
+              </w:rPr>
+              <w:t xml:space="preserve">   ·   </w:t>
+            </w:r>
+            <w:hyperlink r:id="rId42">
+              <w:r>
+                <w:rPr>
+                  <w:rFonts w:ascii="Arial" w:hAnsi="Arial" w:eastAsia="Arial" w:cs="Arial"/>
+                  <w:color w:val="0B5CAD"/>
+                  <w:sz w:val="17"/>
+                  <w:u w:val="single"/>
+                </w:rPr>
+                <w:t xml:space="preserve">El Peruano</w:t>
+              </w:r>
+            </w:hyperlink>
+            <w:r>
+              <w:rPr>
+                <w:rFonts w:ascii="Arial" w:hAnsi="Arial" w:eastAsia="Arial"/>
+                <w:b w:val="0"/>
+                <w:i w:val="0"/>
+                <w:color w:val="5B6880"/>
+                <w:sz w:val="17"/>
+              </w:rPr>
+              <w:t xml:space="preserve">   ·   </w:t>
+            </w:r>
+            <w:hyperlink r:id="rId43">
+              <w:r>
+                <w:rPr>
+                  <w:rFonts w:ascii="Arial" w:hAnsi="Arial" w:eastAsia="Arial" w:cs="Arial"/>
+                  <w:color w:val="0B5CAD"/>
+                  <w:sz w:val="17"/>
+                  <w:u w:val="single"/>
+                </w:rPr>
+                <w:t xml:space="preserve">PDF</w:t>
+              </w:r>
+            </w:hyperlink>
+          </w:p>
+        </w:tc>
+      </w:tr>
+    </w:tbl>
+    <w:p>
+      <w:pPr>
+        <w:spacing w:before="0" w:after="120" w:line="276" w:lineRule="auto"/>
+      </w:pPr>
+    </w:p>
+    <w:tbl>
+      <w:tblPr>
+        <w:tblW w:type="auto" w:w="0"/>
+        <w:tblLook w:firstColumn="1" w:firstRow="1" w:lastColumn="0" w:lastRow="0" w:noHBand="0" w:noVBand="1" w:val="04A0"/>
+        <w:tblBorders>
+          <w:top w:val="single" w:sz="4" w:space="0" w:color="C9D2DF"/>
+          <w:left w:val="single" w:sz="4" w:space="0" w:color="C9D2DF"/>
+          <w:bottom w:val="single" w:sz="4" w:space="0" w:color="C9D2DF"/>
+          <w:right w:val="single" w:sz="4" w:space="0" w:color="C9D2DF"/>
+          <w:insideH w:val="single" w:sz="4" w:space="0" w:color="C9D2DF"/>
+          <w:insideV w:val="single" w:sz="4" w:space="0" w:color="C9D2DF"/>
+        </w:tblBorders>
+        <w:tblLayout w:type="fixed"/>
+        <w:tblCellMar>
+          <w:top w:w="50" w:type="dxa"/>
+          <w:bottom w:w="50" w:type="dxa"/>
+          <w:left w:w="100" w:type="dxa"/>
+          <w:right w:w="100" w:type="dxa"/>
+        </w:tblCellMar>
+      </w:tblPr>
+      <w:tblGrid>
+        <w:gridCol w:w="4706"/>
+        <w:gridCol w:w="4706"/>
+      </w:tblGrid>
+      <w:tr>
+        <w:trPr>
+          <w:cantSplit/>
+        </w:trPr>
+        <w:tc>
+          <w:tcPr>
+            <w:tcW w:type="dxa" w:w="7370"/>
+            <w:gridSpan w:val="2"/>
+            <w:shd w:val="clear" w:color="auto" w:fill="E8F0FA"/>
+            <w:tcBorders>
+              <w:left w:val="single" w:sz="30" w:space="0" w:color="1BAF7A"/>
+            </w:tcBorders>
+          </w:tcPr>
+          <w:p>
+            <w:pPr>
+              <w:spacing w:before="20" w:after="20" w:line="264" w:lineRule="auto"/>
+            </w:pPr>
+            <w:r>
+              <w:rPr>
+                <w:rFonts w:ascii="Arial" w:hAnsi="Arial" w:eastAsia="Arial"/>
+                <w:b/>
+                <w:i w:val="0"/>
+                <w:color w:val="0A2F5C"/>
+                <w:sz w:val="19"/>
+              </w:rPr>
+              <w:t>11.  RESOLUCIÓN MINISTERIAL N° D000401-2026-MIDAGRI-DM</w:t>
+            </w:r>
+          </w:p>
+        </w:tc>
+      </w:tr>
+      <w:tr>
+        <w:trPr>
+          <w:cantSplit/>
+        </w:trPr>
+        <w:tc>
+          <w:tcPr>
+            <w:tcW w:type="dxa" w:w="2041"/>
+            <w:shd w:val="clear" w:color="auto" w:fill="F2F5FA"/>
+          </w:tcPr>
+          <w:p>
+            <w:pPr>
+              <w:spacing w:before="20" w:after="20" w:line="264" w:lineRule="auto"/>
+            </w:pPr>
+            <w:r>
+              <w:rPr>
+                <w:rFonts w:ascii="Arial" w:hAnsi="Arial" w:eastAsia="Arial"/>
+                <w:b/>
+                <w:i w:val="0"/>
+                <w:color w:val="0A2F5C"/>
+                <w:sz w:val="17"/>
+              </w:rPr>
+              <w:t>Entidad emisora</w:t>
+            </w:r>
+          </w:p>
+        </w:tc>
+        <w:tc>
+          <w:tcPr>
+            <w:tcW w:type="dxa" w:w="7370"/>
+          </w:tcPr>
+          <w:p>
+            <w:pPr>
+              <w:spacing w:before="20" w:after="20" w:line="264" w:lineRule="auto"/>
+            </w:pPr>
+            <w:r>
+              <w:rPr>
+                <w:rFonts w:ascii="Arial" w:hAnsi="Arial" w:eastAsia="Arial"/>
+                <w:b w:val="0"/>
+                <w:i w:val="0"/>
                 <w:sz w:val="18"/>
               </w:rPr>
               <w:t>DESARROLLO AGRARIO Y RIEGO</w:t>
             </w:r>
           </w:p>
         </w:tc>
+      </w:tr>
+      <w:tr>
+        <w:trPr>
+          <w:cantSplit/>
+        </w:trPr>
         <w:tc>
           <w:tcPr>
-            <w:tcW w:type="dxa" w:w="2268"/>
+            <w:tcW w:type="dxa" w:w="2041"/>
+            <w:shd w:val="clear" w:color="auto" w:fill="F2F5FA"/>
           </w:tcPr>
           <w:p>
+            <w:pPr>
+              <w:spacing w:before="20" w:after="20" w:line="264" w:lineRule="auto"/>
+            </w:pPr>
             <w:r>
               <w:rPr>
-                <w:sz w:val="18"/>
+                <w:rFonts w:ascii="Arial" w:hAnsi="Arial" w:eastAsia="Arial"/>
+                <w:b/>
+                <w:i w:val="0"/>
+                <w:color w:val="0A2F5C"/>
+                <w:sz w:val="17"/>
               </w:rPr>
+              <w:t>Publicación</w:t>
             </w:r>
-            <w:hyperlink r:id="rId37">
-              <w:r>
-                <w:rPr>
-                  <w:color w:val="0563C1"/>
-                  <w:u w:val="single"/>
-                </w:rPr>
-                <w:t>RESOLUCIÓN MINISTERIAL N° D000401-2026-MIDAGRI-DM</w:t>
-              </w:r>
-            </w:hyperlink>
           </w:p>
         </w:tc>
         <w:tc>
           <w:tcPr>
-            <w:tcW w:type="dxa" w:w="4139"/>
+            <w:tcW w:type="dxa" w:w="7370"/>
           </w:tcPr>
           <w:p>
+            <w:pPr>
+              <w:spacing w:before="20" w:after="20" w:line="264" w:lineRule="auto"/>
+            </w:pPr>
             <w:r>
               <w:rPr>
+                <w:rFonts w:ascii="Arial" w:hAnsi="Arial" w:eastAsia="Arial"/>
+                <w:b w:val="0"/>
+                <w:i w:val="0"/>
+                <w:sz w:val="18"/>
+              </w:rPr>
+              <w:t>30/09/2026 · Edición extraordinaria</w:t>
+            </w:r>
+          </w:p>
+        </w:tc>
+      </w:tr>
+      <w:tr>
+        <w:trPr>
+          <w:cantSplit/>
+        </w:trPr>
+        <w:tc>
+          <w:tcPr>
+            <w:tcW w:type="dxa" w:w="2041"/>
+            <w:shd w:val="clear" w:color="auto" w:fill="F2F5FA"/>
+          </w:tcPr>
+          <w:p>
+            <w:pPr>
+              <w:spacing w:before="20" w:after="20" w:line="264" w:lineRule="auto"/>
+            </w:pPr>
+            <w:r>
+              <w:rPr>
+                <w:rFonts w:ascii="Arial" w:hAnsi="Arial" w:eastAsia="Arial"/>
+                <w:b/>
+                <w:i w:val="0"/>
+                <w:color w:val="0A2F5C"/>
+                <w:sz w:val="17"/>
+              </w:rPr>
+              <w:t>Temas</w:t>
+            </w:r>
+          </w:p>
+        </w:tc>
+        <w:tc>
+          <w:tcPr>
+            <w:tcW w:type="dxa" w:w="7370"/>
+          </w:tcPr>
+          <w:p>
+            <w:pPr>
+              <w:spacing w:before="20" w:after="20" w:line="264" w:lineRule="auto"/>
+            </w:pPr>
+            <w:r>
+              <w:rPr>
+                <w:rFonts w:ascii="Arial" w:hAnsi="Arial" w:eastAsia="Arial"/>
+                <w:b w:val="0"/>
+                <w:i w:val="0"/>
+                <w:sz w:val="18"/>
+              </w:rPr>
+              <w:t>Inversiones</w:t>
+            </w:r>
+          </w:p>
+        </w:tc>
+      </w:tr>
+      <w:tr>
+        <w:trPr>
+          <w:cantSplit/>
+        </w:trPr>
+        <w:tc>
+          <w:tcPr>
+            <w:tcW w:type="dxa" w:w="2041"/>
+            <w:shd w:val="clear" w:color="auto" w:fill="F2F5FA"/>
+          </w:tcPr>
+          <w:p>
+            <w:pPr>
+              <w:spacing w:before="20" w:after="20" w:line="264" w:lineRule="auto"/>
+            </w:pPr>
+            <w:r>
+              <w:rPr>
+                <w:rFonts w:ascii="Arial" w:hAnsi="Arial" w:eastAsia="Arial"/>
+                <w:b/>
+                <w:i w:val="0"/>
+                <w:color w:val="0A2F5C"/>
+                <w:sz w:val="17"/>
+              </w:rPr>
+              <w:t>Sumilla</w:t>
+            </w:r>
+          </w:p>
+        </w:tc>
+        <w:tc>
+          <w:tcPr>
+            <w:tcW w:type="dxa" w:w="7370"/>
+          </w:tcPr>
+          <w:p>
+            <w:pPr>
+              <w:spacing w:before="20" w:after="20" w:line="264" w:lineRule="auto"/>
+            </w:pPr>
+            <w:r>
+              <w:rPr>
+                <w:rFonts w:ascii="Arial" w:hAnsi="Arial" w:eastAsia="Arial"/>
+                <w:b w:val="0"/>
+                <w:i w:val="0"/>
                 <w:sz w:val="18"/>
               </w:rPr>
               <w:t>Aprueban incorporación de una (1) Inversión No Programada en la Cartera de Inversiones del Programa Multianual de Inversiones del Sector Agrario y de Riego 2026-2028</w:t>
@@ -1920,60 +6212,372 @@
         </w:tc>
       </w:tr>
       <w:tr>
+        <w:trPr>
+          <w:cantSplit/>
+        </w:trPr>
         <w:tc>
           <w:tcPr>
-            <w:tcW w:type="dxa" w:w="1247"/>
+            <w:tcW w:type="dxa" w:w="2041"/>
+            <w:shd w:val="clear" w:color="auto" w:fill="F2F5FA"/>
           </w:tcPr>
           <w:p>
+            <w:pPr>
+              <w:spacing w:before="20" w:after="20" w:line="264" w:lineRule="auto"/>
+            </w:pPr>
             <w:r>
               <w:rPr>
-                <w:sz w:val="18"/>
+                <w:rFonts w:ascii="Arial" w:hAnsi="Arial" w:eastAsia="Arial"/>
+                <w:b/>
+                <w:i w:val="0"/>
+                <w:color w:val="0A2F5C"/>
+                <w:sz w:val="17"/>
               </w:rPr>
-              <w:t>30/09/2026 (Ext.)</w:t>
+              <w:t>Disposición principal</w:t>
             </w:r>
           </w:p>
         </w:tc>
         <w:tc>
           <w:tcPr>
-            <w:tcW w:type="dxa" w:w="1984"/>
+            <w:tcW w:type="dxa" w:w="7370"/>
           </w:tcPr>
           <w:p>
+            <w:pPr>
+              <w:spacing w:before="20" w:after="20" w:line="264" w:lineRule="auto"/>
+            </w:pPr>
             <w:r>
               <w:rPr>
+                <w:rFonts w:ascii="Arial" w:hAnsi="Arial" w:eastAsia="Arial"/>
+                <w:b w:val="0"/>
+                <w:i w:val="0"/>
+                <w:sz w:val="18"/>
+              </w:rPr>
+              <w:t>Artículo 1.- Aprobación de la incorporación de Inversiones No Programadas Se aprueba la incorporación de una (1) Inversión No Programada en la Cartera de Inversiones del Programa Multianual de Inversiones del Sector Agrario y de Riego 2026-2028, aprobado mediante Resolución Ministerial Nº 0062-2025-MIDAGRI, conforme al Anexo que forma parte integrante de la presente Resolución Ministerial. Artículo 2.- Registro Se dispone que la Oficina de Programación Multianual de Inversiones del Sector Agrario y de Riego efectúe el registro correspondiente de la inversión a que se refiere el artículo 1 de la presente Resolución Ministerial en el Módulo de Programación Multianual de Inversiones, de…</w:t>
+            </w:r>
+          </w:p>
+        </w:tc>
+      </w:tr>
+      <w:tr>
+        <w:trPr>
+          <w:cantSplit/>
+        </w:trPr>
+        <w:tc>
+          <w:tcPr>
+            <w:tcW w:type="dxa" w:w="2041"/>
+            <w:shd w:val="clear" w:color="auto" w:fill="F2F5FA"/>
+          </w:tcPr>
+          <w:p>
+            <w:pPr>
+              <w:spacing w:before="20" w:after="20" w:line="264" w:lineRule="auto"/>
+            </w:pPr>
+            <w:r>
+              <w:rPr>
+                <w:rFonts w:ascii="Arial" w:hAnsi="Arial" w:eastAsia="Arial"/>
+                <w:b/>
+                <w:i w:val="0"/>
+                <w:color w:val="0A2F5C"/>
+                <w:sz w:val="17"/>
+              </w:rPr>
+              <w:t>Enlaces</w:t>
+            </w:r>
+          </w:p>
+        </w:tc>
+        <w:tc>
+          <w:tcPr>
+            <w:tcW w:type="dxa" w:w="7370"/>
+          </w:tcPr>
+          <w:p>
+            <w:pPr>
+              <w:spacing w:before="20" w:after="20" w:line="264" w:lineRule="auto"/>
+            </w:pPr>
+            <w:hyperlink r:id="rId21">
+              <w:r>
+                <w:rPr>
+                  <w:rFonts w:ascii="Arial" w:hAnsi="Arial" w:eastAsia="Arial" w:cs="Arial"/>
+                  <w:color w:val="0B5CAD"/>
+                  <w:sz w:val="17"/>
+                  <w:u w:val="single"/>
+                </w:rPr>
+                <w:t xml:space="preserve">Texto completo</w:t>
+              </w:r>
+            </w:hyperlink>
+            <w:r>
+              <w:rPr>
+                <w:rFonts w:ascii="Arial" w:hAnsi="Arial" w:eastAsia="Arial"/>
+                <w:b w:val="0"/>
+                <w:i w:val="0"/>
+                <w:color w:val="5B6880"/>
+                <w:sz w:val="17"/>
+              </w:rPr>
+              <w:t xml:space="preserve">   ·   </w:t>
+            </w:r>
+            <w:hyperlink r:id="rId44">
+              <w:r>
+                <w:rPr>
+                  <w:rFonts w:ascii="Arial" w:hAnsi="Arial" w:eastAsia="Arial" w:cs="Arial"/>
+                  <w:color w:val="0B5CAD"/>
+                  <w:sz w:val="17"/>
+                  <w:u w:val="single"/>
+                </w:rPr>
+                <w:t xml:space="preserve">El Peruano</w:t>
+              </w:r>
+            </w:hyperlink>
+            <w:r>
+              <w:rPr>
+                <w:rFonts w:ascii="Arial" w:hAnsi="Arial" w:eastAsia="Arial"/>
+                <w:b w:val="0"/>
+                <w:i w:val="0"/>
+                <w:color w:val="5B6880"/>
+                <w:sz w:val="17"/>
+              </w:rPr>
+              <w:t xml:space="preserve">   ·   </w:t>
+            </w:r>
+            <w:hyperlink r:id="rId45">
+              <w:r>
+                <w:rPr>
+                  <w:rFonts w:ascii="Arial" w:hAnsi="Arial" w:eastAsia="Arial" w:cs="Arial"/>
+                  <w:color w:val="0B5CAD"/>
+                  <w:sz w:val="17"/>
+                  <w:u w:val="single"/>
+                </w:rPr>
+                <w:t xml:space="preserve">PDF</w:t>
+              </w:r>
+            </w:hyperlink>
+          </w:p>
+        </w:tc>
+      </w:tr>
+    </w:tbl>
+    <w:p>
+      <w:pPr>
+        <w:spacing w:before="0" w:after="120" w:line="276" w:lineRule="auto"/>
+      </w:pPr>
+    </w:p>
+    <w:tbl>
+      <w:tblPr>
+        <w:tblW w:type="auto" w:w="0"/>
+        <w:tblLook w:firstColumn="1" w:firstRow="1" w:lastColumn="0" w:lastRow="0" w:noHBand="0" w:noVBand="1" w:val="04A0"/>
+        <w:tblBorders>
+          <w:top w:val="single" w:sz="4" w:space="0" w:color="C9D2DF"/>
+          <w:left w:val="single" w:sz="4" w:space="0" w:color="C9D2DF"/>
+          <w:bottom w:val="single" w:sz="4" w:space="0" w:color="C9D2DF"/>
+          <w:right w:val="single" w:sz="4" w:space="0" w:color="C9D2DF"/>
+          <w:insideH w:val="single" w:sz="4" w:space="0" w:color="C9D2DF"/>
+          <w:insideV w:val="single" w:sz="4" w:space="0" w:color="C9D2DF"/>
+        </w:tblBorders>
+        <w:tblLayout w:type="fixed"/>
+        <w:tblCellMar>
+          <w:top w:w="50" w:type="dxa"/>
+          <w:bottom w:w="50" w:type="dxa"/>
+          <w:left w:w="100" w:type="dxa"/>
+          <w:right w:w="100" w:type="dxa"/>
+        </w:tblCellMar>
+      </w:tblPr>
+      <w:tblGrid>
+        <w:gridCol w:w="4706"/>
+        <w:gridCol w:w="4706"/>
+      </w:tblGrid>
+      <w:tr>
+        <w:trPr>
+          <w:cantSplit/>
+        </w:trPr>
+        <w:tc>
+          <w:tcPr>
+            <w:tcW w:type="dxa" w:w="7370"/>
+            <w:gridSpan w:val="2"/>
+            <w:shd w:val="clear" w:color="auto" w:fill="E8F0FA"/>
+            <w:tcBorders>
+              <w:left w:val="single" w:sz="30" w:space="0" w:color="1BAF7A"/>
+            </w:tcBorders>
+          </w:tcPr>
+          <w:p>
+            <w:pPr>
+              <w:spacing w:before="20" w:after="20" w:line="264" w:lineRule="auto"/>
+            </w:pPr>
+            <w:r>
+              <w:rPr>
+                <w:rFonts w:ascii="Arial" w:hAnsi="Arial" w:eastAsia="Arial"/>
+                <w:b/>
+                <w:i w:val="0"/>
+                <w:color w:val="0A2F5C"/>
+                <w:sz w:val="19"/>
+              </w:rPr>
+              <w:t>12.  RESOLUCIÓN MINISTERIAL N° 594-2026-MINEDU</w:t>
+            </w:r>
+          </w:p>
+        </w:tc>
+      </w:tr>
+      <w:tr>
+        <w:trPr>
+          <w:cantSplit/>
+        </w:trPr>
+        <w:tc>
+          <w:tcPr>
+            <w:tcW w:type="dxa" w:w="2041"/>
+            <w:shd w:val="clear" w:color="auto" w:fill="F2F5FA"/>
+          </w:tcPr>
+          <w:p>
+            <w:pPr>
+              <w:spacing w:before="20" w:after="20" w:line="264" w:lineRule="auto"/>
+            </w:pPr>
+            <w:r>
+              <w:rPr>
+                <w:rFonts w:ascii="Arial" w:hAnsi="Arial" w:eastAsia="Arial"/>
+                <w:b/>
+                <w:i w:val="0"/>
+                <w:color w:val="0A2F5C"/>
+                <w:sz w:val="17"/>
+              </w:rPr>
+              <w:t>Entidad emisora</w:t>
+            </w:r>
+          </w:p>
+        </w:tc>
+        <w:tc>
+          <w:tcPr>
+            <w:tcW w:type="dxa" w:w="7370"/>
+          </w:tcPr>
+          <w:p>
+            <w:pPr>
+              <w:spacing w:before="20" w:after="20" w:line="264" w:lineRule="auto"/>
+            </w:pPr>
+            <w:r>
+              <w:rPr>
+                <w:rFonts w:ascii="Arial" w:hAnsi="Arial" w:eastAsia="Arial"/>
+                <w:b w:val="0"/>
+                <w:i w:val="0"/>
                 <w:sz w:val="18"/>
               </w:rPr>
               <w:t>EDUCACIÓN</w:t>
             </w:r>
           </w:p>
         </w:tc>
+      </w:tr>
+      <w:tr>
+        <w:trPr>
+          <w:cantSplit/>
+        </w:trPr>
         <w:tc>
           <w:tcPr>
-            <w:tcW w:type="dxa" w:w="2268"/>
+            <w:tcW w:type="dxa" w:w="2041"/>
+            <w:shd w:val="clear" w:color="auto" w:fill="F2F5FA"/>
           </w:tcPr>
           <w:p>
+            <w:pPr>
+              <w:spacing w:before="20" w:after="20" w:line="264" w:lineRule="auto"/>
+            </w:pPr>
             <w:r>
               <w:rPr>
-                <w:sz w:val="18"/>
+                <w:rFonts w:ascii="Arial" w:hAnsi="Arial" w:eastAsia="Arial"/>
+                <w:b/>
+                <w:i w:val="0"/>
+                <w:color w:val="0A2F5C"/>
+                <w:sz w:val="17"/>
               </w:rPr>
+              <w:t>Publicación</w:t>
             </w:r>
-            <w:hyperlink r:id="rId38">
-              <w:r>
-                <w:rPr>
-                  <w:color w:val="0563C1"/>
-                  <w:u w:val="single"/>
-                </w:rPr>
-                <w:t>RESOLUCIÓN MINISTERIAL N° 594-2026-MINEDU</w:t>
-              </w:r>
-            </w:hyperlink>
           </w:p>
         </w:tc>
         <w:tc>
           <w:tcPr>
-            <w:tcW w:type="dxa" w:w="4139"/>
+            <w:tcW w:type="dxa" w:w="7370"/>
           </w:tcPr>
           <w:p>
+            <w:pPr>
+              <w:spacing w:before="20" w:after="20" w:line="264" w:lineRule="auto"/>
+            </w:pPr>
             <w:r>
               <w:rPr>
+                <w:rFonts w:ascii="Arial" w:hAnsi="Arial" w:eastAsia="Arial"/>
+                <w:b w:val="0"/>
+                <w:i w:val="0"/>
+                <w:sz w:val="18"/>
+              </w:rPr>
+              <w:t>30/09/2026 · Edición extraordinaria</w:t>
+            </w:r>
+          </w:p>
+        </w:tc>
+      </w:tr>
+      <w:tr>
+        <w:trPr>
+          <w:cantSplit/>
+        </w:trPr>
+        <w:tc>
+          <w:tcPr>
+            <w:tcW w:type="dxa" w:w="2041"/>
+            <w:shd w:val="clear" w:color="auto" w:fill="F2F5FA"/>
+          </w:tcPr>
+          <w:p>
+            <w:pPr>
+              <w:spacing w:before="20" w:after="20" w:line="264" w:lineRule="auto"/>
+            </w:pPr>
+            <w:r>
+              <w:rPr>
+                <w:rFonts w:ascii="Arial" w:hAnsi="Arial" w:eastAsia="Arial"/>
+                <w:b/>
+                <w:i w:val="0"/>
+                <w:color w:val="0A2F5C"/>
+                <w:sz w:val="17"/>
+              </w:rPr>
+              <w:t>Temas</w:t>
+            </w:r>
+          </w:p>
+        </w:tc>
+        <w:tc>
+          <w:tcPr>
+            <w:tcW w:type="dxa" w:w="7370"/>
+          </w:tcPr>
+          <w:p>
+            <w:pPr>
+              <w:spacing w:before="20" w:after="20" w:line="264" w:lineRule="auto"/>
+            </w:pPr>
+            <w:r>
+              <w:rPr>
+                <w:rFonts w:ascii="Arial" w:hAnsi="Arial" w:eastAsia="Arial"/>
+                <w:b w:val="0"/>
+                <w:i w:val="0"/>
+                <w:sz w:val="18"/>
+              </w:rPr>
+              <w:t>Inversiones</w:t>
+            </w:r>
+          </w:p>
+        </w:tc>
+      </w:tr>
+      <w:tr>
+        <w:trPr>
+          <w:cantSplit/>
+        </w:trPr>
+        <w:tc>
+          <w:tcPr>
+            <w:tcW w:type="dxa" w:w="2041"/>
+            <w:shd w:val="clear" w:color="auto" w:fill="F2F5FA"/>
+          </w:tcPr>
+          <w:p>
+            <w:pPr>
+              <w:spacing w:before="20" w:after="20" w:line="264" w:lineRule="auto"/>
+            </w:pPr>
+            <w:r>
+              <w:rPr>
+                <w:rFonts w:ascii="Arial" w:hAnsi="Arial" w:eastAsia="Arial"/>
+                <w:b/>
+                <w:i w:val="0"/>
+                <w:color w:val="0A2F5C"/>
+                <w:sz w:val="17"/>
+              </w:rPr>
+              <w:t>Sumilla</w:t>
+            </w:r>
+          </w:p>
+        </w:tc>
+        <w:tc>
+          <w:tcPr>
+            <w:tcW w:type="dxa" w:w="7370"/>
+          </w:tcPr>
+          <w:p>
+            <w:pPr>
+              <w:spacing w:before="20" w:after="20" w:line="264" w:lineRule="auto"/>
+            </w:pPr>
+            <w:r>
+              <w:rPr>
+                <w:rFonts w:ascii="Arial" w:hAnsi="Arial" w:eastAsia="Arial"/>
+                <w:b w:val="0"/>
+                <w:i w:val="0"/>
                 <w:sz w:val="18"/>
               </w:rPr>
               <w:t>Dejan sin efecto la R.M. N° 409-2026-MINEDU y aprueban la incorporación de seis (6) inversiones no programadas en la Cartera de Inversiones del Programa Multianual de Inversiones (PMI) del Sector Educación 2026-2028</w:t>
@@ -1982,60 +6586,372 @@
         </w:tc>
       </w:tr>
       <w:tr>
+        <w:trPr>
+          <w:cantSplit/>
+        </w:trPr>
         <w:tc>
           <w:tcPr>
-            <w:tcW w:type="dxa" w:w="1247"/>
+            <w:tcW w:type="dxa" w:w="2041"/>
+            <w:shd w:val="clear" w:color="auto" w:fill="F2F5FA"/>
           </w:tcPr>
           <w:p>
+            <w:pPr>
+              <w:spacing w:before="20" w:after="20" w:line="264" w:lineRule="auto"/>
+            </w:pPr>
             <w:r>
               <w:rPr>
-                <w:sz w:val="18"/>
+                <w:rFonts w:ascii="Arial" w:hAnsi="Arial" w:eastAsia="Arial"/>
+                <w:b/>
+                <w:i w:val="0"/>
+                <w:color w:val="0A2F5C"/>
+                <w:sz w:val="17"/>
               </w:rPr>
-              <w:t>30/09/2026</w:t>
+              <w:t>Disposición principal</w:t>
             </w:r>
           </w:p>
         </w:tc>
         <w:tc>
           <w:tcPr>
-            <w:tcW w:type="dxa" w:w="1984"/>
+            <w:tcW w:type="dxa" w:w="7370"/>
           </w:tcPr>
           <w:p>
+            <w:pPr>
+              <w:spacing w:before="20" w:after="20" w:line="264" w:lineRule="auto"/>
+            </w:pPr>
             <w:r>
               <w:rPr>
+                <w:rFonts w:ascii="Arial" w:hAnsi="Arial" w:eastAsia="Arial"/>
+                <w:b w:val="0"/>
+                <w:i w:val="0"/>
+                <w:sz w:val="18"/>
+              </w:rPr>
+              <w:t>Artículo 1.- Dejar sin efecto la Resolución Ministerial N° 409-2026-MINEDU, que aprueba la incorporación de ocho (8) proyectos de inversión en la Cartera de Inversiones del “Programa Multianual de Inversiones (PMI) del Sector Educación 2026-2028”, aprobado mediante Resolución Ministerial N° 100-2025-MINEDU. Artículo 2.- Aprobar la incorporación de seis (6) inversiones no programadas en la Cartera de Inversiones del “Programa Multianual de Inversiones (PMI) del Sector Educación 2026-2028”, aprobado por Resolución Ministerial N° 100-2025-MINEDU, conforme al Anexo que forma parte integrante de la presente Resolución Ministerial. Artículo 3.- Notificar la presente resolución a la Oficina de…</w:t>
+            </w:r>
+          </w:p>
+        </w:tc>
+      </w:tr>
+      <w:tr>
+        <w:trPr>
+          <w:cantSplit/>
+        </w:trPr>
+        <w:tc>
+          <w:tcPr>
+            <w:tcW w:type="dxa" w:w="2041"/>
+            <w:shd w:val="clear" w:color="auto" w:fill="F2F5FA"/>
+          </w:tcPr>
+          <w:p>
+            <w:pPr>
+              <w:spacing w:before="20" w:after="20" w:line="264" w:lineRule="auto"/>
+            </w:pPr>
+            <w:r>
+              <w:rPr>
+                <w:rFonts w:ascii="Arial" w:hAnsi="Arial" w:eastAsia="Arial"/>
+                <w:b/>
+                <w:i w:val="0"/>
+                <w:color w:val="0A2F5C"/>
+                <w:sz w:val="17"/>
+              </w:rPr>
+              <w:t>Enlaces</w:t>
+            </w:r>
+          </w:p>
+        </w:tc>
+        <w:tc>
+          <w:tcPr>
+            <w:tcW w:type="dxa" w:w="7370"/>
+          </w:tcPr>
+          <w:p>
+            <w:pPr>
+              <w:spacing w:before="20" w:after="20" w:line="264" w:lineRule="auto"/>
+            </w:pPr>
+            <w:hyperlink r:id="rId22">
+              <w:r>
+                <w:rPr>
+                  <w:rFonts w:ascii="Arial" w:hAnsi="Arial" w:eastAsia="Arial" w:cs="Arial"/>
+                  <w:color w:val="0B5CAD"/>
+                  <w:sz w:val="17"/>
+                  <w:u w:val="single"/>
+                </w:rPr>
+                <w:t xml:space="preserve">Texto completo</w:t>
+              </w:r>
+            </w:hyperlink>
+            <w:r>
+              <w:rPr>
+                <w:rFonts w:ascii="Arial" w:hAnsi="Arial" w:eastAsia="Arial"/>
+                <w:b w:val="0"/>
+                <w:i w:val="0"/>
+                <w:color w:val="5B6880"/>
+                <w:sz w:val="17"/>
+              </w:rPr>
+              <w:t xml:space="preserve">   ·   </w:t>
+            </w:r>
+            <w:hyperlink r:id="rId46">
+              <w:r>
+                <w:rPr>
+                  <w:rFonts w:ascii="Arial" w:hAnsi="Arial" w:eastAsia="Arial" w:cs="Arial"/>
+                  <w:color w:val="0B5CAD"/>
+                  <w:sz w:val="17"/>
+                  <w:u w:val="single"/>
+                </w:rPr>
+                <w:t xml:space="preserve">El Peruano</w:t>
+              </w:r>
+            </w:hyperlink>
+            <w:r>
+              <w:rPr>
+                <w:rFonts w:ascii="Arial" w:hAnsi="Arial" w:eastAsia="Arial"/>
+                <w:b w:val="0"/>
+                <w:i w:val="0"/>
+                <w:color w:val="5B6880"/>
+                <w:sz w:val="17"/>
+              </w:rPr>
+              <w:t xml:space="preserve">   ·   </w:t>
+            </w:r>
+            <w:hyperlink r:id="rId47">
+              <w:r>
+                <w:rPr>
+                  <w:rFonts w:ascii="Arial" w:hAnsi="Arial" w:eastAsia="Arial" w:cs="Arial"/>
+                  <w:color w:val="0B5CAD"/>
+                  <w:sz w:val="17"/>
+                  <w:u w:val="single"/>
+                </w:rPr>
+                <w:t xml:space="preserve">PDF</w:t>
+              </w:r>
+            </w:hyperlink>
+          </w:p>
+        </w:tc>
+      </w:tr>
+    </w:tbl>
+    <w:p>
+      <w:pPr>
+        <w:spacing w:before="0" w:after="120" w:line="276" w:lineRule="auto"/>
+      </w:pPr>
+    </w:p>
+    <w:tbl>
+      <w:tblPr>
+        <w:tblW w:type="auto" w:w="0"/>
+        <w:tblLook w:firstColumn="1" w:firstRow="1" w:lastColumn="0" w:lastRow="0" w:noHBand="0" w:noVBand="1" w:val="04A0"/>
+        <w:tblBorders>
+          <w:top w:val="single" w:sz="4" w:space="0" w:color="C9D2DF"/>
+          <w:left w:val="single" w:sz="4" w:space="0" w:color="C9D2DF"/>
+          <w:bottom w:val="single" w:sz="4" w:space="0" w:color="C9D2DF"/>
+          <w:right w:val="single" w:sz="4" w:space="0" w:color="C9D2DF"/>
+          <w:insideH w:val="single" w:sz="4" w:space="0" w:color="C9D2DF"/>
+          <w:insideV w:val="single" w:sz="4" w:space="0" w:color="C9D2DF"/>
+        </w:tblBorders>
+        <w:tblLayout w:type="fixed"/>
+        <w:tblCellMar>
+          <w:top w:w="50" w:type="dxa"/>
+          <w:bottom w:w="50" w:type="dxa"/>
+          <w:left w:w="100" w:type="dxa"/>
+          <w:right w:w="100" w:type="dxa"/>
+        </w:tblCellMar>
+      </w:tblPr>
+      <w:tblGrid>
+        <w:gridCol w:w="4706"/>
+        <w:gridCol w:w="4706"/>
+      </w:tblGrid>
+      <w:tr>
+        <w:trPr>
+          <w:cantSplit/>
+        </w:trPr>
+        <w:tc>
+          <w:tcPr>
+            <w:tcW w:type="dxa" w:w="7370"/>
+            <w:gridSpan w:val="2"/>
+            <w:shd w:val="clear" w:color="auto" w:fill="E8F0FA"/>
+            <w:tcBorders>
+              <w:left w:val="single" w:sz="30" w:space="0" w:color="1BAF7A"/>
+            </w:tcBorders>
+          </w:tcPr>
+          <w:p>
+            <w:pPr>
+              <w:spacing w:before="20" w:after="20" w:line="264" w:lineRule="auto"/>
+            </w:pPr>
+            <w:r>
+              <w:rPr>
+                <w:rFonts w:ascii="Arial" w:hAnsi="Arial" w:eastAsia="Arial"/>
+                <w:b/>
+                <w:i w:val="0"/>
+                <w:color w:val="0A2F5C"/>
+                <w:sz w:val="19"/>
+              </w:rPr>
+              <w:t>13.  RESOLUCIÓN MINISTERIAL  N° 337-2026-PCM</w:t>
+            </w:r>
+          </w:p>
+        </w:tc>
+      </w:tr>
+      <w:tr>
+        <w:trPr>
+          <w:cantSplit/>
+        </w:trPr>
+        <w:tc>
+          <w:tcPr>
+            <w:tcW w:type="dxa" w:w="2041"/>
+            <w:shd w:val="clear" w:color="auto" w:fill="F2F5FA"/>
+          </w:tcPr>
+          <w:p>
+            <w:pPr>
+              <w:spacing w:before="20" w:after="20" w:line="264" w:lineRule="auto"/>
+            </w:pPr>
+            <w:r>
+              <w:rPr>
+                <w:rFonts w:ascii="Arial" w:hAnsi="Arial" w:eastAsia="Arial"/>
+                <w:b/>
+                <w:i w:val="0"/>
+                <w:color w:val="0A2F5C"/>
+                <w:sz w:val="17"/>
+              </w:rPr>
+              <w:t>Entidad emisora</w:t>
+            </w:r>
+          </w:p>
+        </w:tc>
+        <w:tc>
+          <w:tcPr>
+            <w:tcW w:type="dxa" w:w="7370"/>
+          </w:tcPr>
+          <w:p>
+            <w:pPr>
+              <w:spacing w:before="20" w:after="20" w:line="264" w:lineRule="auto"/>
+            </w:pPr>
+            <w:r>
+              <w:rPr>
+                <w:rFonts w:ascii="Arial" w:hAnsi="Arial" w:eastAsia="Arial"/>
+                <w:b w:val="0"/>
+                <w:i w:val="0"/>
                 <w:sz w:val="18"/>
               </w:rPr>
               <w:t>PRESIDENCIA DEL CONSEJO DE MINISTROS</w:t>
             </w:r>
           </w:p>
         </w:tc>
+      </w:tr>
+      <w:tr>
+        <w:trPr>
+          <w:cantSplit/>
+        </w:trPr>
         <w:tc>
           <w:tcPr>
-            <w:tcW w:type="dxa" w:w="2268"/>
+            <w:tcW w:type="dxa" w:w="2041"/>
+            <w:shd w:val="clear" w:color="auto" w:fill="F2F5FA"/>
           </w:tcPr>
           <w:p>
+            <w:pPr>
+              <w:spacing w:before="20" w:after="20" w:line="264" w:lineRule="auto"/>
+            </w:pPr>
             <w:r>
               <w:rPr>
-                <w:sz w:val="18"/>
+                <w:rFonts w:ascii="Arial" w:hAnsi="Arial" w:eastAsia="Arial"/>
+                <w:b/>
+                <w:i w:val="0"/>
+                <w:color w:val="0A2F5C"/>
+                <w:sz w:val="17"/>
               </w:rPr>
+              <w:t>Publicación</w:t>
             </w:r>
-            <w:hyperlink r:id="rId39">
-              <w:r>
-                <w:rPr>
-                  <w:color w:val="0563C1"/>
-                  <w:u w:val="single"/>
-                </w:rPr>
-                <w:t>RESOLUCIÓN MINISTERIAL  N° 337-2026-PCM</w:t>
-              </w:r>
-            </w:hyperlink>
           </w:p>
         </w:tc>
         <w:tc>
           <w:tcPr>
-            <w:tcW w:type="dxa" w:w="4139"/>
+            <w:tcW w:type="dxa" w:w="7370"/>
           </w:tcPr>
           <w:p>
+            <w:pPr>
+              <w:spacing w:before="20" w:after="20" w:line="264" w:lineRule="auto"/>
+            </w:pPr>
             <w:r>
               <w:rPr>
+                <w:rFonts w:ascii="Arial" w:hAnsi="Arial" w:eastAsia="Arial"/>
+                <w:b w:val="0"/>
+                <w:i w:val="0"/>
+                <w:sz w:val="18"/>
+              </w:rPr>
+              <w:t>30/09/2026 · Edición ordinaria</w:t>
+            </w:r>
+          </w:p>
+        </w:tc>
+      </w:tr>
+      <w:tr>
+        <w:trPr>
+          <w:cantSplit/>
+        </w:trPr>
+        <w:tc>
+          <w:tcPr>
+            <w:tcW w:type="dxa" w:w="2041"/>
+            <w:shd w:val="clear" w:color="auto" w:fill="F2F5FA"/>
+          </w:tcPr>
+          <w:p>
+            <w:pPr>
+              <w:spacing w:before="20" w:after="20" w:line="264" w:lineRule="auto"/>
+            </w:pPr>
+            <w:r>
+              <w:rPr>
+                <w:rFonts w:ascii="Arial" w:hAnsi="Arial" w:eastAsia="Arial"/>
+                <w:b/>
+                <w:i w:val="0"/>
+                <w:color w:val="0A2F5C"/>
+                <w:sz w:val="17"/>
+              </w:rPr>
+              <w:t>Temas</w:t>
+            </w:r>
+          </w:p>
+        </w:tc>
+        <w:tc>
+          <w:tcPr>
+            <w:tcW w:type="dxa" w:w="7370"/>
+          </w:tcPr>
+          <w:p>
+            <w:pPr>
+              <w:spacing w:before="20" w:after="20" w:line="264" w:lineRule="auto"/>
+            </w:pPr>
+            <w:r>
+              <w:rPr>
+                <w:rFonts w:ascii="Arial" w:hAnsi="Arial" w:eastAsia="Arial"/>
+                <w:b w:val="0"/>
+                <w:i w:val="0"/>
+                <w:sz w:val="18"/>
+              </w:rPr>
+              <w:t>Inversiones</w:t>
+            </w:r>
+          </w:p>
+        </w:tc>
+      </w:tr>
+      <w:tr>
+        <w:trPr>
+          <w:cantSplit/>
+        </w:trPr>
+        <w:tc>
+          <w:tcPr>
+            <w:tcW w:type="dxa" w:w="2041"/>
+            <w:shd w:val="clear" w:color="auto" w:fill="F2F5FA"/>
+          </w:tcPr>
+          <w:p>
+            <w:pPr>
+              <w:spacing w:before="20" w:after="20" w:line="264" w:lineRule="auto"/>
+            </w:pPr>
+            <w:r>
+              <w:rPr>
+                <w:rFonts w:ascii="Arial" w:hAnsi="Arial" w:eastAsia="Arial"/>
+                <w:b/>
+                <w:i w:val="0"/>
+                <w:color w:val="0A2F5C"/>
+                <w:sz w:val="17"/>
+              </w:rPr>
+              <w:t>Sumilla</w:t>
+            </w:r>
+          </w:p>
+        </w:tc>
+        <w:tc>
+          <w:tcPr>
+            <w:tcW w:type="dxa" w:w="7370"/>
+          </w:tcPr>
+          <w:p>
+            <w:pPr>
+              <w:spacing w:before="20" w:after="20" w:line="264" w:lineRule="auto"/>
+            </w:pPr>
+            <w:r>
+              <w:rPr>
+                <w:rFonts w:ascii="Arial" w:hAnsi="Arial" w:eastAsia="Arial"/>
+                <w:b w:val="0"/>
+                <w:i w:val="0"/>
                 <w:sz w:val="18"/>
               </w:rPr>
               <w:t>Delegan facultades y atribuciones en materia de contrataciones públicas en el Jefe de la Oficina General de Administración de la Presidencia del Consejo de Ministros</w:t>
@@ -2043,400 +6959,312 @@
           </w:p>
         </w:tc>
       </w:tr>
+      <w:tr>
+        <w:trPr>
+          <w:cantSplit/>
+        </w:trPr>
+        <w:tc>
+          <w:tcPr>
+            <w:tcW w:type="dxa" w:w="2041"/>
+            <w:shd w:val="clear" w:color="auto" w:fill="F2F5FA"/>
+          </w:tcPr>
+          <w:p>
+            <w:pPr>
+              <w:spacing w:before="20" w:after="20" w:line="264" w:lineRule="auto"/>
+            </w:pPr>
+            <w:r>
+              <w:rPr>
+                <w:rFonts w:ascii="Arial" w:hAnsi="Arial" w:eastAsia="Arial"/>
+                <w:b/>
+                <w:i w:val="0"/>
+                <w:color w:val="0A2F5C"/>
+                <w:sz w:val="17"/>
+              </w:rPr>
+              <w:t>Disposición principal</w:t>
+            </w:r>
+          </w:p>
+        </w:tc>
+        <w:tc>
+          <w:tcPr>
+            <w:tcW w:type="dxa" w:w="7370"/>
+          </w:tcPr>
+          <w:p>
+            <w:pPr>
+              <w:spacing w:before="20" w:after="20" w:line="264" w:lineRule="auto"/>
+            </w:pPr>
+            <w:r>
+              <w:rPr>
+                <w:rFonts w:ascii="Arial" w:hAnsi="Arial" w:eastAsia="Arial"/>
+                <w:b w:val="0"/>
+                <w:i w:val="0"/>
+                <w:sz w:val="18"/>
+              </w:rPr>
+              <w:t>Artículo 1.- Delegación de facultades y atribuciones al Jefe de la Oficina General de Administración en el marco de la Ley N° 30225, Ley de Contrataciones del Estado, y su Reglamento, de acuerdo con la Cuarta Disposición Complementaria Transitoria de la Ley 32069, Ley General de Contrataciones Públicas Delegar en el Jefe de la Oficina General de Administración de la Presidencia del Consejo de Ministros las siguientes facultades y atribuciones en materia de contrataciones públicas, en el caso de procedimientos de selección iniciados antes de la vigencia de la Ley Nº 32069, Ley General de Contrataciones Públicas, los cuales se rigen por la Ley Nº 30225, Ley de Contrataciones del Estado, y su…</w:t>
+            </w:r>
+          </w:p>
+        </w:tc>
+      </w:tr>
+      <w:tr>
+        <w:trPr>
+          <w:cantSplit/>
+        </w:trPr>
+        <w:tc>
+          <w:tcPr>
+            <w:tcW w:type="dxa" w:w="2041"/>
+            <w:shd w:val="clear" w:color="auto" w:fill="F2F5FA"/>
+          </w:tcPr>
+          <w:p>
+            <w:pPr>
+              <w:spacing w:before="20" w:after="20" w:line="264" w:lineRule="auto"/>
+            </w:pPr>
+            <w:r>
+              <w:rPr>
+                <w:rFonts w:ascii="Arial" w:hAnsi="Arial" w:eastAsia="Arial"/>
+                <w:b/>
+                <w:i w:val="0"/>
+                <w:color w:val="0A2F5C"/>
+                <w:sz w:val="17"/>
+              </w:rPr>
+              <w:t>Enlaces</w:t>
+            </w:r>
+          </w:p>
+        </w:tc>
+        <w:tc>
+          <w:tcPr>
+            <w:tcW w:type="dxa" w:w="7370"/>
+          </w:tcPr>
+          <w:p>
+            <w:pPr>
+              <w:spacing w:before="20" w:after="20" w:line="264" w:lineRule="auto"/>
+            </w:pPr>
+            <w:hyperlink r:id="rId23">
+              <w:r>
+                <w:rPr>
+                  <w:rFonts w:ascii="Arial" w:hAnsi="Arial" w:eastAsia="Arial" w:cs="Arial"/>
+                  <w:color w:val="0B5CAD"/>
+                  <w:sz w:val="17"/>
+                  <w:u w:val="single"/>
+                </w:rPr>
+                <w:t xml:space="preserve">Texto completo</w:t>
+              </w:r>
+            </w:hyperlink>
+            <w:r>
+              <w:rPr>
+                <w:rFonts w:ascii="Arial" w:hAnsi="Arial" w:eastAsia="Arial"/>
+                <w:b w:val="0"/>
+                <w:i w:val="0"/>
+                <w:color w:val="5B6880"/>
+                <w:sz w:val="17"/>
+              </w:rPr>
+              <w:t xml:space="preserve">   ·   </w:t>
+            </w:r>
+            <w:hyperlink r:id="rId48">
+              <w:r>
+                <w:rPr>
+                  <w:rFonts w:ascii="Arial" w:hAnsi="Arial" w:eastAsia="Arial" w:cs="Arial"/>
+                  <w:color w:val="0B5CAD"/>
+                  <w:sz w:val="17"/>
+                  <w:u w:val="single"/>
+                </w:rPr>
+                <w:t xml:space="preserve">El Peruano</w:t>
+              </w:r>
+            </w:hyperlink>
+            <w:r>
+              <w:rPr>
+                <w:rFonts w:ascii="Arial" w:hAnsi="Arial" w:eastAsia="Arial"/>
+                <w:b w:val="0"/>
+                <w:i w:val="0"/>
+                <w:color w:val="5B6880"/>
+                <w:sz w:val="17"/>
+              </w:rPr>
+              <w:t xml:space="preserve">   ·   </w:t>
+            </w:r>
+            <w:hyperlink r:id="rId49">
+              <w:r>
+                <w:rPr>
+                  <w:rFonts w:ascii="Arial" w:hAnsi="Arial" w:eastAsia="Arial" w:cs="Arial"/>
+                  <w:color w:val="0B5CAD"/>
+                  <w:sz w:val="17"/>
+                  <w:u w:val="single"/>
+                </w:rPr>
+                <w:t xml:space="preserve">PDF</w:t>
+              </w:r>
+            </w:hyperlink>
+          </w:p>
+        </w:tc>
+      </w:tr>
     </w:tbl>
-    <w:p/>
     <w:p>
       <w:pPr>
-        <w:pStyle w:val="Heading3"/>
+        <w:spacing w:before="0" w:after="120" w:line="276" w:lineRule="auto"/>
+      </w:pPr>
+    </w:p>
+    <w:p>
+      <w:pPr>
+        <w:spacing w:before="200" w:after="0" w:line="276" w:lineRule="auto"/>
+        <w:jc w:val="both"/>
+        <w:pBdr>
+          <w:top w:val="single" w:sz="4" w:space="4" w:color="C9D2DF"/>
+        </w:pBdr>
       </w:pPr>
       <w:r>
-        <w:t>RESOLUCIÓN MINISTERIAL N° D000400-2026-MIDAGRI-DM</w:t>
-      </w:r>
-    </w:p>
-    <w:p>
-      <w:r>
         <w:rPr>
+          <w:rFonts w:ascii="Arial" w:hAnsi="Arial" w:eastAsia="Arial"/>
           <w:b/>
+          <w:i w:val="0"/>
+          <w:color w:val="5B6880"/>
+          <w:sz w:val="15"/>
         </w:rPr>
-        <w:t xml:space="preserve">Entidad: </w:t>
-      </w:r>
-      <w:r>
-        <w:t xml:space="preserve">DESARROLLO AGRARIO Y RIEGO   </w:t>
+        <w:t xml:space="preserve">Nota metodológica: </w:t>
       </w:r>
       <w:r>
         <w:rPr>
-          <w:b/>
+          <w:rFonts w:ascii="Arial" w:hAnsi="Arial" w:eastAsia="Arial"/>
+          <w:b w:val="0"/>
+          <w:i w:val="0"/>
+          <w:color w:val="5B6880"/>
+          <w:sz w:val="15"/>
         </w:rPr>
-        <w:t xml:space="preserve">Fecha: </w:t>
+        <w:t xml:space="preserve">se revisan todas las normas publicadas en el Diario Oficial El Peruano en el periodo. Una norma se selecciona cuando su entidad, título o sumilla contiene alguno de los términos definidos para cada tema, o cuando su texto completo menciona a la ATU. Los criterios pueden consultarse y editarse en el panel: </w:t>
       </w:r>
-      <w:r>
-        <w:t>30/09/2026  (Edición Extraordinaria)</w:t>
-      </w:r>
-    </w:p>
-    <w:p>
-      <w:r>
-        <w:rPr>
-          <w:b/>
-        </w:rPr>
-        <w:t xml:space="preserve">Temas: </w:t>
-      </w:r>
-      <w:r>
-        <w:t>Inversiones</w:t>
-      </w:r>
-    </w:p>
-    <w:p>
-      <w:r>
-        <w:rPr>
-          <w:b/>
-        </w:rPr>
-        <w:t xml:space="preserve">Sumilla: </w:t>
-      </w:r>
-      <w:r>
-        <w:t>Aprueban incorporación de tres (3) Inversiones No Programadas en la Cartera de Inversiones del Programa Multianual de Inversiones del Sector Agrario y de Riego 2026-2028</w:t>
-      </w:r>
-    </w:p>
-    <w:p>
-      <w:r>
-        <w:rPr>
-          <w:b/>
-        </w:rPr>
-        <w:t xml:space="preserve">Dispone: </w:t>
-      </w:r>
-      <w:r>
-        <w:t>Artículo 1.- Aprobación de la incorporación de Inversiones No Programadas Se aprueba la incorporación de tres (3) Inversiones No Programadas en la Cartera de Inversiones del Programa Multianual de Inversiones del Sector Agrario y de Riego 2026-2028, aprobado mediante Resolución Ministerial Nº 0062-2025-MIDAGRI, conforme al Anexo que forma parte integrante de la presente Resolución Ministerial. Artículo 2.- Registro Se dispone que la Oficina de Programación Multianual de Inversiones del Sector Agrario y de Riego efectúe el registro correspondiente de las inversiones a que se refiere el artículo 1 de la presente Resolución Ministerial en el Módulo de Programación Multianual de Inversiones, de…</w:t>
-      </w:r>
-    </w:p>
-    <w:p>
-      <w:hyperlink r:id="rId36">
+      <w:hyperlink r:id="rId50">
         <w:r>
           <w:rPr>
-            <w:color w:val="0563C1"/>
+            <w:rFonts w:ascii="Arial" w:hAnsi="Arial" w:eastAsia="Arial" w:cs="Arial"/>
+            <w:color w:val="0B5CAD"/>
+            <w:sz w:val="15"/>
             <w:u w:val="single"/>
           </w:rPr>
-          <w:t>Ver texto completo</w:t>
-        </w:r>
-      </w:hyperlink>
-      <w:r>
-        <w:t xml:space="preserve">   </w:t>
-      </w:r>
-      <w:hyperlink r:id="rId40">
-        <w:r>
-          <w:rPr>
-            <w:color w:val="0563C1"/>
-            <w:u w:val="single"/>
-          </w:rPr>
-          <w:t>Ver en El Peruano</w:t>
-        </w:r>
-      </w:hyperlink>
-      <w:r>
-        <w:t xml:space="preserve">   </w:t>
-      </w:r>
-      <w:hyperlink r:id="rId41">
-        <w:r>
-          <w:rPr>
-            <w:color w:val="0563C1"/>
-            <w:u w:val="single"/>
-          </w:rPr>
-          <w:t>PDF</w:t>
-        </w:r>
-      </w:hyperlink>
-    </w:p>
-    <w:p>
-      <w:pPr>
-        <w:pStyle w:val="Heading3"/>
-      </w:pPr>
-      <w:r>
-        <w:t>RESOLUCIÓN MINISTERIAL N° D000401-2026-MIDAGRI-DM</w:t>
-      </w:r>
-    </w:p>
-    <w:p>
-      <w:r>
-        <w:rPr>
-          <w:b/>
-        </w:rPr>
-        <w:t xml:space="preserve">Entidad: </w:t>
-      </w:r>
-      <w:r>
-        <w:t xml:space="preserve">DESARROLLO AGRARIO Y RIEGO   </w:t>
-      </w:r>
-      <w:r>
-        <w:rPr>
-          <w:b/>
-        </w:rPr>
-        <w:t xml:space="preserve">Fecha: </w:t>
-      </w:r>
-      <w:r>
-        <w:t>30/09/2026  (Edición Extraordinaria)</w:t>
-      </w:r>
-    </w:p>
-    <w:p>
-      <w:r>
-        <w:rPr>
-          <w:b/>
-        </w:rPr>
-        <w:t xml:space="preserve">Temas: </w:t>
-      </w:r>
-      <w:r>
-        <w:t>Inversiones</w:t>
-      </w:r>
-    </w:p>
-    <w:p>
-      <w:r>
-        <w:rPr>
-          <w:b/>
-        </w:rPr>
-        <w:t xml:space="preserve">Sumilla: </w:t>
-      </w:r>
-      <w:r>
-        <w:t>Aprueban incorporación de una (1) Inversión No Programada en la Cartera de Inversiones del Programa Multianual de Inversiones del Sector Agrario y de Riego 2026-2028</w:t>
-      </w:r>
-    </w:p>
-    <w:p>
-      <w:r>
-        <w:rPr>
-          <w:b/>
-        </w:rPr>
-        <w:t xml:space="preserve">Dispone: </w:t>
-      </w:r>
-      <w:r>
-        <w:t>Artículo 1.- Aprobación de la incorporación de Inversiones No Programadas Se aprueba la incorporación de una (1) Inversión No Programada en la Cartera de Inversiones del Programa Multianual de Inversiones del Sector Agrario y de Riego 2026-2028, aprobado mediante Resolución Ministerial Nº 0062-2025-MIDAGRI, conforme al Anexo que forma parte integrante de la presente Resolución Ministerial. Artículo 2.- Registro Se dispone que la Oficina de Programación Multianual de Inversiones del Sector Agrario y de Riego efectúe el registro correspondiente de la inversión a que se refiere el artículo 1 de la presente Resolución Ministerial en el Módulo de Programación Multianual de Inversiones, de…</w:t>
-      </w:r>
-    </w:p>
-    <w:p>
-      <w:hyperlink r:id="rId37">
-        <w:r>
-          <w:rPr>
-            <w:color w:val="0563C1"/>
-            <w:u w:val="single"/>
-          </w:rPr>
-          <w:t>Ver texto completo</w:t>
-        </w:r>
-      </w:hyperlink>
-      <w:r>
-        <w:t xml:space="preserve">   </w:t>
-      </w:r>
-      <w:hyperlink r:id="rId42">
-        <w:r>
-          <w:rPr>
-            <w:color w:val="0563C1"/>
-            <w:u w:val="single"/>
-          </w:rPr>
-          <w:t>Ver en El Peruano</w:t>
-        </w:r>
-      </w:hyperlink>
-      <w:r>
-        <w:t xml:space="preserve">   </w:t>
-      </w:r>
-      <w:hyperlink r:id="rId43">
-        <w:r>
-          <w:rPr>
-            <w:color w:val="0563C1"/>
-            <w:u w:val="single"/>
-          </w:rPr>
-          <w:t>PDF</w:t>
-        </w:r>
-      </w:hyperlink>
-    </w:p>
-    <w:p>
-      <w:pPr>
-        <w:pStyle w:val="Heading3"/>
-      </w:pPr>
-      <w:r>
-        <w:t>RESOLUCIÓN MINISTERIAL N° 594-2026-MINEDU</w:t>
-      </w:r>
-    </w:p>
-    <w:p>
-      <w:r>
-        <w:rPr>
-          <w:b/>
-        </w:rPr>
-        <w:t xml:space="preserve">Entidad: </w:t>
-      </w:r>
-      <w:r>
-        <w:t xml:space="preserve">EDUCACIÓN   </w:t>
-      </w:r>
-      <w:r>
-        <w:rPr>
-          <w:b/>
-        </w:rPr>
-        <w:t xml:space="preserve">Fecha: </w:t>
-      </w:r>
-      <w:r>
-        <w:t>30/09/2026  (Edición Extraordinaria)</w:t>
-      </w:r>
-    </w:p>
-    <w:p>
-      <w:r>
-        <w:rPr>
-          <w:b/>
-        </w:rPr>
-        <w:t xml:space="preserve">Temas: </w:t>
-      </w:r>
-      <w:r>
-        <w:t>Inversiones</w:t>
-      </w:r>
-    </w:p>
-    <w:p>
-      <w:r>
-        <w:rPr>
-          <w:b/>
-        </w:rPr>
-        <w:t xml:space="preserve">Sumilla: </w:t>
-      </w:r>
-      <w:r>
-        <w:t>Dejan sin efecto la R.M. N° 409-2026-MINEDU y aprueban la incorporación de seis (6) inversiones no programadas en la Cartera de Inversiones del Programa Multianual de Inversiones (PMI) del Sector Educación 2026-2028</w:t>
-      </w:r>
-    </w:p>
-    <w:p>
-      <w:r>
-        <w:rPr>
-          <w:b/>
-        </w:rPr>
-        <w:t xml:space="preserve">Dispone: </w:t>
-      </w:r>
-      <w:r>
-        <w:t>Artículo 1.- Dejar sin efecto la Resolución Ministerial N° 409-2026-MINEDU, que aprueba la incorporación de ocho (8) proyectos de inversión en la Cartera de Inversiones del “Programa Multianual de Inversiones (PMI) del Sector Educación 2026-2028”, aprobado mediante Resolución Ministerial N° 100-2025-MINEDU. Artículo 2.- Aprobar la incorporación de seis (6) inversiones no programadas en la Cartera de Inversiones del “Programa Multianual de Inversiones (PMI) del Sector Educación 2026-2028”, aprobado por Resolución Ministerial N° 100-2025-MINEDU, conforme al Anexo que forma parte integrante de la presente Resolución Ministerial. Artículo 3.- Notificar la presente resolución a la Oficina de…</w:t>
-      </w:r>
-    </w:p>
-    <w:p>
-      <w:hyperlink r:id="rId38">
-        <w:r>
-          <w:rPr>
-            <w:color w:val="0563C1"/>
-            <w:u w:val="single"/>
-          </w:rPr>
-          <w:t>Ver texto completo</w:t>
-        </w:r>
-      </w:hyperlink>
-      <w:r>
-        <w:t xml:space="preserve">   </w:t>
-      </w:r>
-      <w:hyperlink r:id="rId44">
-        <w:r>
-          <w:rPr>
-            <w:color w:val="0563C1"/>
-            <w:u w:val="single"/>
-          </w:rPr>
-          <w:t>Ver en El Peruano</w:t>
-        </w:r>
-      </w:hyperlink>
-      <w:r>
-        <w:t xml:space="preserve">   </w:t>
-      </w:r>
-      <w:hyperlink r:id="rId45">
-        <w:r>
-          <w:rPr>
-            <w:color w:val="0563C1"/>
-            <w:u w:val="single"/>
-          </w:rPr>
-          <w:t>PDF</w:t>
-        </w:r>
-      </w:hyperlink>
-    </w:p>
-    <w:p>
-      <w:pPr>
-        <w:pStyle w:val="Heading3"/>
-      </w:pPr>
-      <w:r>
-        <w:t>RESOLUCIÓN MINISTERIAL  N° 337-2026-PCM</w:t>
-      </w:r>
-    </w:p>
-    <w:p>
-      <w:r>
-        <w:rPr>
-          <w:b/>
-        </w:rPr>
-        <w:t xml:space="preserve">Entidad: </w:t>
-      </w:r>
-      <w:r>
-        <w:t xml:space="preserve">PRESIDENCIA DEL CONSEJO DE MINISTROS   </w:t>
-      </w:r>
-      <w:r>
-        <w:rPr>
-          <w:b/>
-        </w:rPr>
-        <w:t xml:space="preserve">Fecha: </w:t>
-      </w:r>
-      <w:r>
-        <w:t>30/09/2026</w:t>
-      </w:r>
-    </w:p>
-    <w:p>
-      <w:r>
-        <w:rPr>
-          <w:b/>
-        </w:rPr>
-        <w:t xml:space="preserve">Temas: </w:t>
-      </w:r>
-      <w:r>
-        <w:t>Inversiones</w:t>
-      </w:r>
-    </w:p>
-    <w:p>
-      <w:r>
-        <w:rPr>
-          <w:b/>
-        </w:rPr>
-        <w:t xml:space="preserve">Sumilla: </w:t>
-      </w:r>
-      <w:r>
-        <w:t>Delegan facultades y atribuciones en materia de contrataciones públicas en el Jefe de la Oficina General de Administración de la Presidencia del Consejo de Ministros</w:t>
-      </w:r>
-    </w:p>
-    <w:p>
-      <w:r>
-        <w:rPr>
-          <w:b/>
-        </w:rPr>
-        <w:t xml:space="preserve">Dispone: </w:t>
-      </w:r>
-      <w:r>
-        <w:t>Artículo 1.- Delegación de facultades y atribuciones al Jefe de la Oficina General de Administración en el marco de la Ley N° 30225, Ley de Contrataciones del Estado, y su Reglamento, de acuerdo con la Cuarta Disposición Complementaria Transitoria de la Ley 32069, Ley General de Contrataciones Públicas Delegar en el Jefe de la Oficina General de Administración de la Presidencia del Consejo de Ministros las siguientes facultades y atribuciones en materia de contrataciones públicas, en el caso de procedimientos de selección iniciados antes de la vigencia de la Ley Nº 32069, Ley General de Contrataciones Públicas, los cuales se rigen por la Ley Nº 30225, Ley de Contrataciones del Estado, y su…</w:t>
-      </w:r>
-    </w:p>
-    <w:p>
-      <w:hyperlink r:id="rId39">
-        <w:r>
-          <w:rPr>
-            <w:color w:val="0563C1"/>
-            <w:u w:val="single"/>
-          </w:rPr>
-          <w:t>Ver texto completo</w:t>
-        </w:r>
-      </w:hyperlink>
-      <w:r>
-        <w:t xml:space="preserve">   </w:t>
-      </w:r>
-      <w:hyperlink r:id="rId46">
-        <w:r>
-          <w:rPr>
-            <w:color w:val="0563C1"/>
-            <w:u w:val="single"/>
-          </w:rPr>
-          <w:t>Ver en El Peruano</w:t>
-        </w:r>
-      </w:hyperlink>
-      <w:r>
-        <w:t xml:space="preserve">   </w:t>
-      </w:r>
-      <w:hyperlink r:id="rId47">
-        <w:r>
-          <w:rPr>
-            <w:color w:val="0563C1"/>
-            <w:u w:val="single"/>
-          </w:rPr>
-          <w:t>PDF</w:t>
+          <w:t xml:space="preserve">reneearmasr.github.io/monitor-normas-elperuano</w:t>
         </w:r>
       </w:hyperlink>
     </w:p>
     <w:sectPr>
-      <w:pgSz w:w="12240" w:h="15840"/>
-      <w:pgMar w:top="1440" w:right="1134" w:bottom="1440" w:left="1134" w:header="720" w:footer="720" w:gutter="0"/>
+      <w:headerReference w:type="default" r:id="rId9"/>
+      <w:footerReference w:type="default" r:id="rId10"/>
+      <w:pgSz w:w="11906" w:h="16838"/>
+      <w:pgMar w:top="1361" w:right="1247" w:bottom="1134" w:left="1247" w:header="567" w:footer="567" w:gutter="0"/>
       <w:cols w:space="720"/>
       <w:docGrid w:linePitch="360"/>
     </w:sectPr>
   </w:body>
 </w:document>
+</file>
+
+<file path=word/footer1.xml><?xml version="1.0" encoding="utf-8"?>
+<w:ftr xmlns:m="http://schemas.openxmlformats.org/officeDocument/2006/math" xmlns:mc="http://schemas.openxmlformats.org/markup-compatibility/2006" xmlns:mo="http://schemas.microsoft.com/office/mac/office/2008/main" xmlns:mv="urn:schemas-microsoft-com:mac:vml" xmlns:o="urn:schemas-microsoft-com:office:office" xmlns:r="http://schemas.openxmlformats.org/officeDocument/2006/relationships" xmlns:v="urn:schemas-microsoft-com:vml" xmlns:w10="urn:schemas-microsoft-com:office:word" xmlns:w14="http://schemas.microsoft.com/office/word/2010/wordml" xmlns:w="http://schemas.openxmlformats.org/wordprocessingml/2006/main" xmlns:wne="http://schemas.microsoft.com/office/word/2006/wordml" xmlns:wp14="http://schemas.microsoft.com/office/word/2010/wordprocessingDrawing" xmlns:wp="http://schemas.openxmlformats.org/drawingml/2006/wordprocessingDrawing" xmlns:wpc="http://schemas.microsoft.com/office/word/2010/wordprocessingCanvas" xmlns:wpg="http://schemas.microsoft.com/office/word/2010/wordprocessingGroup" xmlns:wpi="http://schemas.microsoft.com/office/word/2010/wordprocessingInk" xmlns:wps="http://schemas.microsoft.com/office/word/2010/wordprocessingShape" mc:Ignorable="w14 wp14">
+  <w:p>
+    <w:pPr>
+      <w:pStyle w:val="Footer"/>
+      <w:tabs>
+        <w:tab w:pos="4680" w:val="clear"/>
+        <w:tab w:pos="9360" w:val="clear"/>
+        <w:tab w:pos="9411" w:val="right"/>
+      </w:tabs>
+      <w:pBdr>
+        <w:top w:val="single" w:sz="6" w:space="4" w:color="C9D2DF"/>
+      </w:pBdr>
+    </w:pPr>
+    <w:r>
+      <w:rPr>
+        <w:rFonts w:ascii="Arial" w:hAnsi="Arial" w:eastAsia="Arial"/>
+        <w:b w:val="0"/>
+        <w:i w:val="0"/>
+        <w:color w:val="5B6880"/>
+        <w:sz w:val="15"/>
+      </w:rPr>
+      <w:t>Fuente: Diario Oficial El Peruano · Elaboración automática</w:t>
+    </w:r>
+    <w:r>
+      <w:rPr>
+        <w:rFonts w:ascii="Arial" w:hAnsi="Arial" w:eastAsia="Arial"/>
+        <w:b w:val="0"/>
+        <w:i w:val="0"/>
+        <w:color w:val="5B6880"/>
+        <w:sz w:val="15"/>
+      </w:rPr>
+      <w:tab/>
+      <w:t xml:space="preserve">Página </w:t>
+    </w:r>
+    <w:r>
+      <w:rPr>
+        <w:rFonts w:ascii="Arial" w:hAnsi="Arial" w:eastAsia="Arial"/>
+        <w:b w:val="0"/>
+        <w:i w:val="0"/>
+        <w:color w:val="5B6880"/>
+        <w:sz w:val="15"/>
+      </w:rPr>
+      <w:fldChar w:fldCharType="begin"/>
+      <w:instrText xml:space="preserve"> PAGE </w:instrText>
+      <w:fldChar w:fldCharType="separate"/>
+      <w:t>1</w:t>
+      <w:fldChar w:fldCharType="end"/>
+    </w:r>
+    <w:r>
+      <w:rPr>
+        <w:rFonts w:ascii="Arial" w:hAnsi="Arial" w:eastAsia="Arial"/>
+        <w:b w:val="0"/>
+        <w:i w:val="0"/>
+        <w:color w:val="5B6880"/>
+        <w:sz w:val="15"/>
+      </w:rPr>
+      <w:t xml:space="preserve"> de </w:t>
+    </w:r>
+    <w:r>
+      <w:rPr>
+        <w:rFonts w:ascii="Arial" w:hAnsi="Arial" w:eastAsia="Arial"/>
+        <w:b w:val="0"/>
+        <w:i w:val="0"/>
+        <w:color w:val="5B6880"/>
+        <w:sz w:val="15"/>
+      </w:rPr>
+      <w:fldChar w:fldCharType="begin"/>
+      <w:instrText xml:space="preserve"> NUMPAGES </w:instrText>
+      <w:fldChar w:fldCharType="separate"/>
+      <w:t>1</w:t>
+      <w:fldChar w:fldCharType="end"/>
+    </w:r>
+  </w:p>
+</w:ftr>
+</file>
+
+<file path=word/header1.xml><?xml version="1.0" encoding="utf-8"?>
+<w:hdr xmlns:m="http://schemas.openxmlformats.org/officeDocument/2006/math" xmlns:mc="http://schemas.openxmlformats.org/markup-compatibility/2006" xmlns:mo="http://schemas.microsoft.com/office/mac/office/2008/main" xmlns:mv="urn:schemas-microsoft-com:mac:vml" xmlns:o="urn:schemas-microsoft-com:office:office" xmlns:r="http://schemas.openxmlformats.org/officeDocument/2006/relationships" xmlns:v="urn:schemas-microsoft-com:vml" xmlns:w10="urn:schemas-microsoft-com:office:word" xmlns:w14="http://schemas.microsoft.com/office/word/2010/wordml" xmlns:w="http://schemas.openxmlformats.org/wordprocessingml/2006/main" xmlns:wne="http://schemas.microsoft.com/office/word/2006/wordml" xmlns:wp14="http://schemas.microsoft.com/office/word/2010/wordprocessingDrawing" xmlns:wp="http://schemas.openxmlformats.org/drawingml/2006/wordprocessingDrawing" xmlns:wpc="http://schemas.microsoft.com/office/word/2010/wordprocessingCanvas" xmlns:wpg="http://schemas.microsoft.com/office/word/2010/wordprocessingGroup" xmlns:wpi="http://schemas.microsoft.com/office/word/2010/wordprocessingInk" xmlns:wps="http://schemas.microsoft.com/office/word/2010/wordprocessingShape" mc:Ignorable="w14 wp14">
+  <w:p>
+    <w:pPr>
+      <w:pStyle w:val="Header"/>
+      <w:tabs>
+        <w:tab w:pos="4680" w:val="clear"/>
+        <w:tab w:pos="9360" w:val="clear"/>
+        <w:tab w:pos="9411" w:val="right"/>
+      </w:tabs>
+      <w:pBdr>
+        <w:bottom w:val="single" w:sz="8" w:space="4" w:color="0A2F5C"/>
+      </w:pBdr>
+    </w:pPr>
+    <w:r>
+      <w:rPr>
+        <w:rFonts w:ascii="Arial" w:hAnsi="Arial" w:eastAsia="Arial"/>
+        <w:b/>
+        <w:i w:val="0"/>
+        <w:color w:val="0A2F5C"/>
+        <w:sz w:val="15"/>
+      </w:rPr>
+      <w:t>AUTORIDAD DE TRANSPORTE URBANO PARA LIMA Y CALLAO</w:t>
+    </w:r>
+    <w:r>
+      <w:rPr>
+        <w:rFonts w:ascii="Arial" w:hAnsi="Arial" w:eastAsia="Arial"/>
+        <w:b w:val="0"/>
+        <w:i w:val="0"/>
+        <w:color w:val="5B6880"/>
+        <w:sz w:val="15"/>
+      </w:rPr>
+      <w:tab/>
+      <w:t>Monitor de Normas Legales</w:t>
+    </w:r>
+  </w:p>
+</w:hdr>
 </file>
 
 <file path=word/numbering.xml><?xml version="1.0" encoding="utf-8"?>
@@ -2803,8 +7631,8 @@
     <w:qFormat/>
     <w:rsid w:val="00FC693F"/>
     <w:rPr>
-      <w:rFonts w:ascii="Calibri" w:hAnsi="Calibri"/>
-      <w:sz w:val="21"/>
+      <w:rFonts w:ascii="Arial" w:hAnsi="Arial" w:eastAsia="Arial"/>
+      <w:sz w:val="20"/>
     </w:rPr>
   </w:style>
   <w:style w:type="paragraph" w:styleId="Header">

--- a/docs/resumenes/Normas_ElPeruano_20260930.docx
+++ b/docs/resumenes/Normas_ElPeruano_20260930.docx
@@ -145,7 +145,7 @@
                 <w:i w:val="0"/>
                 <w:sz w:val="19"/>
               </w:rPr>
-              <w:t>26/10/2026 17:03</w:t>
+              <w:t>27/10/2026 11:05</w:t>
             </w:r>
           </w:p>
         </w:tc>
@@ -187,7 +187,7 @@
                 <w:i w:val="0"/>
                 <w:sz w:val="19"/>
               </w:rPr>
-              <w:t>118</w:t>
+              <w:t>124</w:t>
             </w:r>
           </w:p>
         </w:tc>
@@ -265,7 +265,7 @@
           <w:i w:val="0"/>
           <w:sz w:val="20"/>
         </w:rPr>
-        <w:t>De las 118 normas publicadas en el periodo, 13 resultan de interés institucional: 9 de normatividad presupuestal y 4 de inversiones. No se identificaron normas que involucren a la ATU. El Cuadro 1 presenta la relación completa y la sección 2, el detalle de cada norma.</w:t>
+        <w:t>De las 124 normas publicadas en el periodo, 13 resultan de interés institucional: 9 de normatividad presupuestal y 4 de inversiones. No se identificaron normas que involucren a la ATU. El Cuadro 1 presenta la relación completa y la sección 2, el detalle de cada norma.</w:t>
       </w:r>
     </w:p>
     <w:p>
@@ -578,7 +578,7 @@
                   <w:sz w:val="17"/>
                   <w:u w:val="single"/>
                 </w:rPr>
-                <w:t xml:space="preserve">RESOLUCIÓN N° 000213-2026-DV-PE</w:t>
+                <w:t xml:space="preserve">RESOLUCIÓN N° 000212-2026-DV-PE</w:t>
               </w:r>
             </w:hyperlink>
           </w:p>
@@ -613,7 +613,7 @@
                 <w:i w:val="0"/>
                 <w:sz w:val="17"/>
               </w:rPr>
-              <w:t>Autorizan transferencia financiera para financiar actividad a favor del Ejército del Perú</w:t>
+              <w:t>Autorizan transferencia financiera para financiar actividad a favor de la Comisión Nacional de Investigación y Desarrollo Aeroespacial - CONIDA</w:t>
             </w:r>
           </w:p>
         </w:tc>
@@ -696,7 +696,7 @@
                   <w:sz w:val="17"/>
                   <w:u w:val="single"/>
                 </w:rPr>
-                <w:t xml:space="preserve">RESOLUCIÓN N° 000212-2026-DV-PE</w:t>
+                <w:t xml:space="preserve">RESOLUCIÓN N° 000213-2026-DV-PE</w:t>
               </w:r>
             </w:hyperlink>
           </w:p>
@@ -731,7 +731,7 @@
                 <w:i w:val="0"/>
                 <w:sz w:val="17"/>
               </w:rPr>
-              <w:t>Autorizan transferencia financiera para financiar actividad a favor de la Comisión Nacional de Investigación y Desarrollo Aeroespacial - CONIDA</w:t>
+              <w:t>Autorizan transferencia financiera para financiar actividad a favor del Ejército del Perú</w:t>
             </w:r>
           </w:p>
         </w:tc>
@@ -2374,7 +2374,426 @@
                 <w:color w:val="0A2F5C"/>
                 <w:sz w:val="19"/>
               </w:rPr>
-              <w:t>2.  RESOLUCIÓN N° 000213-2026-DV-PE</w:t>
+              <w:t>2.  RESOLUCIÓN N° 000212-2026-DV-PE</w:t>
+            </w:r>
+          </w:p>
+        </w:tc>
+      </w:tr>
+      <w:tr>
+        <w:trPr>
+          <w:cantSplit/>
+        </w:trPr>
+        <w:tc>
+          <w:tcPr>
+            <w:tcW w:type="dxa" w:w="2041"/>
+            <w:shd w:val="clear" w:color="auto" w:fill="F2F5FA"/>
+          </w:tcPr>
+          <w:p>
+            <w:pPr>
+              <w:spacing w:before="20" w:after="20" w:line="264" w:lineRule="auto"/>
+            </w:pPr>
+            <w:r>
+              <w:rPr>
+                <w:rFonts w:ascii="Arial" w:hAnsi="Arial" w:eastAsia="Arial"/>
+                <w:b/>
+                <w:i w:val="0"/>
+                <w:color w:val="0A2F5C"/>
+                <w:sz w:val="17"/>
+              </w:rPr>
+              <w:t>Entidad emisora</w:t>
+            </w:r>
+          </w:p>
+        </w:tc>
+        <w:tc>
+          <w:tcPr>
+            <w:tcW w:type="dxa" w:w="7370"/>
+          </w:tcPr>
+          <w:p>
+            <w:pPr>
+              <w:spacing w:before="20" w:after="20" w:line="264" w:lineRule="auto"/>
+            </w:pPr>
+            <w:r>
+              <w:rPr>
+                <w:rFonts w:ascii="Arial" w:hAnsi="Arial" w:eastAsia="Arial"/>
+                <w:b w:val="0"/>
+                <w:i w:val="0"/>
+                <w:sz w:val="18"/>
+              </w:rPr>
+              <w:t>COMISIÓN NACIONAL PARA EL DESARROLLO Y VIDA SIN DROGAS</w:t>
+            </w:r>
+          </w:p>
+        </w:tc>
+      </w:tr>
+      <w:tr>
+        <w:trPr>
+          <w:cantSplit/>
+        </w:trPr>
+        <w:tc>
+          <w:tcPr>
+            <w:tcW w:type="dxa" w:w="2041"/>
+            <w:shd w:val="clear" w:color="auto" w:fill="F2F5FA"/>
+          </w:tcPr>
+          <w:p>
+            <w:pPr>
+              <w:spacing w:before="20" w:after="20" w:line="264" w:lineRule="auto"/>
+            </w:pPr>
+            <w:r>
+              <w:rPr>
+                <w:rFonts w:ascii="Arial" w:hAnsi="Arial" w:eastAsia="Arial"/>
+                <w:b/>
+                <w:i w:val="0"/>
+                <w:color w:val="0A2F5C"/>
+                <w:sz w:val="17"/>
+              </w:rPr>
+              <w:t>Publicación</w:t>
+            </w:r>
+          </w:p>
+        </w:tc>
+        <w:tc>
+          <w:tcPr>
+            <w:tcW w:type="dxa" w:w="7370"/>
+          </w:tcPr>
+          <w:p>
+            <w:pPr>
+              <w:spacing w:before="20" w:after="20" w:line="264" w:lineRule="auto"/>
+            </w:pPr>
+            <w:r>
+              <w:rPr>
+                <w:rFonts w:ascii="Arial" w:hAnsi="Arial" w:eastAsia="Arial"/>
+                <w:b w:val="0"/>
+                <w:i w:val="0"/>
+                <w:sz w:val="18"/>
+              </w:rPr>
+              <w:t>30/09/2026 · Edición extraordinaria</w:t>
+            </w:r>
+          </w:p>
+        </w:tc>
+      </w:tr>
+      <w:tr>
+        <w:trPr>
+          <w:cantSplit/>
+        </w:trPr>
+        <w:tc>
+          <w:tcPr>
+            <w:tcW w:type="dxa" w:w="2041"/>
+            <w:shd w:val="clear" w:color="auto" w:fill="F2F5FA"/>
+          </w:tcPr>
+          <w:p>
+            <w:pPr>
+              <w:spacing w:before="20" w:after="20" w:line="264" w:lineRule="auto"/>
+            </w:pPr>
+            <w:r>
+              <w:rPr>
+                <w:rFonts w:ascii="Arial" w:hAnsi="Arial" w:eastAsia="Arial"/>
+                <w:b/>
+                <w:i w:val="0"/>
+                <w:color w:val="0A2F5C"/>
+                <w:sz w:val="17"/>
+              </w:rPr>
+              <w:t>Temas</w:t>
+            </w:r>
+          </w:p>
+        </w:tc>
+        <w:tc>
+          <w:tcPr>
+            <w:tcW w:type="dxa" w:w="7370"/>
+          </w:tcPr>
+          <w:p>
+            <w:pPr>
+              <w:spacing w:before="20" w:after="20" w:line="264" w:lineRule="auto"/>
+            </w:pPr>
+            <w:r>
+              <w:rPr>
+                <w:rFonts w:ascii="Arial" w:hAnsi="Arial" w:eastAsia="Arial"/>
+                <w:b w:val="0"/>
+                <w:i w:val="0"/>
+                <w:sz w:val="18"/>
+              </w:rPr>
+              <w:t>Normatividad presupuestal</w:t>
+            </w:r>
+          </w:p>
+        </w:tc>
+      </w:tr>
+      <w:tr>
+        <w:trPr>
+          <w:cantSplit/>
+        </w:trPr>
+        <w:tc>
+          <w:tcPr>
+            <w:tcW w:type="dxa" w:w="2041"/>
+            <w:shd w:val="clear" w:color="auto" w:fill="F2F5FA"/>
+          </w:tcPr>
+          <w:p>
+            <w:pPr>
+              <w:spacing w:before="20" w:after="20" w:line="264" w:lineRule="auto"/>
+            </w:pPr>
+            <w:r>
+              <w:rPr>
+                <w:rFonts w:ascii="Arial" w:hAnsi="Arial" w:eastAsia="Arial"/>
+                <w:b/>
+                <w:i w:val="0"/>
+                <w:color w:val="0A2F5C"/>
+                <w:sz w:val="17"/>
+              </w:rPr>
+              <w:t>Sumilla</w:t>
+            </w:r>
+          </w:p>
+        </w:tc>
+        <w:tc>
+          <w:tcPr>
+            <w:tcW w:type="dxa" w:w="7370"/>
+          </w:tcPr>
+          <w:p>
+            <w:pPr>
+              <w:spacing w:before="20" w:after="20" w:line="264" w:lineRule="auto"/>
+            </w:pPr>
+            <w:r>
+              <w:rPr>
+                <w:rFonts w:ascii="Arial" w:hAnsi="Arial" w:eastAsia="Arial"/>
+                <w:b w:val="0"/>
+                <w:i w:val="0"/>
+                <w:sz w:val="18"/>
+              </w:rPr>
+              <w:t>Autorizan transferencia financiera para financiar actividad a favor de la Comisión Nacional de Investigación y Desarrollo Aeroespacial - CONIDA</w:t>
+            </w:r>
+          </w:p>
+        </w:tc>
+      </w:tr>
+      <w:tr>
+        <w:trPr>
+          <w:cantSplit/>
+        </w:trPr>
+        <w:tc>
+          <w:tcPr>
+            <w:tcW w:type="dxa" w:w="2041"/>
+            <w:shd w:val="clear" w:color="auto" w:fill="F2F5FA"/>
+          </w:tcPr>
+          <w:p>
+            <w:pPr>
+              <w:spacing w:before="20" w:after="20" w:line="264" w:lineRule="auto"/>
+            </w:pPr>
+            <w:r>
+              <w:rPr>
+                <w:rFonts w:ascii="Arial" w:hAnsi="Arial" w:eastAsia="Arial"/>
+                <w:b/>
+                <w:i w:val="0"/>
+                <w:color w:val="0A2F5C"/>
+                <w:sz w:val="17"/>
+              </w:rPr>
+              <w:t>Disposición principal</w:t>
+            </w:r>
+          </w:p>
+        </w:tc>
+        <w:tc>
+          <w:tcPr>
+            <w:tcW w:type="dxa" w:w="7370"/>
+          </w:tcPr>
+          <w:p>
+            <w:pPr>
+              <w:spacing w:before="20" w:after="20" w:line="264" w:lineRule="auto"/>
+            </w:pPr>
+            <w:r>
+              <w:rPr>
+                <w:rFonts w:ascii="Arial" w:hAnsi="Arial" w:eastAsia="Arial"/>
+                <w:b w:val="0"/>
+                <w:i w:val="0"/>
+                <w:sz w:val="18"/>
+              </w:rPr>
+              <w:t>Artículo Primero.- AUTORIZAR la transferencia financiera hasta por la suma total de CUATROCIENTOS OCHENTA Y OCHO MIL Y 00/100 SOLES (S/ 488,000.00), para financiar la Actividad a favor de la entidad ejecutora que se detalla en el Anexo N° 1, que forma parte integrante de la presente resolución. Artículo Segundo.- DISPONER que la transferencia financiera autorizada por el Artículo Primero, se realice con cargo al presupuesto del año fiscal 2026 del Pliego 012: Comisión Nacional para el Desarrollo y Vida sin Drogas, correspondiente a la fuente de financiamiento “Recursos Ordinarios”. Artículo Tercero.- RATIFICAR que la entidad ejecutora, bajo responsabilidad, sólo destinará los recursos…</w:t>
+            </w:r>
+          </w:p>
+        </w:tc>
+      </w:tr>
+      <w:tr>
+        <w:trPr>
+          <w:cantSplit/>
+        </w:trPr>
+        <w:tc>
+          <w:tcPr>
+            <w:tcW w:type="dxa" w:w="2041"/>
+            <w:shd w:val="clear" w:color="auto" w:fill="F2F5FA"/>
+          </w:tcPr>
+          <w:p>
+            <w:pPr>
+              <w:spacing w:before="20" w:after="20" w:line="264" w:lineRule="auto"/>
+            </w:pPr>
+            <w:r>
+              <w:rPr>
+                <w:rFonts w:ascii="Arial" w:hAnsi="Arial" w:eastAsia="Arial"/>
+                <w:b/>
+                <w:i w:val="0"/>
+                <w:color w:val="0A2F5C"/>
+                <w:sz w:val="17"/>
+              </w:rPr>
+              <w:t>Montos citados</w:t>
+            </w:r>
+          </w:p>
+        </w:tc>
+        <w:tc>
+          <w:tcPr>
+            <w:tcW w:type="dxa" w:w="7370"/>
+          </w:tcPr>
+          <w:p>
+            <w:pPr>
+              <w:spacing w:before="20" w:after="20" w:line="264" w:lineRule="auto"/>
+            </w:pPr>
+            <w:r>
+              <w:rPr>
+                <w:rFonts w:ascii="Arial" w:hAnsi="Arial" w:eastAsia="Arial"/>
+                <w:b w:val="0"/>
+                <w:i w:val="0"/>
+                <w:sz w:val="18"/>
+              </w:rPr>
+              <w:t>S/ 488,000.00</w:t>
+            </w:r>
+          </w:p>
+        </w:tc>
+      </w:tr>
+      <w:tr>
+        <w:trPr>
+          <w:cantSplit/>
+        </w:trPr>
+        <w:tc>
+          <w:tcPr>
+            <w:tcW w:type="dxa" w:w="2041"/>
+            <w:shd w:val="clear" w:color="auto" w:fill="F2F5FA"/>
+          </w:tcPr>
+          <w:p>
+            <w:pPr>
+              <w:spacing w:before="20" w:after="20" w:line="264" w:lineRule="auto"/>
+            </w:pPr>
+            <w:r>
+              <w:rPr>
+                <w:rFonts w:ascii="Arial" w:hAnsi="Arial" w:eastAsia="Arial"/>
+                <w:b/>
+                <w:i w:val="0"/>
+                <w:color w:val="0A2F5C"/>
+                <w:sz w:val="17"/>
+              </w:rPr>
+              <w:t>Enlaces</w:t>
+            </w:r>
+          </w:p>
+        </w:tc>
+        <w:tc>
+          <w:tcPr>
+            <w:tcW w:type="dxa" w:w="7370"/>
+          </w:tcPr>
+          <w:p>
+            <w:pPr>
+              <w:spacing w:before="20" w:after="20" w:line="264" w:lineRule="auto"/>
+            </w:pPr>
+            <w:hyperlink r:id="rId12">
+              <w:r>
+                <w:rPr>
+                  <w:rFonts w:ascii="Arial" w:hAnsi="Arial" w:eastAsia="Arial" w:cs="Arial"/>
+                  <w:color w:val="0B5CAD"/>
+                  <w:sz w:val="17"/>
+                  <w:u w:val="single"/>
+                </w:rPr>
+                <w:t xml:space="preserve">Texto completo</w:t>
+              </w:r>
+            </w:hyperlink>
+            <w:r>
+              <w:rPr>
+                <w:rFonts w:ascii="Arial" w:hAnsi="Arial" w:eastAsia="Arial"/>
+                <w:b w:val="0"/>
+                <w:i w:val="0"/>
+                <w:color w:val="5B6880"/>
+                <w:sz w:val="17"/>
+              </w:rPr>
+              <w:t xml:space="preserve">   ·   </w:t>
+            </w:r>
+            <w:hyperlink r:id="rId26">
+              <w:r>
+                <w:rPr>
+                  <w:rFonts w:ascii="Arial" w:hAnsi="Arial" w:eastAsia="Arial" w:cs="Arial"/>
+                  <w:color w:val="0B5CAD"/>
+                  <w:sz w:val="17"/>
+                  <w:u w:val="single"/>
+                </w:rPr>
+                <w:t xml:space="preserve">El Peruano</w:t>
+              </w:r>
+            </w:hyperlink>
+            <w:r>
+              <w:rPr>
+                <w:rFonts w:ascii="Arial" w:hAnsi="Arial" w:eastAsia="Arial"/>
+                <w:b w:val="0"/>
+                <w:i w:val="0"/>
+                <w:color w:val="5B6880"/>
+                <w:sz w:val="17"/>
+              </w:rPr>
+              <w:t xml:space="preserve">   ·   </w:t>
+            </w:r>
+            <w:hyperlink r:id="rId27">
+              <w:r>
+                <w:rPr>
+                  <w:rFonts w:ascii="Arial" w:hAnsi="Arial" w:eastAsia="Arial" w:cs="Arial"/>
+                  <w:color w:val="0B5CAD"/>
+                  <w:sz w:val="17"/>
+                  <w:u w:val="single"/>
+                </w:rPr>
+                <w:t xml:space="preserve">PDF</w:t>
+              </w:r>
+            </w:hyperlink>
+          </w:p>
+        </w:tc>
+      </w:tr>
+    </w:tbl>
+    <w:p>
+      <w:pPr>
+        <w:spacing w:before="0" w:after="120" w:line="276" w:lineRule="auto"/>
+      </w:pPr>
+    </w:p>
+    <w:tbl>
+      <w:tblPr>
+        <w:tblW w:type="auto" w:w="0"/>
+        <w:tblLook w:firstColumn="1" w:firstRow="1" w:lastColumn="0" w:lastRow="0" w:noHBand="0" w:noVBand="1" w:val="04A0"/>
+        <w:tblBorders>
+          <w:top w:val="single" w:sz="4" w:space="0" w:color="C9D2DF"/>
+          <w:left w:val="single" w:sz="4" w:space="0" w:color="C9D2DF"/>
+          <w:bottom w:val="single" w:sz="4" w:space="0" w:color="C9D2DF"/>
+          <w:right w:val="single" w:sz="4" w:space="0" w:color="C9D2DF"/>
+          <w:insideH w:val="single" w:sz="4" w:space="0" w:color="C9D2DF"/>
+          <w:insideV w:val="single" w:sz="4" w:space="0" w:color="C9D2DF"/>
+        </w:tblBorders>
+        <w:tblLayout w:type="fixed"/>
+        <w:tblCellMar>
+          <w:top w:w="50" w:type="dxa"/>
+          <w:bottom w:w="50" w:type="dxa"/>
+          <w:left w:w="100" w:type="dxa"/>
+          <w:right w:w="100" w:type="dxa"/>
+        </w:tblCellMar>
+      </w:tblPr>
+      <w:tblGrid>
+        <w:gridCol w:w="4706"/>
+        <w:gridCol w:w="4706"/>
+      </w:tblGrid>
+      <w:tr>
+        <w:trPr>
+          <w:cantSplit/>
+        </w:trPr>
+        <w:tc>
+          <w:tcPr>
+            <w:tcW w:type="dxa" w:w="7370"/>
+            <w:gridSpan w:val="2"/>
+            <w:shd w:val="clear" w:color="auto" w:fill="E8F0FA"/>
+            <w:tcBorders>
+              <w:left w:val="single" w:sz="30" w:space="0" w:color="EB6834"/>
+            </w:tcBorders>
+          </w:tcPr>
+          <w:p>
+            <w:pPr>
+              <w:spacing w:before="20" w:after="20" w:line="264" w:lineRule="auto"/>
+            </w:pPr>
+            <w:r>
+              <w:rPr>
+                <w:rFonts w:ascii="Arial" w:hAnsi="Arial" w:eastAsia="Arial"/>
+                <w:b/>
+                <w:i w:val="0"/>
+                <w:color w:val="0A2F5C"/>
+                <w:sz w:val="19"/>
+              </w:rPr>
+              <w:t>3.  RESOLUCIÓN N° 000213-2026-DV-PE</w:t>
             </w:r>
           </w:p>
         </w:tc>
@@ -2645,425 +3064,6 @@
                 <w:sz w:val="18"/>
               </w:rPr>
               <w:t>S/ 1’059,000.00</w:t>
-            </w:r>
-          </w:p>
-        </w:tc>
-      </w:tr>
-      <w:tr>
-        <w:trPr>
-          <w:cantSplit/>
-        </w:trPr>
-        <w:tc>
-          <w:tcPr>
-            <w:tcW w:type="dxa" w:w="2041"/>
-            <w:shd w:val="clear" w:color="auto" w:fill="F2F5FA"/>
-          </w:tcPr>
-          <w:p>
-            <w:pPr>
-              <w:spacing w:before="20" w:after="20" w:line="264" w:lineRule="auto"/>
-            </w:pPr>
-            <w:r>
-              <w:rPr>
-                <w:rFonts w:ascii="Arial" w:hAnsi="Arial" w:eastAsia="Arial"/>
-                <w:b/>
-                <w:i w:val="0"/>
-                <w:color w:val="0A2F5C"/>
-                <w:sz w:val="17"/>
-              </w:rPr>
-              <w:t>Enlaces</w:t>
-            </w:r>
-          </w:p>
-        </w:tc>
-        <w:tc>
-          <w:tcPr>
-            <w:tcW w:type="dxa" w:w="7370"/>
-          </w:tcPr>
-          <w:p>
-            <w:pPr>
-              <w:spacing w:before="20" w:after="20" w:line="264" w:lineRule="auto"/>
-            </w:pPr>
-            <w:hyperlink r:id="rId12">
-              <w:r>
-                <w:rPr>
-                  <w:rFonts w:ascii="Arial" w:hAnsi="Arial" w:eastAsia="Arial" w:cs="Arial"/>
-                  <w:color w:val="0B5CAD"/>
-                  <w:sz w:val="17"/>
-                  <w:u w:val="single"/>
-                </w:rPr>
-                <w:t xml:space="preserve">Texto completo</w:t>
-              </w:r>
-            </w:hyperlink>
-            <w:r>
-              <w:rPr>
-                <w:rFonts w:ascii="Arial" w:hAnsi="Arial" w:eastAsia="Arial"/>
-                <w:b w:val="0"/>
-                <w:i w:val="0"/>
-                <w:color w:val="5B6880"/>
-                <w:sz w:val="17"/>
-              </w:rPr>
-              <w:t xml:space="preserve">   ·   </w:t>
-            </w:r>
-            <w:hyperlink r:id="rId26">
-              <w:r>
-                <w:rPr>
-                  <w:rFonts w:ascii="Arial" w:hAnsi="Arial" w:eastAsia="Arial" w:cs="Arial"/>
-                  <w:color w:val="0B5CAD"/>
-                  <w:sz w:val="17"/>
-                  <w:u w:val="single"/>
-                </w:rPr>
-                <w:t xml:space="preserve">El Peruano</w:t>
-              </w:r>
-            </w:hyperlink>
-            <w:r>
-              <w:rPr>
-                <w:rFonts w:ascii="Arial" w:hAnsi="Arial" w:eastAsia="Arial"/>
-                <w:b w:val="0"/>
-                <w:i w:val="0"/>
-                <w:color w:val="5B6880"/>
-                <w:sz w:val="17"/>
-              </w:rPr>
-              <w:t xml:space="preserve">   ·   </w:t>
-            </w:r>
-            <w:hyperlink r:id="rId27">
-              <w:r>
-                <w:rPr>
-                  <w:rFonts w:ascii="Arial" w:hAnsi="Arial" w:eastAsia="Arial" w:cs="Arial"/>
-                  <w:color w:val="0B5CAD"/>
-                  <w:sz w:val="17"/>
-                  <w:u w:val="single"/>
-                </w:rPr>
-                <w:t xml:space="preserve">PDF</w:t>
-              </w:r>
-            </w:hyperlink>
-          </w:p>
-        </w:tc>
-      </w:tr>
-    </w:tbl>
-    <w:p>
-      <w:pPr>
-        <w:spacing w:before="0" w:after="120" w:line="276" w:lineRule="auto"/>
-      </w:pPr>
-    </w:p>
-    <w:tbl>
-      <w:tblPr>
-        <w:tblW w:type="auto" w:w="0"/>
-        <w:tblLook w:firstColumn="1" w:firstRow="1" w:lastColumn="0" w:lastRow="0" w:noHBand="0" w:noVBand="1" w:val="04A0"/>
-        <w:tblBorders>
-          <w:top w:val="single" w:sz="4" w:space="0" w:color="C9D2DF"/>
-          <w:left w:val="single" w:sz="4" w:space="0" w:color="C9D2DF"/>
-          <w:bottom w:val="single" w:sz="4" w:space="0" w:color="C9D2DF"/>
-          <w:right w:val="single" w:sz="4" w:space="0" w:color="C9D2DF"/>
-          <w:insideH w:val="single" w:sz="4" w:space="0" w:color="C9D2DF"/>
-          <w:insideV w:val="single" w:sz="4" w:space="0" w:color="C9D2DF"/>
-        </w:tblBorders>
-        <w:tblLayout w:type="fixed"/>
-        <w:tblCellMar>
-          <w:top w:w="50" w:type="dxa"/>
-          <w:bottom w:w="50" w:type="dxa"/>
-          <w:left w:w="100" w:type="dxa"/>
-          <w:right w:w="100" w:type="dxa"/>
-        </w:tblCellMar>
-      </w:tblPr>
-      <w:tblGrid>
-        <w:gridCol w:w="4706"/>
-        <w:gridCol w:w="4706"/>
-      </w:tblGrid>
-      <w:tr>
-        <w:trPr>
-          <w:cantSplit/>
-        </w:trPr>
-        <w:tc>
-          <w:tcPr>
-            <w:tcW w:type="dxa" w:w="7370"/>
-            <w:gridSpan w:val="2"/>
-            <w:shd w:val="clear" w:color="auto" w:fill="E8F0FA"/>
-            <w:tcBorders>
-              <w:left w:val="single" w:sz="30" w:space="0" w:color="EB6834"/>
-            </w:tcBorders>
-          </w:tcPr>
-          <w:p>
-            <w:pPr>
-              <w:spacing w:before="20" w:after="20" w:line="264" w:lineRule="auto"/>
-            </w:pPr>
-            <w:r>
-              <w:rPr>
-                <w:rFonts w:ascii="Arial" w:hAnsi="Arial" w:eastAsia="Arial"/>
-                <w:b/>
-                <w:i w:val="0"/>
-                <w:color w:val="0A2F5C"/>
-                <w:sz w:val="19"/>
-              </w:rPr>
-              <w:t>3.  RESOLUCIÓN N° 000212-2026-DV-PE</w:t>
-            </w:r>
-          </w:p>
-        </w:tc>
-      </w:tr>
-      <w:tr>
-        <w:trPr>
-          <w:cantSplit/>
-        </w:trPr>
-        <w:tc>
-          <w:tcPr>
-            <w:tcW w:type="dxa" w:w="2041"/>
-            <w:shd w:val="clear" w:color="auto" w:fill="F2F5FA"/>
-          </w:tcPr>
-          <w:p>
-            <w:pPr>
-              <w:spacing w:before="20" w:after="20" w:line="264" w:lineRule="auto"/>
-            </w:pPr>
-            <w:r>
-              <w:rPr>
-                <w:rFonts w:ascii="Arial" w:hAnsi="Arial" w:eastAsia="Arial"/>
-                <w:b/>
-                <w:i w:val="0"/>
-                <w:color w:val="0A2F5C"/>
-                <w:sz w:val="17"/>
-              </w:rPr>
-              <w:t>Entidad emisora</w:t>
-            </w:r>
-          </w:p>
-        </w:tc>
-        <w:tc>
-          <w:tcPr>
-            <w:tcW w:type="dxa" w:w="7370"/>
-          </w:tcPr>
-          <w:p>
-            <w:pPr>
-              <w:spacing w:before="20" w:after="20" w:line="264" w:lineRule="auto"/>
-            </w:pPr>
-            <w:r>
-              <w:rPr>
-                <w:rFonts w:ascii="Arial" w:hAnsi="Arial" w:eastAsia="Arial"/>
-                <w:b w:val="0"/>
-                <w:i w:val="0"/>
-                <w:sz w:val="18"/>
-              </w:rPr>
-              <w:t>COMISIÓN NACIONAL PARA EL DESARROLLO Y VIDA SIN DROGAS</w:t>
-            </w:r>
-          </w:p>
-        </w:tc>
-      </w:tr>
-      <w:tr>
-        <w:trPr>
-          <w:cantSplit/>
-        </w:trPr>
-        <w:tc>
-          <w:tcPr>
-            <w:tcW w:type="dxa" w:w="2041"/>
-            <w:shd w:val="clear" w:color="auto" w:fill="F2F5FA"/>
-          </w:tcPr>
-          <w:p>
-            <w:pPr>
-              <w:spacing w:before="20" w:after="20" w:line="264" w:lineRule="auto"/>
-            </w:pPr>
-            <w:r>
-              <w:rPr>
-                <w:rFonts w:ascii="Arial" w:hAnsi="Arial" w:eastAsia="Arial"/>
-                <w:b/>
-                <w:i w:val="0"/>
-                <w:color w:val="0A2F5C"/>
-                <w:sz w:val="17"/>
-              </w:rPr>
-              <w:t>Publicación</w:t>
-            </w:r>
-          </w:p>
-        </w:tc>
-        <w:tc>
-          <w:tcPr>
-            <w:tcW w:type="dxa" w:w="7370"/>
-          </w:tcPr>
-          <w:p>
-            <w:pPr>
-              <w:spacing w:before="20" w:after="20" w:line="264" w:lineRule="auto"/>
-            </w:pPr>
-            <w:r>
-              <w:rPr>
-                <w:rFonts w:ascii="Arial" w:hAnsi="Arial" w:eastAsia="Arial"/>
-                <w:b w:val="0"/>
-                <w:i w:val="0"/>
-                <w:sz w:val="18"/>
-              </w:rPr>
-              <w:t>30/09/2026 · Edición extraordinaria</w:t>
-            </w:r>
-          </w:p>
-        </w:tc>
-      </w:tr>
-      <w:tr>
-        <w:trPr>
-          <w:cantSplit/>
-        </w:trPr>
-        <w:tc>
-          <w:tcPr>
-            <w:tcW w:type="dxa" w:w="2041"/>
-            <w:shd w:val="clear" w:color="auto" w:fill="F2F5FA"/>
-          </w:tcPr>
-          <w:p>
-            <w:pPr>
-              <w:spacing w:before="20" w:after="20" w:line="264" w:lineRule="auto"/>
-            </w:pPr>
-            <w:r>
-              <w:rPr>
-                <w:rFonts w:ascii="Arial" w:hAnsi="Arial" w:eastAsia="Arial"/>
-                <w:b/>
-                <w:i w:val="0"/>
-                <w:color w:val="0A2F5C"/>
-                <w:sz w:val="17"/>
-              </w:rPr>
-              <w:t>Temas</w:t>
-            </w:r>
-          </w:p>
-        </w:tc>
-        <w:tc>
-          <w:tcPr>
-            <w:tcW w:type="dxa" w:w="7370"/>
-          </w:tcPr>
-          <w:p>
-            <w:pPr>
-              <w:spacing w:before="20" w:after="20" w:line="264" w:lineRule="auto"/>
-            </w:pPr>
-            <w:r>
-              <w:rPr>
-                <w:rFonts w:ascii="Arial" w:hAnsi="Arial" w:eastAsia="Arial"/>
-                <w:b w:val="0"/>
-                <w:i w:val="0"/>
-                <w:sz w:val="18"/>
-              </w:rPr>
-              <w:t>Normatividad presupuestal</w:t>
-            </w:r>
-          </w:p>
-        </w:tc>
-      </w:tr>
-      <w:tr>
-        <w:trPr>
-          <w:cantSplit/>
-        </w:trPr>
-        <w:tc>
-          <w:tcPr>
-            <w:tcW w:type="dxa" w:w="2041"/>
-            <w:shd w:val="clear" w:color="auto" w:fill="F2F5FA"/>
-          </w:tcPr>
-          <w:p>
-            <w:pPr>
-              <w:spacing w:before="20" w:after="20" w:line="264" w:lineRule="auto"/>
-            </w:pPr>
-            <w:r>
-              <w:rPr>
-                <w:rFonts w:ascii="Arial" w:hAnsi="Arial" w:eastAsia="Arial"/>
-                <w:b/>
-                <w:i w:val="0"/>
-                <w:color w:val="0A2F5C"/>
-                <w:sz w:val="17"/>
-              </w:rPr>
-              <w:t>Sumilla</w:t>
-            </w:r>
-          </w:p>
-        </w:tc>
-        <w:tc>
-          <w:tcPr>
-            <w:tcW w:type="dxa" w:w="7370"/>
-          </w:tcPr>
-          <w:p>
-            <w:pPr>
-              <w:spacing w:before="20" w:after="20" w:line="264" w:lineRule="auto"/>
-            </w:pPr>
-            <w:r>
-              <w:rPr>
-                <w:rFonts w:ascii="Arial" w:hAnsi="Arial" w:eastAsia="Arial"/>
-                <w:b w:val="0"/>
-                <w:i w:val="0"/>
-                <w:sz w:val="18"/>
-              </w:rPr>
-              <w:t>Autorizan transferencia financiera para financiar actividad a favor de la Comisión Nacional de Investigación y Desarrollo Aeroespacial - CONIDA</w:t>
-            </w:r>
-          </w:p>
-        </w:tc>
-      </w:tr>
-      <w:tr>
-        <w:trPr>
-          <w:cantSplit/>
-        </w:trPr>
-        <w:tc>
-          <w:tcPr>
-            <w:tcW w:type="dxa" w:w="2041"/>
-            <w:shd w:val="clear" w:color="auto" w:fill="F2F5FA"/>
-          </w:tcPr>
-          <w:p>
-            <w:pPr>
-              <w:spacing w:before="20" w:after="20" w:line="264" w:lineRule="auto"/>
-            </w:pPr>
-            <w:r>
-              <w:rPr>
-                <w:rFonts w:ascii="Arial" w:hAnsi="Arial" w:eastAsia="Arial"/>
-                <w:b/>
-                <w:i w:val="0"/>
-                <w:color w:val="0A2F5C"/>
-                <w:sz w:val="17"/>
-              </w:rPr>
-              <w:t>Disposición principal</w:t>
-            </w:r>
-          </w:p>
-        </w:tc>
-        <w:tc>
-          <w:tcPr>
-            <w:tcW w:type="dxa" w:w="7370"/>
-          </w:tcPr>
-          <w:p>
-            <w:pPr>
-              <w:spacing w:before="20" w:after="20" w:line="264" w:lineRule="auto"/>
-            </w:pPr>
-            <w:r>
-              <w:rPr>
-                <w:rFonts w:ascii="Arial" w:hAnsi="Arial" w:eastAsia="Arial"/>
-                <w:b w:val="0"/>
-                <w:i w:val="0"/>
-                <w:sz w:val="18"/>
-              </w:rPr>
-              <w:t>Artículo Primero.- AUTORIZAR la transferencia financiera hasta por la suma total de CUATROCIENTOS OCHENTA Y OCHO MIL Y 00/100 SOLES (S/ 488,000.00), para financiar la Actividad a favor de la entidad ejecutora que se detalla en el Anexo N° 1, que forma parte integrante de la presente resolución. Artículo Segundo.- DISPONER que la transferencia financiera autorizada por el Artículo Primero, se realice con cargo al presupuesto del año fiscal 2026 del Pliego 012: Comisión Nacional para el Desarrollo y Vida sin Drogas, correspondiente a la fuente de financiamiento “Recursos Ordinarios”. Artículo Tercero.- RATIFICAR que la entidad ejecutora, bajo responsabilidad, sólo destinará los recursos…</w:t>
-            </w:r>
-          </w:p>
-        </w:tc>
-      </w:tr>
-      <w:tr>
-        <w:trPr>
-          <w:cantSplit/>
-        </w:trPr>
-        <w:tc>
-          <w:tcPr>
-            <w:tcW w:type="dxa" w:w="2041"/>
-            <w:shd w:val="clear" w:color="auto" w:fill="F2F5FA"/>
-          </w:tcPr>
-          <w:p>
-            <w:pPr>
-              <w:spacing w:before="20" w:after="20" w:line="264" w:lineRule="auto"/>
-            </w:pPr>
-            <w:r>
-              <w:rPr>
-                <w:rFonts w:ascii="Arial" w:hAnsi="Arial" w:eastAsia="Arial"/>
-                <w:b/>
-                <w:i w:val="0"/>
-                <w:color w:val="0A2F5C"/>
-                <w:sz w:val="17"/>
-              </w:rPr>
-              <w:t>Montos citados</w:t>
-            </w:r>
-          </w:p>
-        </w:tc>
-        <w:tc>
-          <w:tcPr>
-            <w:tcW w:type="dxa" w:w="7370"/>
-          </w:tcPr>
-          <w:p>
-            <w:pPr>
-              <w:spacing w:before="20" w:after="20" w:line="264" w:lineRule="auto"/>
-            </w:pPr>
-            <w:r>
-              <w:rPr>
-                <w:rFonts w:ascii="Arial" w:hAnsi="Arial" w:eastAsia="Arial"/>
-                <w:b w:val="0"/>
-                <w:i w:val="0"/>
-                <w:sz w:val="18"/>
-              </w:rPr>
-              <w:t>S/ 488,000.00</w:t>
             </w:r>
           </w:p>
         </w:tc>
@@ -5094,6 +5094,96 @@
                 <w:color w:val="0A2F5C"/>
                 <w:sz w:val="17"/>
               </w:rPr>
+              <w:t>Disposición principal</w:t>
+            </w:r>
+          </w:p>
+        </w:tc>
+        <w:tc>
+          <w:tcPr>
+            <w:tcW w:type="dxa" w:w="7370"/>
+          </w:tcPr>
+          <w:p>
+            <w:pPr>
+              <w:spacing w:before="20" w:after="20" w:line="264" w:lineRule="auto"/>
+            </w:pPr>
+            <w:r>
+              <w:rPr>
+                <w:rFonts w:ascii="Arial" w:hAnsi="Arial" w:eastAsia="Arial"/>
+                <w:b w:val="0"/>
+                <w:i w:val="0"/>
+                <w:sz w:val="18"/>
+              </w:rPr>
+              <w:t>Artículo 1.- Objeto Se autoriza una Transferencia de Partidas en el Presupuesto del Sector Público para el Año Fiscal 2026, hasta por la suma de S/ 1 319 000,00 (UN MILLÓN TRESCIENTOS DIECINUEVE MIL Y 00/100 SOLES), por la fuente de financiamiento Recursos Ordinarios, a favor de la Defensoría del Pueblo, para financiar los gastos asociados a la supervisión nacional de las elecciones regionales y municipales 2026 (primera vuelta), en el marco del literal c) del numeral 17.1 y del numeral 17.2 del artículo 17 de la Ley Nº 32513, Ley de Presupuesto del Sector Público para el Año Fiscal 2026, con cargo a la Reserva de Contingencia del Ministerio de Economía y Finanzas, de acuerdo con el…</w:t>
+            </w:r>
+          </w:p>
+        </w:tc>
+      </w:tr>
+      <w:tr>
+        <w:trPr>
+          <w:cantSplit/>
+        </w:trPr>
+        <w:tc>
+          <w:tcPr>
+            <w:tcW w:type="dxa" w:w="2041"/>
+            <w:shd w:val="clear" w:color="auto" w:fill="F2F5FA"/>
+          </w:tcPr>
+          <w:p>
+            <w:pPr>
+              <w:spacing w:before="20" w:after="20" w:line="264" w:lineRule="auto"/>
+            </w:pPr>
+            <w:r>
+              <w:rPr>
+                <w:rFonts w:ascii="Arial" w:hAnsi="Arial" w:eastAsia="Arial"/>
+                <w:b/>
+                <w:i w:val="0"/>
+                <w:color w:val="0A2F5C"/>
+                <w:sz w:val="17"/>
+              </w:rPr>
+              <w:t>Montos citados</w:t>
+            </w:r>
+          </w:p>
+        </w:tc>
+        <w:tc>
+          <w:tcPr>
+            <w:tcW w:type="dxa" w:w="7370"/>
+          </w:tcPr>
+          <w:p>
+            <w:pPr>
+              <w:spacing w:before="20" w:after="20" w:line="264" w:lineRule="auto"/>
+            </w:pPr>
+            <w:r>
+              <w:rPr>
+                <w:rFonts w:ascii="Arial" w:hAnsi="Arial" w:eastAsia="Arial"/>
+                <w:b w:val="0"/>
+                <w:i w:val="0"/>
+                <w:sz w:val="18"/>
+              </w:rPr>
+              <w:t>S/ 1 319 000,00</w:t>
+            </w:r>
+          </w:p>
+        </w:tc>
+      </w:tr>
+      <w:tr>
+        <w:trPr>
+          <w:cantSplit/>
+        </w:trPr>
+        <w:tc>
+          <w:tcPr>
+            <w:tcW w:type="dxa" w:w="2041"/>
+            <w:shd w:val="clear" w:color="auto" w:fill="F2F5FA"/>
+          </w:tcPr>
+          <w:p>
+            <w:pPr>
+              <w:spacing w:before="20" w:after="20" w:line="264" w:lineRule="auto"/>
+            </w:pPr>
+            <w:r>
+              <w:rPr>
+                <w:rFonts w:ascii="Arial" w:hAnsi="Arial" w:eastAsia="Arial"/>
+                <w:b/>
+                <w:i w:val="0"/>
+                <w:color w:val="0A2F5C"/>
+                <w:sz w:val="17"/>
+              </w:rPr>
               <w:t>Enlaces</w:t>
             </w:r>
           </w:p>
@@ -5398,96 +5488,6 @@
                 <w:sz w:val="18"/>
               </w:rPr>
               <w:t>Autorizan transferencia financiera a favor de la Municipalidad Provincial de Melgar</w:t>
-            </w:r>
-          </w:p>
-        </w:tc>
-      </w:tr>
-      <w:tr>
-        <w:trPr>
-          <w:cantSplit/>
-        </w:trPr>
-        <w:tc>
-          <w:tcPr>
-            <w:tcW w:type="dxa" w:w="2041"/>
-            <w:shd w:val="clear" w:color="auto" w:fill="F2F5FA"/>
-          </w:tcPr>
-          <w:p>
-            <w:pPr>
-              <w:spacing w:before="20" w:after="20" w:line="264" w:lineRule="auto"/>
-            </w:pPr>
-            <w:r>
-              <w:rPr>
-                <w:rFonts w:ascii="Arial" w:hAnsi="Arial" w:eastAsia="Arial"/>
-                <w:b/>
-                <w:i w:val="0"/>
-                <w:color w:val="0A2F5C"/>
-                <w:sz w:val="17"/>
-              </w:rPr>
-              <w:t>Disposición principal</w:t>
-            </w:r>
-          </w:p>
-        </w:tc>
-        <w:tc>
-          <w:tcPr>
-            <w:tcW w:type="dxa" w:w="7370"/>
-          </w:tcPr>
-          <w:p>
-            <w:pPr>
-              <w:spacing w:before="20" w:after="20" w:line="264" w:lineRule="auto"/>
-            </w:pPr>
-            <w:r>
-              <w:rPr>
-                <w:rFonts w:ascii="Arial" w:hAnsi="Arial" w:eastAsia="Arial"/>
-                <w:b w:val="0"/>
-                <w:i w:val="0"/>
-                <w:sz w:val="18"/>
-              </w:rPr>
-              <w:t>Artículo Primero.- AUTORIZAR la transferencia financiera del Pliego 458: Gobierno Regional de Puno, a favor de la Municipalidad Provincial de Melgar, conforme al siguiente detalle: ENTIDAD BENEFICIARIA PROYECTO IOARR Y/O ACTIVIDAD CUI MONTO MUNICIPALIDAD PROVINCIAL DE MELGAR REPARACIÓN DE VÍAS VECINALES; EN EL(LA) RUTA R2108051 (EMP. PU-665 DIEGO TAPARA - CHILLIHUA - EMP. R2108049); R2108049 (EMP. R2108051 - QUENAMARI - ABRA PUCACCATA - EMP. PU-512); Y PU-666 (EMP. R2108051 - PAMPA LACAYA - EMP. CU-1421 (L. D. CUSCO)), DEL DISTRITO DE NUÑOA, PROVINCIA MELGAR, DEPARTAMENTO PUNO 2740707 S/ 227 569,00 Artículo Segundo.- ENCARGAR a la Gerencia General Regional que, a través de los órganos de…</w:t>
-            </w:r>
-          </w:p>
-        </w:tc>
-      </w:tr>
-      <w:tr>
-        <w:trPr>
-          <w:cantSplit/>
-        </w:trPr>
-        <w:tc>
-          <w:tcPr>
-            <w:tcW w:type="dxa" w:w="2041"/>
-            <w:shd w:val="clear" w:color="auto" w:fill="F2F5FA"/>
-          </w:tcPr>
-          <w:p>
-            <w:pPr>
-              <w:spacing w:before="20" w:after="20" w:line="264" w:lineRule="auto"/>
-            </w:pPr>
-            <w:r>
-              <w:rPr>
-                <w:rFonts w:ascii="Arial" w:hAnsi="Arial" w:eastAsia="Arial"/>
-                <w:b/>
-                <w:i w:val="0"/>
-                <w:color w:val="0A2F5C"/>
-                <w:sz w:val="17"/>
-              </w:rPr>
-              <w:t>Montos citados</w:t>
-            </w:r>
-          </w:p>
-        </w:tc>
-        <w:tc>
-          <w:tcPr>
-            <w:tcW w:type="dxa" w:w="7370"/>
-          </w:tcPr>
-          <w:p>
-            <w:pPr>
-              <w:spacing w:before="20" w:after="20" w:line="264" w:lineRule="auto"/>
-            </w:pPr>
-            <w:r>
-              <w:rPr>
-                <w:rFonts w:ascii="Arial" w:hAnsi="Arial" w:eastAsia="Arial"/>
-                <w:b w:val="0"/>
-                <w:i w:val="0"/>
-                <w:sz w:val="18"/>
-              </w:rPr>
-              <w:t>S/ 227 569,00</w:t>
             </w:r>
           </w:p>
         </w:tc>
